--- a/InstruccionesChatGpt_Word/InstruccionesChatGpt_Word_013_Paletas.docx
+++ b/InstruccionesChatGpt_Word/InstruccionesChatGpt_Word_013_Paletas.docx
@@ -2501,25 +2501,7 @@
           <w:sz w:val="24"/>
           <w:szCs w:val="24"/>
         </w:rPr>
-        <w:t xml:space="preserve"> técnica low </w:t>
-      </w:r>
-      <w:proofErr w:type="spellStart"/>
-      <w:r>
-        <w:rPr>
-          <w:color w:val="000000" w:themeColor="text1"/>
-          <w:sz w:val="24"/>
-          <w:szCs w:val="24"/>
-        </w:rPr>
-        <w:t>poly</w:t>
-      </w:r>
-      <w:proofErr w:type="spellEnd"/>
-      <w:r>
-        <w:rPr>
-          <w:color w:val="000000" w:themeColor="text1"/>
-          <w:sz w:val="24"/>
-          <w:szCs w:val="24"/>
-        </w:rPr>
-        <w:t xml:space="preserve"> y estética </w:t>
+        <w:t xml:space="preserve"> técnica low poly y estética </w:t>
       </w:r>
       <w:r>
         <w:rPr>
@@ -2527,25 +2509,7 @@
           <w:sz w:val="24"/>
           <w:szCs w:val="24"/>
         </w:rPr>
-        <w:t>bento-</w:t>
-      </w:r>
-      <w:proofErr w:type="spellStart"/>
-      <w:r>
-        <w:rPr>
-          <w:color w:val="000000" w:themeColor="text1"/>
-          <w:sz w:val="24"/>
-          <w:szCs w:val="24"/>
-        </w:rPr>
-        <w:t>pixelart</w:t>
-      </w:r>
-      <w:proofErr w:type="spellEnd"/>
-      <w:r>
-        <w:rPr>
-          <w:color w:val="000000" w:themeColor="text1"/>
-          <w:sz w:val="24"/>
-          <w:szCs w:val="24"/>
-        </w:rPr>
-        <w:t>.</w:t>
+        <w:t>bento-pixelart.</w:t>
       </w:r>
     </w:p>
     <w:p>
@@ -2649,25 +2613,7 @@
           <w:sz w:val="24"/>
           <w:szCs w:val="24"/>
         </w:rPr>
-        <w:t xml:space="preserve">En base a esa emoción se generarán el color y los </w:t>
-      </w:r>
-      <w:proofErr w:type="spellStart"/>
-      <w:r>
-        <w:rPr>
-          <w:color w:val="000000" w:themeColor="text1"/>
-          <w:sz w:val="24"/>
-          <w:szCs w:val="24"/>
-        </w:rPr>
-        <w:t>shaders</w:t>
-      </w:r>
-      <w:proofErr w:type="spellEnd"/>
-      <w:r>
-        <w:rPr>
-          <w:color w:val="000000" w:themeColor="text1"/>
-          <w:sz w:val="24"/>
-          <w:szCs w:val="24"/>
-        </w:rPr>
-        <w:t xml:space="preserve"> teniendo en cuenta la teoría de color </w:t>
+        <w:t xml:space="preserve">En base a esa emoción se generarán el color y los shaders teniendo en cuenta la teoría de color </w:t>
       </w:r>
       <w:r>
         <w:rPr>
@@ -2723,7 +2669,23 @@
           <w:sz w:val="24"/>
           <w:szCs w:val="24"/>
         </w:rPr>
-        <w:t xml:space="preserve">Se decidieron sensaciones NO comunes </w:t>
+        <w:t xml:space="preserve">Se decidieron </w:t>
+      </w:r>
+      <w:r>
+        <w:rPr>
+          <w:color w:val="000000" w:themeColor="text1"/>
+          <w:sz w:val="24"/>
+          <w:szCs w:val="24"/>
+        </w:rPr>
+        <w:t xml:space="preserve">8 </w:t>
+      </w:r>
+      <w:r>
+        <w:rPr>
+          <w:color w:val="000000" w:themeColor="text1"/>
+          <w:sz w:val="24"/>
+          <w:szCs w:val="24"/>
+        </w:rPr>
+        <w:t xml:space="preserve">sensaciones NO comunes </w:t>
       </w:r>
       <w:r>
         <w:rPr>
@@ -2739,29 +2701,21 @@
           <w:sz w:val="24"/>
           <w:szCs w:val="24"/>
         </w:rPr>
-        <w:t xml:space="preserve"> obvias. </w:t>
+        <w:t xml:space="preserve"> obvias</w:t>
       </w:r>
-      <w:proofErr w:type="spellStart"/>
       <w:r>
         <w:rPr>
           <w:color w:val="000000" w:themeColor="text1"/>
           <w:sz w:val="24"/>
           <w:szCs w:val="24"/>
         </w:rPr>
-        <w:t>Asi</w:t>
-      </w:r>
-      <w:proofErr w:type="spellEnd"/>
-      <w:r>
-        <w:rPr>
-          <w:color w:val="000000" w:themeColor="text1"/>
-          <w:sz w:val="24"/>
-          <w:szCs w:val="24"/>
-        </w:rPr>
-        <w:t xml:space="preserve">: </w:t>
+        <w:t xml:space="preserve">, las cuales  fueron: </w:t>
       </w:r>
     </w:p>
     <w:p>
       <w:pPr>
+        <w:pStyle w:val="Prrafodelista"/>
+        <w:ind w:left="1560"/>
         <w:jc w:val="both"/>
         <w:rPr>
           <w:color w:val="000000" w:themeColor="text1"/>
@@ -2769,6 +2723,14 @@
           <w:szCs w:val="24"/>
         </w:rPr>
       </w:pPr>
+      <w:r>
+        <w:rPr>
+          <w:color w:val="000000" w:themeColor="text1"/>
+          <w:sz w:val="24"/>
+          <w:szCs w:val="24"/>
+        </w:rPr>
+        <w:t>Descanso, Fantasía, odio, Barato,Envidia, infidelidad, cortesia y feo; sus paletas de color están definidas en las reglas.</w:t>
+      </w:r>
     </w:p>
     <w:p>
       <w:pPr>
@@ -2842,3222 +2804,6 @@
     </w:p>
     <w:p>
       <w:pPr>
-        <w:jc w:val="both"/>
-        <w:rPr>
-          <w:color w:val="000000" w:themeColor="text1"/>
-          <w:sz w:val="24"/>
-          <w:szCs w:val="24"/>
-        </w:rPr>
-      </w:pPr>
-    </w:p>
-    <w:p>
-      <w:pPr>
-        <w:jc w:val="both"/>
-        <w:rPr>
-          <w:color w:val="000000" w:themeColor="text1"/>
-          <w:sz w:val="24"/>
-          <w:szCs w:val="24"/>
-        </w:rPr>
-      </w:pPr>
-    </w:p>
-    <w:tbl>
-      <w:tblPr>
-        <w:tblStyle w:val="Tablaconcuadrcula"/>
-        <w:tblW w:w="0" w:type="auto"/>
-        <w:tblInd w:w="-5" w:type="dxa"/>
-        <w:tblLayout w:type="fixed"/>
-        <w:tblLook w:val="04A0" w:firstRow="1" w:lastRow="0" w:firstColumn="1" w:lastColumn="0" w:noHBand="0" w:noVBand="1"/>
-      </w:tblPr>
-      <w:tblGrid>
-        <w:gridCol w:w="2127"/>
-        <w:gridCol w:w="1275"/>
-        <w:gridCol w:w="851"/>
-        <w:gridCol w:w="1984"/>
-        <w:gridCol w:w="1223"/>
-        <w:gridCol w:w="1039"/>
-      </w:tblGrid>
-      <w:tr>
-        <w:trPr>
-          <w:trHeight w:val="488"/>
-        </w:trPr>
-        <w:tc>
-          <w:tcPr>
-            <w:tcW w:w="4253" w:type="dxa"/>
-            <w:gridSpan w:val="3"/>
-            <w:vAlign w:val="center"/>
-          </w:tcPr>
-          <w:p>
-            <w:pPr>
-              <w:jc w:val="center"/>
-              <w:rPr>
-                <w:b/>
-                <w:bCs/>
-                <w:sz w:val="32"/>
-                <w:szCs w:val="32"/>
-              </w:rPr>
-            </w:pPr>
-            <w:r>
-              <w:rPr>
-                <w:b/>
-                <w:bCs/>
-                <w:sz w:val="32"/>
-                <w:szCs w:val="32"/>
-              </w:rPr>
-              <w:lastRenderedPageBreak/>
-              <w:t>Descanso</w:t>
-            </w:r>
-          </w:p>
-        </w:tc>
-        <w:tc>
-          <w:tcPr>
-            <w:tcW w:w="4246" w:type="dxa"/>
-            <w:gridSpan w:val="3"/>
-            <w:vAlign w:val="center"/>
-          </w:tcPr>
-          <w:p>
-            <w:pPr>
-              <w:jc w:val="center"/>
-              <w:rPr>
-                <w:b/>
-                <w:bCs/>
-                <w:sz w:val="32"/>
-                <w:szCs w:val="32"/>
-              </w:rPr>
-            </w:pPr>
-            <w:r>
-              <w:rPr>
-                <w:b/>
-                <w:bCs/>
-                <w:sz w:val="32"/>
-                <w:szCs w:val="32"/>
-              </w:rPr>
-              <w:t>Fantasía</w:t>
-            </w:r>
-          </w:p>
-        </w:tc>
-      </w:tr>
-      <w:tr>
-        <w:trPr>
-          <w:trHeight w:val="798"/>
-        </w:trPr>
-        <w:tc>
-          <w:tcPr>
-            <w:tcW w:w="2127" w:type="dxa"/>
-            <w:vMerge w:val="restart"/>
-          </w:tcPr>
-          <w:p>
-            <w:pPr>
-              <w:jc w:val="both"/>
-              <w:rPr>
-                <w:color w:val="000000" w:themeColor="text1"/>
-                <w:sz w:val="24"/>
-                <w:szCs w:val="24"/>
-              </w:rPr>
-            </w:pPr>
-            <w:r>
-              <w:rPr>
-                <w:color w:val="000000" w:themeColor="text1"/>
-                <w:sz w:val="24"/>
-                <w:szCs w:val="24"/>
-              </w:rPr>
-              <w:drawing>
-                <wp:inline distT="0" distB="0" distL="0" distR="0" wp14:anchorId="7193A857" wp14:editId="38CF6945">
-                  <wp:extent cx="1209675" cy="1532792"/>
-                  <wp:effectExtent l="0" t="0" r="0" b="0"/>
-                  <wp:docPr id="8" name="Imagen 8"/>
-                  <wp:cNvGraphicFramePr>
-                    <a:graphicFrameLocks xmlns:a="http://schemas.openxmlformats.org/drawingml/2006/main" noChangeAspect="1"/>
-                  </wp:cNvGraphicFramePr>
-                  <a:graphic xmlns:a="http://schemas.openxmlformats.org/drawingml/2006/main">
-                    <a:graphicData uri="http://schemas.openxmlformats.org/drawingml/2006/picture">
-                      <pic:pic xmlns:pic="http://schemas.openxmlformats.org/drawingml/2006/picture">
-                        <pic:nvPicPr>
-                          <pic:cNvPr id="1" name=""/>
-                          <pic:cNvPicPr/>
-                        </pic:nvPicPr>
-                        <pic:blipFill>
-                          <a:blip r:embed="rId11"/>
-                          <a:stretch>
-                            <a:fillRect/>
-                          </a:stretch>
-                        </pic:blipFill>
-                        <pic:spPr>
-                          <a:xfrm>
-                            <a:off x="0" y="0"/>
-                            <a:ext cx="1209675" cy="1532792"/>
-                          </a:xfrm>
-                          <a:prstGeom prst="rect">
-                            <a:avLst/>
-                          </a:prstGeom>
-                        </pic:spPr>
-                      </pic:pic>
-                    </a:graphicData>
-                  </a:graphic>
-                </wp:inline>
-              </w:drawing>
-            </w:r>
-          </w:p>
-        </w:tc>
-        <w:tc>
-          <w:tcPr>
-            <w:tcW w:w="1275" w:type="dxa"/>
-          </w:tcPr>
-          <w:p>
-            <w:pPr>
-              <w:jc w:val="both"/>
-              <w:rPr>
-                <w:color w:val="000000" w:themeColor="text1"/>
-                <w:sz w:val="22"/>
-                <w:szCs w:val="22"/>
-              </w:rPr>
-            </w:pPr>
-            <w:r>
-              <w:rPr>
-                <w:color w:val="000000" w:themeColor="text1"/>
-                <w:sz w:val="22"/>
-                <w:szCs w:val="22"/>
-              </w:rPr>
-              <w:t>#ffff01</w:t>
-            </w:r>
-            <w:r>
-              <w:rPr>
-                <w:color w:val="000000" w:themeColor="text1"/>
-                <w:sz w:val="22"/>
-                <w:szCs w:val="22"/>
-              </w:rPr>
-              <w:t xml:space="preserve"> </w:t>
-            </w:r>
-          </w:p>
-        </w:tc>
-        <w:tc>
-          <w:tcPr>
-            <w:tcW w:w="851" w:type="dxa"/>
-          </w:tcPr>
-          <w:p>
-            <w:pPr>
-              <w:jc w:val="both"/>
-              <w:rPr>
-                <w:color w:val="000000" w:themeColor="text1"/>
-                <w:sz w:val="22"/>
-                <w:szCs w:val="22"/>
-              </w:rPr>
-            </w:pPr>
-            <w:r>
-              <w:rPr>
-                <w:color w:val="000000" w:themeColor="text1"/>
-                <w:sz w:val="22"/>
-                <w:szCs w:val="22"/>
-              </w:rPr>
-              <w:t>35%</w:t>
-            </w:r>
-          </w:p>
-        </w:tc>
-        <w:tc>
-          <w:tcPr>
-            <w:tcW w:w="1984" w:type="dxa"/>
-            <w:vMerge w:val="restart"/>
-          </w:tcPr>
-          <w:p>
-            <w:pPr>
-              <w:jc w:val="both"/>
-              <w:rPr>
-                <w:color w:val="000000" w:themeColor="text1"/>
-                <w:sz w:val="24"/>
-                <w:szCs w:val="24"/>
-              </w:rPr>
-            </w:pPr>
-            <w:r>
-              <w:rPr>
-                <w:color w:val="000000" w:themeColor="text1"/>
-                <w:sz w:val="24"/>
-                <w:szCs w:val="24"/>
-              </w:rPr>
-              <w:drawing>
-                <wp:inline distT="0" distB="0" distL="0" distR="0" wp14:anchorId="71C2D531" wp14:editId="3C44F20B">
-                  <wp:extent cx="1128395" cy="1514475"/>
-                  <wp:effectExtent l="0" t="0" r="0" b="0"/>
-                  <wp:docPr id="12" name="Imagen 12"/>
-                  <wp:cNvGraphicFramePr>
-                    <a:graphicFrameLocks xmlns:a="http://schemas.openxmlformats.org/drawingml/2006/main" noChangeAspect="1"/>
-                  </wp:cNvGraphicFramePr>
-                  <a:graphic xmlns:a="http://schemas.openxmlformats.org/drawingml/2006/main">
-                    <a:graphicData uri="http://schemas.openxmlformats.org/drawingml/2006/picture">
-                      <pic:pic xmlns:pic="http://schemas.openxmlformats.org/drawingml/2006/picture">
-                        <pic:nvPicPr>
-                          <pic:cNvPr id="1" name=""/>
-                          <pic:cNvPicPr/>
-                        </pic:nvPicPr>
-                        <pic:blipFill>
-                          <a:blip r:embed="rId12"/>
-                          <a:stretch>
-                            <a:fillRect/>
-                          </a:stretch>
-                        </pic:blipFill>
-                        <pic:spPr>
-                          <a:xfrm>
-                            <a:off x="0" y="0"/>
-                            <a:ext cx="1128395" cy="1514475"/>
-                          </a:xfrm>
-                          <a:prstGeom prst="rect">
-                            <a:avLst/>
-                          </a:prstGeom>
-                        </pic:spPr>
-                      </pic:pic>
-                    </a:graphicData>
-                  </a:graphic>
-                </wp:inline>
-              </w:drawing>
-            </w:r>
-          </w:p>
-        </w:tc>
-        <w:tc>
-          <w:tcPr>
-            <w:tcW w:w="1223" w:type="dxa"/>
-          </w:tcPr>
-          <w:p>
-            <w:pPr>
-              <w:jc w:val="both"/>
-              <w:rPr>
-                <w:color w:val="000000" w:themeColor="text1"/>
-                <w:sz w:val="24"/>
-                <w:szCs w:val="24"/>
-              </w:rPr>
-            </w:pPr>
-            <w:r>
-              <w:rPr>
-                <w:color w:val="000000" w:themeColor="text1"/>
-                <w:sz w:val="24"/>
-                <w:szCs w:val="24"/>
-              </w:rPr>
-              <w:t>#0044c6</w:t>
-            </w:r>
-          </w:p>
-        </w:tc>
-        <w:tc>
-          <w:tcPr>
-            <w:tcW w:w="1039" w:type="dxa"/>
-          </w:tcPr>
-          <w:p>
-            <w:pPr>
-              <w:jc w:val="both"/>
-              <w:rPr>
-                <w:color w:val="000000" w:themeColor="text1"/>
-                <w:sz w:val="24"/>
-                <w:szCs w:val="24"/>
-              </w:rPr>
-            </w:pPr>
-            <w:r>
-              <w:rPr>
-                <w:color w:val="000000" w:themeColor="text1"/>
-                <w:sz w:val="24"/>
-                <w:szCs w:val="24"/>
-              </w:rPr>
-              <w:t>29%</w:t>
-            </w:r>
-          </w:p>
-        </w:tc>
-      </w:tr>
-      <w:tr>
-        <w:trPr>
-          <w:trHeight w:val="607"/>
-        </w:trPr>
-        <w:tc>
-          <w:tcPr>
-            <w:tcW w:w="2127" w:type="dxa"/>
-            <w:vMerge/>
-          </w:tcPr>
-          <w:p>
-            <w:pPr>
-              <w:jc w:val="both"/>
-              <w:rPr>
-                <w:color w:val="000000" w:themeColor="text1"/>
-                <w:sz w:val="24"/>
-                <w:szCs w:val="24"/>
-              </w:rPr>
-            </w:pPr>
-          </w:p>
-        </w:tc>
-        <w:tc>
-          <w:tcPr>
-            <w:tcW w:w="1275" w:type="dxa"/>
-            <w:vMerge w:val="restart"/>
-          </w:tcPr>
-          <w:p>
-            <w:pPr>
-              <w:jc w:val="both"/>
-              <w:rPr>
-                <w:color w:val="000000" w:themeColor="text1"/>
-                <w:sz w:val="22"/>
-                <w:szCs w:val="22"/>
-              </w:rPr>
-            </w:pPr>
-            <w:r>
-              <w:rPr>
-                <w:color w:val="000000" w:themeColor="text1"/>
-                <w:sz w:val="22"/>
-                <w:szCs w:val="22"/>
-              </w:rPr>
-              <w:t>#62ab02</w:t>
-            </w:r>
-            <w:r>
-              <w:rPr>
-                <w:color w:val="000000" w:themeColor="text1"/>
-                <w:sz w:val="22"/>
-                <w:szCs w:val="22"/>
-              </w:rPr>
-              <w:t xml:space="preserve"> </w:t>
-            </w:r>
-          </w:p>
-        </w:tc>
-        <w:tc>
-          <w:tcPr>
-            <w:tcW w:w="851" w:type="dxa"/>
-            <w:vMerge w:val="restart"/>
-          </w:tcPr>
-          <w:p>
-            <w:pPr>
-              <w:jc w:val="both"/>
-              <w:rPr>
-                <w:color w:val="000000" w:themeColor="text1"/>
-                <w:sz w:val="22"/>
-                <w:szCs w:val="22"/>
-              </w:rPr>
-            </w:pPr>
-            <w:r>
-              <w:rPr>
-                <w:color w:val="000000" w:themeColor="text1"/>
-                <w:sz w:val="22"/>
-                <w:szCs w:val="22"/>
-              </w:rPr>
-              <w:t>35%</w:t>
-            </w:r>
-          </w:p>
-        </w:tc>
-        <w:tc>
-          <w:tcPr>
-            <w:tcW w:w="1984" w:type="dxa"/>
-            <w:vMerge/>
-          </w:tcPr>
-          <w:p>
-            <w:pPr>
-              <w:jc w:val="both"/>
-              <w:rPr>
-                <w:color w:val="000000" w:themeColor="text1"/>
-                <w:sz w:val="24"/>
-                <w:szCs w:val="24"/>
-              </w:rPr>
-            </w:pPr>
-          </w:p>
-        </w:tc>
-        <w:tc>
-          <w:tcPr>
-            <w:tcW w:w="1223" w:type="dxa"/>
-          </w:tcPr>
-          <w:p>
-            <w:pPr>
-              <w:jc w:val="both"/>
-              <w:rPr>
-                <w:color w:val="000000" w:themeColor="text1"/>
-                <w:sz w:val="24"/>
-                <w:szCs w:val="24"/>
-              </w:rPr>
-            </w:pPr>
-            <w:r>
-              <w:rPr>
-                <w:color w:val="000000" w:themeColor="text1"/>
-                <w:sz w:val="24"/>
-                <w:szCs w:val="24"/>
-              </w:rPr>
-              <w:t>#151170</w:t>
-            </w:r>
-          </w:p>
-        </w:tc>
-        <w:tc>
-          <w:tcPr>
-            <w:tcW w:w="1039" w:type="dxa"/>
-          </w:tcPr>
-          <w:p>
-            <w:pPr>
-              <w:jc w:val="both"/>
-              <w:rPr>
-                <w:color w:val="000000" w:themeColor="text1"/>
-                <w:sz w:val="24"/>
-                <w:szCs w:val="24"/>
-              </w:rPr>
-            </w:pPr>
-            <w:r>
-              <w:rPr>
-                <w:color w:val="000000" w:themeColor="text1"/>
-                <w:sz w:val="24"/>
-                <w:szCs w:val="24"/>
-              </w:rPr>
-              <w:t>29%</w:t>
-            </w:r>
-          </w:p>
-        </w:tc>
-      </w:tr>
-      <w:tr>
-        <w:trPr>
-          <w:trHeight w:val="294"/>
-        </w:trPr>
-        <w:tc>
-          <w:tcPr>
-            <w:tcW w:w="2127" w:type="dxa"/>
-            <w:vMerge/>
-          </w:tcPr>
-          <w:p>
-            <w:pPr>
-              <w:jc w:val="both"/>
-              <w:rPr>
-                <w:color w:val="000000" w:themeColor="text1"/>
-                <w:sz w:val="24"/>
-                <w:szCs w:val="24"/>
-              </w:rPr>
-            </w:pPr>
-          </w:p>
-        </w:tc>
-        <w:tc>
-          <w:tcPr>
-            <w:tcW w:w="1275" w:type="dxa"/>
-            <w:vMerge/>
-          </w:tcPr>
-          <w:p>
-            <w:pPr>
-              <w:jc w:val="both"/>
-              <w:rPr>
-                <w:color w:val="000000" w:themeColor="text1"/>
-                <w:sz w:val="22"/>
-                <w:szCs w:val="22"/>
-              </w:rPr>
-            </w:pPr>
-          </w:p>
-        </w:tc>
-        <w:tc>
-          <w:tcPr>
-            <w:tcW w:w="851" w:type="dxa"/>
-            <w:vMerge/>
-          </w:tcPr>
-          <w:p>
-            <w:pPr>
-              <w:jc w:val="both"/>
-              <w:rPr>
-                <w:color w:val="000000" w:themeColor="text1"/>
-                <w:sz w:val="22"/>
-                <w:szCs w:val="22"/>
-              </w:rPr>
-            </w:pPr>
-          </w:p>
-        </w:tc>
-        <w:tc>
-          <w:tcPr>
-            <w:tcW w:w="1984" w:type="dxa"/>
-            <w:vMerge/>
-          </w:tcPr>
-          <w:p>
-            <w:pPr>
-              <w:jc w:val="both"/>
-              <w:rPr>
-                <w:color w:val="000000" w:themeColor="text1"/>
-                <w:sz w:val="24"/>
-                <w:szCs w:val="24"/>
-              </w:rPr>
-            </w:pPr>
-          </w:p>
-        </w:tc>
-        <w:tc>
-          <w:tcPr>
-            <w:tcW w:w="1223" w:type="dxa"/>
-            <w:vMerge w:val="restart"/>
-          </w:tcPr>
-          <w:p>
-            <w:pPr>
-              <w:jc w:val="both"/>
-              <w:rPr>
-                <w:color w:val="000000" w:themeColor="text1"/>
-                <w:sz w:val="24"/>
-                <w:szCs w:val="24"/>
-              </w:rPr>
-            </w:pPr>
-            <w:r>
-              <w:rPr>
-                <w:color w:val="000000" w:themeColor="text1"/>
-                <w:sz w:val="24"/>
-                <w:szCs w:val="24"/>
-              </w:rPr>
-              <w:t>#fe8302</w:t>
-            </w:r>
-          </w:p>
-        </w:tc>
-        <w:tc>
-          <w:tcPr>
-            <w:tcW w:w="1039" w:type="dxa"/>
-            <w:vMerge w:val="restart"/>
-          </w:tcPr>
-          <w:p>
-            <w:pPr>
-              <w:jc w:val="both"/>
-              <w:rPr>
-                <w:color w:val="000000" w:themeColor="text1"/>
-                <w:sz w:val="24"/>
-                <w:szCs w:val="24"/>
-              </w:rPr>
-            </w:pPr>
-            <w:r>
-              <w:rPr>
-                <w:color w:val="000000" w:themeColor="text1"/>
-                <w:sz w:val="24"/>
-                <w:szCs w:val="24"/>
-              </w:rPr>
-              <w:t>29%</w:t>
-            </w:r>
-          </w:p>
-        </w:tc>
-      </w:tr>
-      <w:tr>
-        <w:trPr>
-          <w:trHeight w:val="294"/>
-        </w:trPr>
-        <w:tc>
-          <w:tcPr>
-            <w:tcW w:w="2127" w:type="dxa"/>
-            <w:vMerge/>
-          </w:tcPr>
-          <w:p>
-            <w:pPr>
-              <w:jc w:val="both"/>
-              <w:rPr>
-                <w:color w:val="000000" w:themeColor="text1"/>
-                <w:sz w:val="24"/>
-                <w:szCs w:val="24"/>
-              </w:rPr>
-            </w:pPr>
-          </w:p>
-        </w:tc>
-        <w:tc>
-          <w:tcPr>
-            <w:tcW w:w="1275" w:type="dxa"/>
-            <w:vMerge w:val="restart"/>
-          </w:tcPr>
-          <w:p>
-            <w:pPr>
-              <w:jc w:val="both"/>
-              <w:rPr>
-                <w:color w:val="000000" w:themeColor="text1"/>
-                <w:sz w:val="22"/>
-                <w:szCs w:val="22"/>
-              </w:rPr>
-            </w:pPr>
-            <w:r>
-              <w:rPr>
-                <w:color w:val="000000" w:themeColor="text1"/>
-                <w:sz w:val="22"/>
-                <w:szCs w:val="22"/>
-              </w:rPr>
-              <w:t>#ffffff</w:t>
-            </w:r>
-            <w:r>
-              <w:rPr>
-                <w:color w:val="000000" w:themeColor="text1"/>
-                <w:sz w:val="22"/>
-                <w:szCs w:val="22"/>
-              </w:rPr>
-              <w:t xml:space="preserve"> </w:t>
-            </w:r>
-          </w:p>
-        </w:tc>
-        <w:tc>
-          <w:tcPr>
-            <w:tcW w:w="851" w:type="dxa"/>
-            <w:vMerge w:val="restart"/>
-          </w:tcPr>
-          <w:p>
-            <w:pPr>
-              <w:jc w:val="both"/>
-              <w:rPr>
-                <w:color w:val="000000" w:themeColor="text1"/>
-                <w:sz w:val="22"/>
-                <w:szCs w:val="22"/>
-              </w:rPr>
-            </w:pPr>
-            <w:r>
-              <w:rPr>
-                <w:color w:val="000000" w:themeColor="text1"/>
-                <w:sz w:val="22"/>
-                <w:szCs w:val="22"/>
-              </w:rPr>
-              <w:t>15%</w:t>
-            </w:r>
-          </w:p>
-        </w:tc>
-        <w:tc>
-          <w:tcPr>
-            <w:tcW w:w="1984" w:type="dxa"/>
-            <w:vMerge/>
-          </w:tcPr>
-          <w:p>
-            <w:pPr>
-              <w:jc w:val="both"/>
-              <w:rPr>
-                <w:color w:val="000000" w:themeColor="text1"/>
-                <w:sz w:val="24"/>
-                <w:szCs w:val="24"/>
-              </w:rPr>
-            </w:pPr>
-          </w:p>
-        </w:tc>
-        <w:tc>
-          <w:tcPr>
-            <w:tcW w:w="1223" w:type="dxa"/>
-            <w:vMerge/>
-          </w:tcPr>
-          <w:p>
-            <w:pPr>
-              <w:jc w:val="both"/>
-              <w:rPr>
-                <w:color w:val="000000" w:themeColor="text1"/>
-                <w:sz w:val="24"/>
-                <w:szCs w:val="24"/>
-              </w:rPr>
-            </w:pPr>
-          </w:p>
-        </w:tc>
-        <w:tc>
-          <w:tcPr>
-            <w:tcW w:w="1039" w:type="dxa"/>
-            <w:vMerge/>
-          </w:tcPr>
-          <w:p>
-            <w:pPr>
-              <w:jc w:val="both"/>
-              <w:rPr>
-                <w:color w:val="000000" w:themeColor="text1"/>
-                <w:sz w:val="24"/>
-                <w:szCs w:val="24"/>
-              </w:rPr>
-            </w:pPr>
-          </w:p>
-        </w:tc>
-      </w:tr>
-      <w:tr>
-        <w:trPr>
-          <w:trHeight w:val="294"/>
-        </w:trPr>
-        <w:tc>
-          <w:tcPr>
-            <w:tcW w:w="2127" w:type="dxa"/>
-            <w:vMerge/>
-          </w:tcPr>
-          <w:p>
-            <w:pPr>
-              <w:jc w:val="both"/>
-              <w:rPr>
-                <w:color w:val="000000" w:themeColor="text1"/>
-                <w:sz w:val="24"/>
-                <w:szCs w:val="24"/>
-              </w:rPr>
-            </w:pPr>
-          </w:p>
-        </w:tc>
-        <w:tc>
-          <w:tcPr>
-            <w:tcW w:w="1275" w:type="dxa"/>
-            <w:vMerge/>
-          </w:tcPr>
-          <w:p>
-            <w:pPr>
-              <w:jc w:val="both"/>
-              <w:rPr>
-                <w:color w:val="000000" w:themeColor="text1"/>
-                <w:sz w:val="22"/>
-                <w:szCs w:val="22"/>
-              </w:rPr>
-            </w:pPr>
-          </w:p>
-        </w:tc>
-        <w:tc>
-          <w:tcPr>
-            <w:tcW w:w="851" w:type="dxa"/>
-            <w:vMerge/>
-          </w:tcPr>
-          <w:p>
-            <w:pPr>
-              <w:jc w:val="both"/>
-              <w:rPr>
-                <w:color w:val="000000" w:themeColor="text1"/>
-                <w:sz w:val="22"/>
-                <w:szCs w:val="22"/>
-              </w:rPr>
-            </w:pPr>
-          </w:p>
-        </w:tc>
-        <w:tc>
-          <w:tcPr>
-            <w:tcW w:w="1984" w:type="dxa"/>
-            <w:vMerge/>
-          </w:tcPr>
-          <w:p>
-            <w:pPr>
-              <w:jc w:val="both"/>
-              <w:rPr>
-                <w:color w:val="000000" w:themeColor="text1"/>
-                <w:sz w:val="24"/>
-                <w:szCs w:val="24"/>
-              </w:rPr>
-            </w:pPr>
-          </w:p>
-        </w:tc>
-        <w:tc>
-          <w:tcPr>
-            <w:tcW w:w="1223" w:type="dxa"/>
-            <w:vMerge w:val="restart"/>
-          </w:tcPr>
-          <w:p>
-            <w:pPr>
-              <w:jc w:val="both"/>
-              <w:rPr>
-                <w:color w:val="000000" w:themeColor="text1"/>
-                <w:sz w:val="24"/>
-                <w:szCs w:val="24"/>
-              </w:rPr>
-            </w:pPr>
-            <w:r>
-              <w:rPr>
-                <w:color w:val="000000" w:themeColor="text1"/>
-                <w:sz w:val="24"/>
-                <w:szCs w:val="24"/>
-              </w:rPr>
-              <w:t>#4f9c00</w:t>
-            </w:r>
-          </w:p>
-        </w:tc>
-        <w:tc>
-          <w:tcPr>
-            <w:tcW w:w="1039" w:type="dxa"/>
-            <w:vMerge w:val="restart"/>
-          </w:tcPr>
-          <w:p>
-            <w:pPr>
-              <w:jc w:val="both"/>
-              <w:rPr>
-                <w:color w:val="000000" w:themeColor="text1"/>
-                <w:sz w:val="24"/>
-                <w:szCs w:val="24"/>
-              </w:rPr>
-            </w:pPr>
-            <w:r>
-              <w:rPr>
-                <w:color w:val="000000" w:themeColor="text1"/>
-                <w:sz w:val="24"/>
-                <w:szCs w:val="24"/>
-              </w:rPr>
-              <w:t>13%</w:t>
-            </w:r>
-          </w:p>
-        </w:tc>
-      </w:tr>
-      <w:tr>
-        <w:trPr>
-          <w:trHeight w:val="61"/>
-        </w:trPr>
-        <w:tc>
-          <w:tcPr>
-            <w:tcW w:w="2127" w:type="dxa"/>
-            <w:vMerge/>
-          </w:tcPr>
-          <w:p>
-            <w:pPr>
-              <w:jc w:val="both"/>
-              <w:rPr>
-                <w:color w:val="000000" w:themeColor="text1"/>
-                <w:sz w:val="24"/>
-                <w:szCs w:val="24"/>
-              </w:rPr>
-            </w:pPr>
-          </w:p>
-        </w:tc>
-        <w:tc>
-          <w:tcPr>
-            <w:tcW w:w="1275" w:type="dxa"/>
-          </w:tcPr>
-          <w:p>
-            <w:pPr>
-              <w:jc w:val="both"/>
-              <w:rPr>
-                <w:color w:val="000000" w:themeColor="text1"/>
-                <w:sz w:val="22"/>
-                <w:szCs w:val="22"/>
-              </w:rPr>
-            </w:pPr>
-            <w:r>
-              <w:rPr>
-                <w:color w:val="000000" w:themeColor="text1"/>
-                <w:sz w:val="22"/>
-                <w:szCs w:val="22"/>
-              </w:rPr>
-              <w:t>#ffff0</w:t>
-            </w:r>
-          </w:p>
-        </w:tc>
-        <w:tc>
-          <w:tcPr>
-            <w:tcW w:w="851" w:type="dxa"/>
-          </w:tcPr>
-          <w:p>
-            <w:pPr>
-              <w:jc w:val="both"/>
-              <w:rPr>
-                <w:color w:val="000000" w:themeColor="text1"/>
-                <w:sz w:val="22"/>
-                <w:szCs w:val="22"/>
-              </w:rPr>
-            </w:pPr>
-            <w:r>
-              <w:rPr>
-                <w:color w:val="000000" w:themeColor="text1"/>
-                <w:sz w:val="22"/>
-                <w:szCs w:val="22"/>
-              </w:rPr>
-              <w:t>15%</w:t>
-            </w:r>
-          </w:p>
-        </w:tc>
-        <w:tc>
-          <w:tcPr>
-            <w:tcW w:w="1984" w:type="dxa"/>
-            <w:vMerge/>
-          </w:tcPr>
-          <w:p>
-            <w:pPr>
-              <w:jc w:val="both"/>
-              <w:rPr>
-                <w:color w:val="000000" w:themeColor="text1"/>
-                <w:sz w:val="24"/>
-                <w:szCs w:val="24"/>
-              </w:rPr>
-            </w:pPr>
-          </w:p>
-        </w:tc>
-        <w:tc>
-          <w:tcPr>
-            <w:tcW w:w="1223" w:type="dxa"/>
-            <w:vMerge/>
-          </w:tcPr>
-          <w:p>
-            <w:pPr>
-              <w:jc w:val="both"/>
-              <w:rPr>
-                <w:color w:val="000000" w:themeColor="text1"/>
-                <w:sz w:val="24"/>
-                <w:szCs w:val="24"/>
-              </w:rPr>
-            </w:pPr>
-          </w:p>
-        </w:tc>
-        <w:tc>
-          <w:tcPr>
-            <w:tcW w:w="1039" w:type="dxa"/>
-            <w:vMerge/>
-          </w:tcPr>
-          <w:p>
-            <w:pPr>
-              <w:jc w:val="both"/>
-              <w:rPr>
-                <w:color w:val="000000" w:themeColor="text1"/>
-                <w:sz w:val="24"/>
-                <w:szCs w:val="24"/>
-              </w:rPr>
-            </w:pPr>
-          </w:p>
-        </w:tc>
-      </w:tr>
-      <w:tr>
-        <w:tc>
-          <w:tcPr>
-            <w:tcW w:w="8499" w:type="dxa"/>
-            <w:gridSpan w:val="6"/>
-          </w:tcPr>
-          <w:p>
-            <w:pPr>
-              <w:jc w:val="both"/>
-              <w:rPr>
-                <w:color w:val="000000" w:themeColor="text1"/>
-                <w:sz w:val="24"/>
-                <w:szCs w:val="24"/>
-              </w:rPr>
-            </w:pPr>
-          </w:p>
-        </w:tc>
-      </w:tr>
-      <w:tr>
-        <w:tc>
-          <w:tcPr>
-            <w:tcW w:w="4253" w:type="dxa"/>
-            <w:gridSpan w:val="3"/>
-            <w:vAlign w:val="center"/>
-          </w:tcPr>
-          <w:p>
-            <w:pPr>
-              <w:jc w:val="center"/>
-              <w:rPr>
-                <w:color w:val="000000" w:themeColor="text1"/>
-                <w:sz w:val="24"/>
-                <w:szCs w:val="24"/>
-              </w:rPr>
-            </w:pPr>
-            <w:r>
-              <w:rPr>
-                <w:b/>
-                <w:bCs/>
-                <w:sz w:val="32"/>
-                <w:szCs w:val="32"/>
-              </w:rPr>
-              <w:t>Odio</w:t>
-            </w:r>
-          </w:p>
-        </w:tc>
-        <w:tc>
-          <w:tcPr>
-            <w:tcW w:w="4246" w:type="dxa"/>
-            <w:gridSpan w:val="3"/>
-            <w:vAlign w:val="center"/>
-          </w:tcPr>
-          <w:p>
-            <w:pPr>
-              <w:jc w:val="center"/>
-              <w:rPr>
-                <w:color w:val="000000" w:themeColor="text1"/>
-                <w:sz w:val="24"/>
-                <w:szCs w:val="24"/>
-              </w:rPr>
-            </w:pPr>
-            <w:r>
-              <w:rPr>
-                <w:b/>
-                <w:bCs/>
-                <w:sz w:val="32"/>
-                <w:szCs w:val="32"/>
-              </w:rPr>
-              <w:t>Barato</w:t>
-            </w:r>
-          </w:p>
-        </w:tc>
-      </w:tr>
-      <w:tr>
-        <w:trPr>
-          <w:trHeight w:val="798"/>
-        </w:trPr>
-        <w:tc>
-          <w:tcPr>
-            <w:tcW w:w="2127" w:type="dxa"/>
-            <w:vMerge w:val="restart"/>
-          </w:tcPr>
-          <w:p>
-            <w:pPr>
-              <w:jc w:val="both"/>
-              <w:rPr>
-                <w:color w:val="000000" w:themeColor="text1"/>
-                <w:sz w:val="24"/>
-                <w:szCs w:val="24"/>
-              </w:rPr>
-            </w:pPr>
-            <w:r>
-              <w:rPr>
-                <w:color w:val="000000" w:themeColor="text1"/>
-                <w:sz w:val="24"/>
-                <w:szCs w:val="24"/>
-              </w:rPr>
-              <w:drawing>
-                <wp:inline distT="0" distB="0" distL="0" distR="0" wp14:anchorId="137BED70" wp14:editId="145098D6">
-                  <wp:extent cx="1213485" cy="1435735"/>
-                  <wp:effectExtent l="0" t="0" r="5715" b="0"/>
-                  <wp:docPr id="23" name="Imagen 23"/>
-                  <wp:cNvGraphicFramePr>
-                    <a:graphicFrameLocks xmlns:a="http://schemas.openxmlformats.org/drawingml/2006/main" noChangeAspect="1"/>
-                  </wp:cNvGraphicFramePr>
-                  <a:graphic xmlns:a="http://schemas.openxmlformats.org/drawingml/2006/main">
-                    <a:graphicData uri="http://schemas.openxmlformats.org/drawingml/2006/picture">
-                      <pic:pic xmlns:pic="http://schemas.openxmlformats.org/drawingml/2006/picture">
-                        <pic:nvPicPr>
-                          <pic:cNvPr id="1" name=""/>
-                          <pic:cNvPicPr/>
-                        </pic:nvPicPr>
-                        <pic:blipFill>
-                          <a:blip r:embed="rId13"/>
-                          <a:stretch>
-                            <a:fillRect/>
-                          </a:stretch>
-                        </pic:blipFill>
-                        <pic:spPr>
-                          <a:xfrm>
-                            <a:off x="0" y="0"/>
-                            <a:ext cx="1213485" cy="1435735"/>
-                          </a:xfrm>
-                          <a:prstGeom prst="rect">
-                            <a:avLst/>
-                          </a:prstGeom>
-                        </pic:spPr>
-                      </pic:pic>
-                    </a:graphicData>
-                  </a:graphic>
-                </wp:inline>
-              </w:drawing>
-            </w:r>
-          </w:p>
-        </w:tc>
-        <w:tc>
-          <w:tcPr>
-            <w:tcW w:w="1275" w:type="dxa"/>
-          </w:tcPr>
-          <w:p>
-            <w:pPr>
-              <w:jc w:val="both"/>
-              <w:rPr>
-                <w:color w:val="000000" w:themeColor="text1"/>
-                <w:sz w:val="22"/>
-                <w:szCs w:val="22"/>
-              </w:rPr>
-            </w:pPr>
-            <w:r>
-              <w:rPr>
-                <w:color w:val="000000" w:themeColor="text1"/>
-                <w:sz w:val="22"/>
-                <w:szCs w:val="22"/>
-              </w:rPr>
-              <w:t>#e40903</w:t>
-            </w:r>
-          </w:p>
-        </w:tc>
-        <w:tc>
-          <w:tcPr>
-            <w:tcW w:w="851" w:type="dxa"/>
-          </w:tcPr>
-          <w:p>
-            <w:pPr>
-              <w:jc w:val="both"/>
-              <w:rPr>
-                <w:color w:val="000000" w:themeColor="text1"/>
-                <w:sz w:val="22"/>
-                <w:szCs w:val="22"/>
-              </w:rPr>
-            </w:pPr>
-            <w:r>
-              <w:rPr>
-                <w:color w:val="000000" w:themeColor="text1"/>
-                <w:sz w:val="22"/>
-                <w:szCs w:val="22"/>
-              </w:rPr>
-              <w:t>43</w:t>
-            </w:r>
-            <w:r>
-              <w:rPr>
-                <w:color w:val="000000" w:themeColor="text1"/>
-                <w:sz w:val="22"/>
-                <w:szCs w:val="22"/>
-              </w:rPr>
-              <w:t>%</w:t>
-            </w:r>
-          </w:p>
-        </w:tc>
-        <w:tc>
-          <w:tcPr>
-            <w:tcW w:w="1984" w:type="dxa"/>
-            <w:vMerge w:val="restart"/>
-          </w:tcPr>
-          <w:p>
-            <w:pPr>
-              <w:jc w:val="both"/>
-              <w:rPr>
-                <w:color w:val="000000" w:themeColor="text1"/>
-                <w:sz w:val="24"/>
-                <w:szCs w:val="24"/>
-              </w:rPr>
-            </w:pPr>
-            <w:r>
-              <w:rPr>
-                <w:color w:val="000000" w:themeColor="text1"/>
-                <w:sz w:val="24"/>
-                <w:szCs w:val="24"/>
-              </w:rPr>
-              <w:drawing>
-                <wp:inline distT="0" distB="0" distL="0" distR="0" wp14:anchorId="1780C57F" wp14:editId="42255621">
-                  <wp:extent cx="1122680" cy="1340485"/>
-                  <wp:effectExtent l="0" t="0" r="1270" b="0"/>
-                  <wp:docPr id="139" name="Imagen 139"/>
-                  <wp:cNvGraphicFramePr>
-                    <a:graphicFrameLocks xmlns:a="http://schemas.openxmlformats.org/drawingml/2006/main" noChangeAspect="1"/>
-                  </wp:cNvGraphicFramePr>
-                  <a:graphic xmlns:a="http://schemas.openxmlformats.org/drawingml/2006/main">
-                    <a:graphicData uri="http://schemas.openxmlformats.org/drawingml/2006/picture">
-                      <pic:pic xmlns:pic="http://schemas.openxmlformats.org/drawingml/2006/picture">
-                        <pic:nvPicPr>
-                          <pic:cNvPr id="1" name=""/>
-                          <pic:cNvPicPr/>
-                        </pic:nvPicPr>
-                        <pic:blipFill>
-                          <a:blip r:embed="rId14"/>
-                          <a:stretch>
-                            <a:fillRect/>
-                          </a:stretch>
-                        </pic:blipFill>
-                        <pic:spPr>
-                          <a:xfrm>
-                            <a:off x="0" y="0"/>
-                            <a:ext cx="1122680" cy="1340485"/>
-                          </a:xfrm>
-                          <a:prstGeom prst="rect">
-                            <a:avLst/>
-                          </a:prstGeom>
-                        </pic:spPr>
-                      </pic:pic>
-                    </a:graphicData>
-                  </a:graphic>
-                </wp:inline>
-              </w:drawing>
-            </w:r>
-          </w:p>
-        </w:tc>
-        <w:tc>
-          <w:tcPr>
-            <w:tcW w:w="1223" w:type="dxa"/>
-          </w:tcPr>
-          <w:p>
-            <w:pPr>
-              <w:jc w:val="both"/>
-              <w:rPr>
-                <w:color w:val="000000" w:themeColor="text1"/>
-                <w:sz w:val="22"/>
-                <w:szCs w:val="22"/>
-              </w:rPr>
-            </w:pPr>
-            <w:r>
-              <w:rPr>
-                <w:color w:val="000000" w:themeColor="text1"/>
-                <w:sz w:val="22"/>
-                <w:szCs w:val="22"/>
-              </w:rPr>
-              <w:t>#ffb8e2</w:t>
-            </w:r>
-          </w:p>
-        </w:tc>
-        <w:tc>
-          <w:tcPr>
-            <w:tcW w:w="1039" w:type="dxa"/>
-          </w:tcPr>
-          <w:p>
-            <w:pPr>
-              <w:jc w:val="both"/>
-              <w:rPr>
-                <w:color w:val="000000" w:themeColor="text1"/>
-                <w:sz w:val="22"/>
-                <w:szCs w:val="22"/>
-              </w:rPr>
-            </w:pPr>
-            <w:r>
-              <w:rPr>
-                <w:color w:val="000000" w:themeColor="text1"/>
-                <w:sz w:val="22"/>
-                <w:szCs w:val="22"/>
-              </w:rPr>
-              <w:t>4</w:t>
-            </w:r>
-            <w:r>
-              <w:rPr>
-                <w:color w:val="000000" w:themeColor="text1"/>
-                <w:sz w:val="22"/>
-                <w:szCs w:val="22"/>
-              </w:rPr>
-              <w:t>0%</w:t>
-            </w:r>
-          </w:p>
-        </w:tc>
-      </w:tr>
-      <w:tr>
-        <w:trPr>
-          <w:trHeight w:val="607"/>
-        </w:trPr>
-        <w:tc>
-          <w:tcPr>
-            <w:tcW w:w="2127" w:type="dxa"/>
-            <w:vMerge/>
-          </w:tcPr>
-          <w:p>
-            <w:pPr>
-              <w:jc w:val="both"/>
-              <w:rPr>
-                <w:color w:val="000000" w:themeColor="text1"/>
-                <w:sz w:val="24"/>
-                <w:szCs w:val="24"/>
-              </w:rPr>
-            </w:pPr>
-          </w:p>
-        </w:tc>
-        <w:tc>
-          <w:tcPr>
-            <w:tcW w:w="1275" w:type="dxa"/>
-            <w:vMerge w:val="restart"/>
-          </w:tcPr>
-          <w:p>
-            <w:pPr>
-              <w:jc w:val="both"/>
-              <w:rPr>
-                <w:color w:val="000000" w:themeColor="text1"/>
-                <w:sz w:val="22"/>
-                <w:szCs w:val="22"/>
-              </w:rPr>
-            </w:pPr>
-            <w:r>
-              <w:rPr>
-                <w:color w:val="000000" w:themeColor="text1"/>
-                <w:sz w:val="22"/>
-                <w:szCs w:val="22"/>
-              </w:rPr>
-              <w:t>#000000</w:t>
-            </w:r>
-          </w:p>
-        </w:tc>
-        <w:tc>
-          <w:tcPr>
-            <w:tcW w:w="851" w:type="dxa"/>
-            <w:vMerge w:val="restart"/>
-          </w:tcPr>
-          <w:p>
-            <w:pPr>
-              <w:jc w:val="both"/>
-              <w:rPr>
-                <w:color w:val="000000" w:themeColor="text1"/>
-                <w:sz w:val="22"/>
-                <w:szCs w:val="22"/>
-              </w:rPr>
-            </w:pPr>
-            <w:r>
-              <w:rPr>
-                <w:color w:val="000000" w:themeColor="text1"/>
-                <w:sz w:val="22"/>
-                <w:szCs w:val="22"/>
-              </w:rPr>
-              <w:t>43</w:t>
-            </w:r>
-            <w:r>
-              <w:rPr>
-                <w:color w:val="000000" w:themeColor="text1"/>
-                <w:sz w:val="22"/>
-                <w:szCs w:val="22"/>
-              </w:rPr>
-              <w:t>%</w:t>
-            </w:r>
-          </w:p>
-        </w:tc>
-        <w:tc>
-          <w:tcPr>
-            <w:tcW w:w="1984" w:type="dxa"/>
-            <w:vMerge/>
-          </w:tcPr>
-          <w:p>
-            <w:pPr>
-              <w:jc w:val="both"/>
-              <w:rPr>
-                <w:color w:val="000000" w:themeColor="text1"/>
-                <w:sz w:val="24"/>
-                <w:szCs w:val="24"/>
-              </w:rPr>
-            </w:pPr>
-          </w:p>
-        </w:tc>
-        <w:tc>
-          <w:tcPr>
-            <w:tcW w:w="1223" w:type="dxa"/>
-          </w:tcPr>
-          <w:p>
-            <w:pPr>
-              <w:jc w:val="both"/>
-              <w:rPr>
-                <w:color w:val="000000" w:themeColor="text1"/>
-                <w:sz w:val="22"/>
-                <w:szCs w:val="22"/>
-              </w:rPr>
-            </w:pPr>
-            <w:r>
-              <w:rPr>
-                <w:color w:val="000000" w:themeColor="text1"/>
-                <w:sz w:val="22"/>
-                <w:szCs w:val="22"/>
-              </w:rPr>
-              <w:t>#f97700</w:t>
-            </w:r>
-          </w:p>
-        </w:tc>
-        <w:tc>
-          <w:tcPr>
-            <w:tcW w:w="1039" w:type="dxa"/>
-          </w:tcPr>
-          <w:p>
-            <w:pPr>
-              <w:jc w:val="both"/>
-              <w:rPr>
-                <w:color w:val="000000" w:themeColor="text1"/>
-                <w:sz w:val="22"/>
-                <w:szCs w:val="22"/>
-              </w:rPr>
-            </w:pPr>
-            <w:r>
-              <w:rPr>
-                <w:color w:val="000000" w:themeColor="text1"/>
-                <w:sz w:val="22"/>
-                <w:szCs w:val="22"/>
-              </w:rPr>
-              <w:t>2</w:t>
-            </w:r>
-            <w:r>
-              <w:rPr>
-                <w:color w:val="000000" w:themeColor="text1"/>
-                <w:sz w:val="22"/>
-                <w:szCs w:val="22"/>
-              </w:rPr>
-              <w:t>0</w:t>
-            </w:r>
-          </w:p>
-        </w:tc>
-      </w:tr>
-      <w:tr>
-        <w:trPr>
-          <w:trHeight w:val="294"/>
-        </w:trPr>
-        <w:tc>
-          <w:tcPr>
-            <w:tcW w:w="2127" w:type="dxa"/>
-            <w:vMerge/>
-          </w:tcPr>
-          <w:p>
-            <w:pPr>
-              <w:jc w:val="both"/>
-              <w:rPr>
-                <w:color w:val="000000" w:themeColor="text1"/>
-                <w:sz w:val="24"/>
-                <w:szCs w:val="24"/>
-              </w:rPr>
-            </w:pPr>
-          </w:p>
-        </w:tc>
-        <w:tc>
-          <w:tcPr>
-            <w:tcW w:w="1275" w:type="dxa"/>
-            <w:vMerge/>
-          </w:tcPr>
-          <w:p>
-            <w:pPr>
-              <w:jc w:val="both"/>
-              <w:rPr>
-                <w:color w:val="000000" w:themeColor="text1"/>
-                <w:sz w:val="22"/>
-                <w:szCs w:val="22"/>
-              </w:rPr>
-            </w:pPr>
-          </w:p>
-        </w:tc>
-        <w:tc>
-          <w:tcPr>
-            <w:tcW w:w="851" w:type="dxa"/>
-            <w:vMerge/>
-          </w:tcPr>
-          <w:p>
-            <w:pPr>
-              <w:jc w:val="both"/>
-              <w:rPr>
-                <w:color w:val="000000" w:themeColor="text1"/>
-                <w:sz w:val="22"/>
-                <w:szCs w:val="22"/>
-              </w:rPr>
-            </w:pPr>
-          </w:p>
-        </w:tc>
-        <w:tc>
-          <w:tcPr>
-            <w:tcW w:w="1984" w:type="dxa"/>
-            <w:vMerge/>
-          </w:tcPr>
-          <w:p>
-            <w:pPr>
-              <w:jc w:val="both"/>
-              <w:rPr>
-                <w:color w:val="000000" w:themeColor="text1"/>
-                <w:sz w:val="24"/>
-                <w:szCs w:val="24"/>
-              </w:rPr>
-            </w:pPr>
-          </w:p>
-        </w:tc>
-        <w:tc>
-          <w:tcPr>
-            <w:tcW w:w="1223" w:type="dxa"/>
-          </w:tcPr>
-          <w:p>
-            <w:pPr>
-              <w:jc w:val="both"/>
-              <w:rPr>
-                <w:color w:val="000000" w:themeColor="text1"/>
-                <w:sz w:val="22"/>
-                <w:szCs w:val="22"/>
-              </w:rPr>
-            </w:pPr>
-            <w:r>
-              <w:rPr>
-                <w:color w:val="000000" w:themeColor="text1"/>
-                <w:sz w:val="22"/>
-                <w:szCs w:val="22"/>
-              </w:rPr>
-              <w:t>#576363</w:t>
-            </w:r>
-          </w:p>
-        </w:tc>
-        <w:tc>
-          <w:tcPr>
-            <w:tcW w:w="1039" w:type="dxa"/>
-          </w:tcPr>
-          <w:p>
-            <w:pPr>
-              <w:jc w:val="both"/>
-              <w:rPr>
-                <w:color w:val="000000" w:themeColor="text1"/>
-                <w:sz w:val="22"/>
-                <w:szCs w:val="22"/>
-              </w:rPr>
-            </w:pPr>
-            <w:r>
-              <w:rPr>
-                <w:color w:val="000000" w:themeColor="text1"/>
-                <w:sz w:val="22"/>
-                <w:szCs w:val="22"/>
-              </w:rPr>
-              <w:t>25</w:t>
-            </w:r>
-            <w:r>
-              <w:rPr>
-                <w:color w:val="000000" w:themeColor="text1"/>
-                <w:sz w:val="22"/>
-                <w:szCs w:val="22"/>
-              </w:rPr>
-              <w:t>%</w:t>
-            </w:r>
-          </w:p>
-        </w:tc>
-      </w:tr>
-      <w:tr>
-        <w:trPr>
-          <w:trHeight w:val="294"/>
-        </w:trPr>
-        <w:tc>
-          <w:tcPr>
-            <w:tcW w:w="2127" w:type="dxa"/>
-            <w:vMerge/>
-          </w:tcPr>
-          <w:p>
-            <w:pPr>
-              <w:jc w:val="both"/>
-              <w:rPr>
-                <w:color w:val="000000" w:themeColor="text1"/>
-                <w:sz w:val="24"/>
-                <w:szCs w:val="24"/>
-              </w:rPr>
-            </w:pPr>
-          </w:p>
-        </w:tc>
-        <w:tc>
-          <w:tcPr>
-            <w:tcW w:w="1275" w:type="dxa"/>
-          </w:tcPr>
-          <w:p>
-            <w:pPr>
-              <w:jc w:val="both"/>
-              <w:rPr>
-                <w:color w:val="000000" w:themeColor="text1"/>
-                <w:sz w:val="22"/>
-                <w:szCs w:val="22"/>
-              </w:rPr>
-            </w:pPr>
-            <w:r>
-              <w:rPr>
-                <w:color w:val="000000" w:themeColor="text1"/>
-                <w:sz w:val="22"/>
-                <w:szCs w:val="22"/>
-              </w:rPr>
-              <w:t>#ffff01</w:t>
-            </w:r>
-          </w:p>
-        </w:tc>
-        <w:tc>
-          <w:tcPr>
-            <w:tcW w:w="851" w:type="dxa"/>
-          </w:tcPr>
-          <w:p>
-            <w:pPr>
-              <w:jc w:val="both"/>
-              <w:rPr>
-                <w:color w:val="000000" w:themeColor="text1"/>
-                <w:sz w:val="22"/>
-                <w:szCs w:val="22"/>
-              </w:rPr>
-            </w:pPr>
-            <w:r>
-              <w:rPr>
-                <w:color w:val="000000" w:themeColor="text1"/>
-                <w:sz w:val="22"/>
-                <w:szCs w:val="22"/>
-              </w:rPr>
-              <w:t>14%</w:t>
-            </w:r>
-          </w:p>
-        </w:tc>
-        <w:tc>
-          <w:tcPr>
-            <w:tcW w:w="1984" w:type="dxa"/>
-            <w:vMerge/>
-          </w:tcPr>
-          <w:p>
-            <w:pPr>
-              <w:jc w:val="both"/>
-              <w:rPr>
-                <w:color w:val="000000" w:themeColor="text1"/>
-                <w:sz w:val="24"/>
-                <w:szCs w:val="24"/>
-              </w:rPr>
-            </w:pPr>
-          </w:p>
-        </w:tc>
-        <w:tc>
-          <w:tcPr>
-            <w:tcW w:w="1223" w:type="dxa"/>
-          </w:tcPr>
-          <w:p>
-            <w:pPr>
-              <w:jc w:val="both"/>
-              <w:rPr>
-                <w:color w:val="000000" w:themeColor="text1"/>
-                <w:sz w:val="24"/>
-                <w:szCs w:val="24"/>
-              </w:rPr>
-            </w:pPr>
-            <w:r>
-              <w:rPr>
-                <w:color w:val="000000" w:themeColor="text1"/>
-                <w:sz w:val="24"/>
-                <w:szCs w:val="24"/>
-              </w:rPr>
-              <w:t>#602100</w:t>
-            </w:r>
-          </w:p>
-        </w:tc>
-        <w:tc>
-          <w:tcPr>
-            <w:tcW w:w="1039" w:type="dxa"/>
-          </w:tcPr>
-          <w:p>
-            <w:pPr>
-              <w:jc w:val="both"/>
-              <w:rPr>
-                <w:color w:val="000000" w:themeColor="text1"/>
-                <w:sz w:val="24"/>
-                <w:szCs w:val="24"/>
-              </w:rPr>
-            </w:pPr>
-            <w:r>
-              <w:rPr>
-                <w:color w:val="000000" w:themeColor="text1"/>
-                <w:sz w:val="24"/>
-                <w:szCs w:val="24"/>
-              </w:rPr>
-              <w:t>15%</w:t>
-            </w:r>
-          </w:p>
-        </w:tc>
-      </w:tr>
-      <w:tr>
-        <w:tc>
-          <w:tcPr>
-            <w:tcW w:w="8499" w:type="dxa"/>
-            <w:gridSpan w:val="6"/>
-          </w:tcPr>
-          <w:p>
-            <w:pPr>
-              <w:jc w:val="both"/>
-              <w:rPr>
-                <w:color w:val="000000" w:themeColor="text1"/>
-                <w:sz w:val="24"/>
-                <w:szCs w:val="24"/>
-              </w:rPr>
-            </w:pPr>
-          </w:p>
-        </w:tc>
-      </w:tr>
-      <w:tr>
-        <w:tc>
-          <w:tcPr>
-            <w:tcW w:w="4253" w:type="dxa"/>
-            <w:gridSpan w:val="3"/>
-            <w:vAlign w:val="center"/>
-          </w:tcPr>
-          <w:p>
-            <w:pPr>
-              <w:jc w:val="center"/>
-              <w:rPr>
-                <w:b/>
-                <w:bCs/>
-                <w:sz w:val="32"/>
-                <w:szCs w:val="32"/>
-              </w:rPr>
-            </w:pPr>
-            <w:r>
-              <w:rPr>
-                <w:b/>
-                <w:bCs/>
-                <w:sz w:val="32"/>
-                <w:szCs w:val="32"/>
-              </w:rPr>
-              <w:t>Envidia</w:t>
-            </w:r>
-          </w:p>
-        </w:tc>
-        <w:tc>
-          <w:tcPr>
-            <w:tcW w:w="4246" w:type="dxa"/>
-            <w:gridSpan w:val="3"/>
-            <w:vAlign w:val="center"/>
-          </w:tcPr>
-          <w:p>
-            <w:pPr>
-              <w:jc w:val="center"/>
-              <w:rPr>
-                <w:b/>
-                <w:bCs/>
-                <w:sz w:val="32"/>
-                <w:szCs w:val="32"/>
-              </w:rPr>
-            </w:pPr>
-            <w:r>
-              <w:rPr>
-                <w:b/>
-                <w:bCs/>
-                <w:sz w:val="32"/>
-                <w:szCs w:val="32"/>
-              </w:rPr>
-              <w:t>Infidelidad</w:t>
-            </w:r>
-          </w:p>
-        </w:tc>
-      </w:tr>
-      <w:tr>
-        <w:trPr>
-          <w:trHeight w:val="1011"/>
-        </w:trPr>
-        <w:tc>
-          <w:tcPr>
-            <w:tcW w:w="2127" w:type="dxa"/>
-            <w:vMerge w:val="restart"/>
-          </w:tcPr>
-          <w:p>
-            <w:pPr>
-              <w:jc w:val="both"/>
-              <w:rPr>
-                <w:color w:val="000000" w:themeColor="text1"/>
-                <w:sz w:val="24"/>
-                <w:szCs w:val="24"/>
-              </w:rPr>
-            </w:pPr>
-            <w:r>
-              <w:rPr>
-                <w:color w:val="000000" w:themeColor="text1"/>
-                <w:sz w:val="24"/>
-                <w:szCs w:val="24"/>
-              </w:rPr>
-              <w:drawing>
-                <wp:inline distT="0" distB="0" distL="0" distR="0" wp14:anchorId="275D8887" wp14:editId="164D3001">
-                  <wp:extent cx="1200150" cy="1481137"/>
-                  <wp:effectExtent l="0" t="0" r="0" b="5080"/>
-                  <wp:docPr id="55" name="Imagen 55"/>
-                  <wp:cNvGraphicFramePr>
-                    <a:graphicFrameLocks xmlns:a="http://schemas.openxmlformats.org/drawingml/2006/main" noChangeAspect="1"/>
-                  </wp:cNvGraphicFramePr>
-                  <a:graphic xmlns:a="http://schemas.openxmlformats.org/drawingml/2006/main">
-                    <a:graphicData uri="http://schemas.openxmlformats.org/drawingml/2006/picture">
-                      <pic:pic xmlns:pic="http://schemas.openxmlformats.org/drawingml/2006/picture">
-                        <pic:nvPicPr>
-                          <pic:cNvPr id="1" name=""/>
-                          <pic:cNvPicPr/>
-                        </pic:nvPicPr>
-                        <pic:blipFill>
-                          <a:blip r:embed="rId15"/>
-                          <a:stretch>
-                            <a:fillRect/>
-                          </a:stretch>
-                        </pic:blipFill>
-                        <pic:spPr>
-                          <a:xfrm>
-                            <a:off x="0" y="0"/>
-                            <a:ext cx="1201196" cy="1482428"/>
-                          </a:xfrm>
-                          <a:prstGeom prst="rect">
-                            <a:avLst/>
-                          </a:prstGeom>
-                        </pic:spPr>
-                      </pic:pic>
-                    </a:graphicData>
-                  </a:graphic>
-                </wp:inline>
-              </w:drawing>
-            </w:r>
-          </w:p>
-        </w:tc>
-        <w:tc>
-          <w:tcPr>
-            <w:tcW w:w="1275" w:type="dxa"/>
-          </w:tcPr>
-          <w:p>
-            <w:pPr>
-              <w:jc w:val="both"/>
-              <w:rPr>
-                <w:color w:val="000000" w:themeColor="text1"/>
-                <w:sz w:val="22"/>
-                <w:szCs w:val="22"/>
-              </w:rPr>
-            </w:pPr>
-            <w:r>
-              <w:rPr>
-                <w:color w:val="000000" w:themeColor="text1"/>
-                <w:sz w:val="22"/>
-                <w:szCs w:val="22"/>
-              </w:rPr>
-              <w:t>#ffff01</w:t>
-            </w:r>
-          </w:p>
-        </w:tc>
-        <w:tc>
-          <w:tcPr>
-            <w:tcW w:w="851" w:type="dxa"/>
-          </w:tcPr>
-          <w:p>
-            <w:pPr>
-              <w:jc w:val="both"/>
-              <w:rPr>
-                <w:color w:val="000000" w:themeColor="text1"/>
-                <w:sz w:val="22"/>
-                <w:szCs w:val="22"/>
-              </w:rPr>
-            </w:pPr>
-            <w:r>
-              <w:rPr>
-                <w:color w:val="000000" w:themeColor="text1"/>
-                <w:sz w:val="22"/>
-                <w:szCs w:val="22"/>
-              </w:rPr>
-              <w:t>55</w:t>
-            </w:r>
-            <w:r>
-              <w:rPr>
-                <w:color w:val="000000" w:themeColor="text1"/>
-                <w:sz w:val="22"/>
-                <w:szCs w:val="22"/>
-              </w:rPr>
-              <w:t>%</w:t>
-            </w:r>
-          </w:p>
-        </w:tc>
-        <w:tc>
-          <w:tcPr>
-            <w:tcW w:w="1984" w:type="dxa"/>
-            <w:vMerge w:val="restart"/>
-          </w:tcPr>
-          <w:p>
-            <w:pPr>
-              <w:jc w:val="both"/>
-              <w:rPr>
-                <w:color w:val="000000" w:themeColor="text1"/>
-                <w:sz w:val="24"/>
-                <w:szCs w:val="24"/>
-              </w:rPr>
-            </w:pPr>
-            <w:r>
-              <w:rPr>
-                <w:color w:val="000000" w:themeColor="text1"/>
-                <w:sz w:val="24"/>
-                <w:szCs w:val="24"/>
-              </w:rPr>
-              <w:drawing>
-                <wp:inline distT="0" distB="0" distL="0" distR="0" wp14:anchorId="34AA5A1B" wp14:editId="2B426DF8">
-                  <wp:extent cx="1137920" cy="1471612"/>
-                  <wp:effectExtent l="0" t="0" r="5080" b="0"/>
-                  <wp:docPr id="132" name="Imagen 132"/>
-                  <wp:cNvGraphicFramePr>
-                    <a:graphicFrameLocks xmlns:a="http://schemas.openxmlformats.org/drawingml/2006/main" noChangeAspect="1"/>
-                  </wp:cNvGraphicFramePr>
-                  <a:graphic xmlns:a="http://schemas.openxmlformats.org/drawingml/2006/main">
-                    <a:graphicData uri="http://schemas.openxmlformats.org/drawingml/2006/picture">
-                      <pic:pic xmlns:pic="http://schemas.openxmlformats.org/drawingml/2006/picture">
-                        <pic:nvPicPr>
-                          <pic:cNvPr id="1" name=""/>
-                          <pic:cNvPicPr/>
-                        </pic:nvPicPr>
-                        <pic:blipFill>
-                          <a:blip r:embed="rId16"/>
-                          <a:stretch>
-                            <a:fillRect/>
-                          </a:stretch>
-                        </pic:blipFill>
-                        <pic:spPr>
-                          <a:xfrm>
-                            <a:off x="0" y="0"/>
-                            <a:ext cx="1141504" cy="1476247"/>
-                          </a:xfrm>
-                          <a:prstGeom prst="rect">
-                            <a:avLst/>
-                          </a:prstGeom>
-                        </pic:spPr>
-                      </pic:pic>
-                    </a:graphicData>
-                  </a:graphic>
-                </wp:inline>
-              </w:drawing>
-            </w:r>
-          </w:p>
-        </w:tc>
-        <w:tc>
-          <w:tcPr>
-            <w:tcW w:w="1223" w:type="dxa"/>
-          </w:tcPr>
-          <w:p>
-            <w:pPr>
-              <w:jc w:val="both"/>
-              <w:rPr>
-                <w:color w:val="000000" w:themeColor="text1"/>
-                <w:sz w:val="22"/>
-                <w:szCs w:val="22"/>
-              </w:rPr>
-            </w:pPr>
-            <w:r>
-              <w:rPr>
-                <w:color w:val="000000" w:themeColor="text1"/>
-                <w:sz w:val="22"/>
-                <w:szCs w:val="22"/>
-              </w:rPr>
-              <w:t>#000000</w:t>
-            </w:r>
-          </w:p>
-        </w:tc>
-        <w:tc>
-          <w:tcPr>
-            <w:tcW w:w="1039" w:type="dxa"/>
-          </w:tcPr>
-          <w:p>
-            <w:pPr>
-              <w:jc w:val="both"/>
-              <w:rPr>
-                <w:color w:val="000000" w:themeColor="text1"/>
-                <w:sz w:val="22"/>
-                <w:szCs w:val="22"/>
-              </w:rPr>
-            </w:pPr>
-            <w:r>
-              <w:rPr>
-                <w:color w:val="000000" w:themeColor="text1"/>
-                <w:sz w:val="22"/>
-                <w:szCs w:val="22"/>
-              </w:rPr>
-              <w:t>40</w:t>
-            </w:r>
-            <w:r>
-              <w:rPr>
-                <w:color w:val="000000" w:themeColor="text1"/>
-                <w:sz w:val="22"/>
-                <w:szCs w:val="22"/>
-              </w:rPr>
-              <w:t>%</w:t>
-            </w:r>
-          </w:p>
-        </w:tc>
-      </w:tr>
-      <w:tr>
-        <w:trPr>
-          <w:trHeight w:val="607"/>
-        </w:trPr>
-        <w:tc>
-          <w:tcPr>
-            <w:tcW w:w="2127" w:type="dxa"/>
-            <w:vMerge/>
-          </w:tcPr>
-          <w:p>
-            <w:pPr>
-              <w:jc w:val="both"/>
-              <w:rPr>
-                <w:color w:val="000000" w:themeColor="text1"/>
-                <w:sz w:val="24"/>
-                <w:szCs w:val="24"/>
-              </w:rPr>
-            </w:pPr>
-          </w:p>
-        </w:tc>
-        <w:tc>
-          <w:tcPr>
-            <w:tcW w:w="1275" w:type="dxa"/>
-          </w:tcPr>
-          <w:p>
-            <w:pPr>
-              <w:jc w:val="both"/>
-              <w:rPr>
-                <w:color w:val="000000" w:themeColor="text1"/>
-                <w:sz w:val="22"/>
-                <w:szCs w:val="22"/>
-              </w:rPr>
-            </w:pPr>
-            <w:r>
-              <w:rPr>
-                <w:color w:val="000000" w:themeColor="text1"/>
-                <w:sz w:val="22"/>
-                <w:szCs w:val="22"/>
-              </w:rPr>
-              <w:t>#60a900</w:t>
-            </w:r>
-          </w:p>
-        </w:tc>
-        <w:tc>
-          <w:tcPr>
-            <w:tcW w:w="851" w:type="dxa"/>
-          </w:tcPr>
-          <w:p>
-            <w:pPr>
-              <w:jc w:val="both"/>
-              <w:rPr>
-                <w:color w:val="000000" w:themeColor="text1"/>
-                <w:sz w:val="22"/>
-                <w:szCs w:val="22"/>
-              </w:rPr>
-            </w:pPr>
-            <w:r>
-              <w:rPr>
-                <w:color w:val="000000" w:themeColor="text1"/>
-                <w:sz w:val="22"/>
-                <w:szCs w:val="22"/>
-              </w:rPr>
-              <w:t>20</w:t>
-            </w:r>
-            <w:r>
-              <w:rPr>
-                <w:color w:val="000000" w:themeColor="text1"/>
-                <w:sz w:val="22"/>
-                <w:szCs w:val="22"/>
-              </w:rPr>
-              <w:t>%</w:t>
-            </w:r>
-          </w:p>
-        </w:tc>
-        <w:tc>
-          <w:tcPr>
-            <w:tcW w:w="1984" w:type="dxa"/>
-            <w:vMerge/>
-          </w:tcPr>
-          <w:p>
-            <w:pPr>
-              <w:jc w:val="both"/>
-              <w:rPr>
-                <w:color w:val="000000" w:themeColor="text1"/>
-                <w:sz w:val="24"/>
-                <w:szCs w:val="24"/>
-              </w:rPr>
-            </w:pPr>
-          </w:p>
-        </w:tc>
-        <w:tc>
-          <w:tcPr>
-            <w:tcW w:w="1223" w:type="dxa"/>
-          </w:tcPr>
-          <w:p>
-            <w:pPr>
-              <w:jc w:val="both"/>
-              <w:rPr>
-                <w:color w:val="000000" w:themeColor="text1"/>
-                <w:sz w:val="22"/>
-                <w:szCs w:val="22"/>
-              </w:rPr>
-            </w:pPr>
-            <w:r>
-              <w:rPr>
-                <w:color w:val="000000" w:themeColor="text1"/>
-                <w:sz w:val="22"/>
-                <w:szCs w:val="22"/>
-              </w:rPr>
-              <w:t>#ffff01</w:t>
-            </w:r>
-          </w:p>
-        </w:tc>
-        <w:tc>
-          <w:tcPr>
-            <w:tcW w:w="1039" w:type="dxa"/>
-          </w:tcPr>
-          <w:p>
-            <w:pPr>
-              <w:jc w:val="both"/>
-              <w:rPr>
-                <w:color w:val="000000" w:themeColor="text1"/>
-                <w:sz w:val="22"/>
-                <w:szCs w:val="22"/>
-              </w:rPr>
-            </w:pPr>
-            <w:r>
-              <w:rPr>
-                <w:color w:val="000000" w:themeColor="text1"/>
-                <w:sz w:val="22"/>
-                <w:szCs w:val="22"/>
-              </w:rPr>
-              <w:t>35</w:t>
-            </w:r>
-            <w:r>
-              <w:rPr>
-                <w:color w:val="000000" w:themeColor="text1"/>
-                <w:sz w:val="22"/>
-                <w:szCs w:val="22"/>
-              </w:rPr>
-              <w:t>%</w:t>
-            </w:r>
-          </w:p>
-        </w:tc>
-      </w:tr>
-      <w:tr>
-        <w:trPr>
-          <w:trHeight w:val="294"/>
-        </w:trPr>
-        <w:tc>
-          <w:tcPr>
-            <w:tcW w:w="2127" w:type="dxa"/>
-            <w:vMerge/>
-          </w:tcPr>
-          <w:p>
-            <w:pPr>
-              <w:jc w:val="both"/>
-              <w:rPr>
-                <w:color w:val="000000" w:themeColor="text1"/>
-                <w:sz w:val="24"/>
-                <w:szCs w:val="24"/>
-              </w:rPr>
-            </w:pPr>
-          </w:p>
-        </w:tc>
-        <w:tc>
-          <w:tcPr>
-            <w:tcW w:w="1275" w:type="dxa"/>
-          </w:tcPr>
-          <w:p>
-            <w:pPr>
-              <w:jc w:val="both"/>
-              <w:rPr>
-                <w:color w:val="000000" w:themeColor="text1"/>
-                <w:sz w:val="22"/>
-                <w:szCs w:val="22"/>
-              </w:rPr>
-            </w:pPr>
-            <w:r>
-              <w:rPr>
-                <w:color w:val="000000" w:themeColor="text1"/>
-                <w:sz w:val="22"/>
-                <w:szCs w:val="22"/>
-              </w:rPr>
-              <w:t>#63726c</w:t>
-            </w:r>
-          </w:p>
-        </w:tc>
-        <w:tc>
-          <w:tcPr>
-            <w:tcW w:w="851" w:type="dxa"/>
-          </w:tcPr>
-          <w:p>
-            <w:pPr>
-              <w:jc w:val="both"/>
-              <w:rPr>
-                <w:color w:val="000000" w:themeColor="text1"/>
-                <w:sz w:val="22"/>
-                <w:szCs w:val="22"/>
-              </w:rPr>
-            </w:pPr>
-            <w:r>
-              <w:rPr>
-                <w:color w:val="000000" w:themeColor="text1"/>
-                <w:sz w:val="22"/>
-                <w:szCs w:val="22"/>
-              </w:rPr>
-              <w:t>15%</w:t>
-            </w:r>
-          </w:p>
-        </w:tc>
-        <w:tc>
-          <w:tcPr>
-            <w:tcW w:w="1984" w:type="dxa"/>
-            <w:vMerge/>
-          </w:tcPr>
-          <w:p>
-            <w:pPr>
-              <w:jc w:val="both"/>
-              <w:rPr>
-                <w:color w:val="000000" w:themeColor="text1"/>
-                <w:sz w:val="24"/>
-                <w:szCs w:val="24"/>
-              </w:rPr>
-            </w:pPr>
-          </w:p>
-        </w:tc>
-        <w:tc>
-          <w:tcPr>
-            <w:tcW w:w="1223" w:type="dxa"/>
-            <w:vMerge w:val="restart"/>
-          </w:tcPr>
-          <w:p>
-            <w:pPr>
-              <w:jc w:val="both"/>
-              <w:rPr>
-                <w:color w:val="000000" w:themeColor="text1"/>
-                <w:sz w:val="22"/>
-                <w:szCs w:val="22"/>
-              </w:rPr>
-            </w:pPr>
-            <w:r>
-              <w:rPr>
-                <w:color w:val="000000" w:themeColor="text1"/>
-                <w:sz w:val="22"/>
-                <w:szCs w:val="22"/>
-              </w:rPr>
-              <w:t>#1b095b</w:t>
-            </w:r>
-          </w:p>
-        </w:tc>
-        <w:tc>
-          <w:tcPr>
-            <w:tcW w:w="1039" w:type="dxa"/>
-            <w:vMerge w:val="restart"/>
-          </w:tcPr>
-          <w:p>
-            <w:pPr>
-              <w:jc w:val="both"/>
-              <w:rPr>
-                <w:color w:val="000000" w:themeColor="text1"/>
-                <w:sz w:val="22"/>
-                <w:szCs w:val="22"/>
-              </w:rPr>
-            </w:pPr>
-            <w:r>
-              <w:rPr>
-                <w:color w:val="000000" w:themeColor="text1"/>
-                <w:sz w:val="22"/>
-                <w:szCs w:val="22"/>
-              </w:rPr>
-              <w:t>25</w:t>
-            </w:r>
-            <w:r>
-              <w:rPr>
-                <w:color w:val="000000" w:themeColor="text1"/>
-                <w:sz w:val="22"/>
-                <w:szCs w:val="22"/>
-              </w:rPr>
-              <w:t>%</w:t>
-            </w:r>
-          </w:p>
-        </w:tc>
-      </w:tr>
-      <w:tr>
-        <w:trPr>
-          <w:trHeight w:val="294"/>
-        </w:trPr>
-        <w:tc>
-          <w:tcPr>
-            <w:tcW w:w="2127" w:type="dxa"/>
-            <w:vMerge/>
-          </w:tcPr>
-          <w:p>
-            <w:pPr>
-              <w:jc w:val="both"/>
-              <w:rPr>
-                <w:color w:val="000000" w:themeColor="text1"/>
-                <w:sz w:val="24"/>
-                <w:szCs w:val="24"/>
-              </w:rPr>
-            </w:pPr>
-          </w:p>
-        </w:tc>
-        <w:tc>
-          <w:tcPr>
-            <w:tcW w:w="1275" w:type="dxa"/>
-          </w:tcPr>
-          <w:p>
-            <w:pPr>
-              <w:jc w:val="both"/>
-              <w:rPr>
-                <w:color w:val="000000" w:themeColor="text1"/>
-                <w:sz w:val="22"/>
-                <w:szCs w:val="22"/>
-              </w:rPr>
-            </w:pPr>
-            <w:r>
-              <w:rPr>
-                <w:color w:val="000000" w:themeColor="text1"/>
-                <w:sz w:val="22"/>
-                <w:szCs w:val="22"/>
-              </w:rPr>
-              <w:t>#000000</w:t>
-            </w:r>
-          </w:p>
-        </w:tc>
-        <w:tc>
-          <w:tcPr>
-            <w:tcW w:w="851" w:type="dxa"/>
-          </w:tcPr>
-          <w:p>
-            <w:pPr>
-              <w:jc w:val="both"/>
-              <w:rPr>
-                <w:color w:val="000000" w:themeColor="text1"/>
-                <w:sz w:val="22"/>
-                <w:szCs w:val="22"/>
-              </w:rPr>
-            </w:pPr>
-            <w:r>
-              <w:rPr>
-                <w:color w:val="000000" w:themeColor="text1"/>
-                <w:sz w:val="22"/>
-                <w:szCs w:val="22"/>
-              </w:rPr>
-              <w:t>1</w:t>
-            </w:r>
-            <w:r>
-              <w:rPr>
-                <w:color w:val="000000" w:themeColor="text1"/>
-                <w:sz w:val="22"/>
-                <w:szCs w:val="22"/>
-              </w:rPr>
-              <w:t>0</w:t>
-            </w:r>
-            <w:r>
-              <w:rPr>
-                <w:color w:val="000000" w:themeColor="text1"/>
-                <w:sz w:val="22"/>
-                <w:szCs w:val="22"/>
-              </w:rPr>
-              <w:t>%</w:t>
-            </w:r>
-          </w:p>
-        </w:tc>
-        <w:tc>
-          <w:tcPr>
-            <w:tcW w:w="1984" w:type="dxa"/>
-            <w:vMerge/>
-          </w:tcPr>
-          <w:p>
-            <w:pPr>
-              <w:jc w:val="both"/>
-              <w:rPr>
-                <w:color w:val="000000" w:themeColor="text1"/>
-                <w:sz w:val="24"/>
-                <w:szCs w:val="24"/>
-              </w:rPr>
-            </w:pPr>
-          </w:p>
-        </w:tc>
-        <w:tc>
-          <w:tcPr>
-            <w:tcW w:w="1223" w:type="dxa"/>
-            <w:vMerge/>
-          </w:tcPr>
-          <w:p>
-            <w:pPr>
-              <w:jc w:val="both"/>
-              <w:rPr>
-                <w:color w:val="000000" w:themeColor="text1"/>
-                <w:sz w:val="24"/>
-                <w:szCs w:val="24"/>
-              </w:rPr>
-            </w:pPr>
-          </w:p>
-        </w:tc>
-        <w:tc>
-          <w:tcPr>
-            <w:tcW w:w="1039" w:type="dxa"/>
-            <w:vMerge/>
-          </w:tcPr>
-          <w:p>
-            <w:pPr>
-              <w:jc w:val="both"/>
-              <w:rPr>
-                <w:color w:val="000000" w:themeColor="text1"/>
-                <w:sz w:val="24"/>
-                <w:szCs w:val="24"/>
-              </w:rPr>
-            </w:pPr>
-          </w:p>
-        </w:tc>
-      </w:tr>
-      <w:tr>
-        <w:tc>
-          <w:tcPr>
-            <w:tcW w:w="8499" w:type="dxa"/>
-            <w:gridSpan w:val="6"/>
-          </w:tcPr>
-          <w:p>
-            <w:pPr>
-              <w:jc w:val="both"/>
-              <w:rPr>
-                <w:color w:val="000000" w:themeColor="text1"/>
-                <w:sz w:val="24"/>
-                <w:szCs w:val="24"/>
-              </w:rPr>
-            </w:pPr>
-          </w:p>
-        </w:tc>
-      </w:tr>
-      <w:tr>
-        <w:tc>
-          <w:tcPr>
-            <w:tcW w:w="4253" w:type="dxa"/>
-            <w:gridSpan w:val="3"/>
-            <w:vAlign w:val="center"/>
-          </w:tcPr>
-          <w:p>
-            <w:pPr>
-              <w:jc w:val="center"/>
-              <w:rPr>
-                <w:b/>
-                <w:bCs/>
-                <w:sz w:val="32"/>
-                <w:szCs w:val="32"/>
-              </w:rPr>
-            </w:pPr>
-            <w:r>
-              <w:rPr>
-                <w:b/>
-                <w:bCs/>
-                <w:sz w:val="32"/>
-                <w:szCs w:val="32"/>
-              </w:rPr>
-              <w:t>Cortesía</w:t>
-            </w:r>
-          </w:p>
-        </w:tc>
-        <w:tc>
-          <w:tcPr>
-            <w:tcW w:w="4246" w:type="dxa"/>
-            <w:gridSpan w:val="3"/>
-            <w:vAlign w:val="center"/>
-          </w:tcPr>
-          <w:p>
-            <w:pPr>
-              <w:jc w:val="center"/>
-              <w:rPr>
-                <w:b/>
-                <w:bCs/>
-                <w:sz w:val="32"/>
-                <w:szCs w:val="32"/>
-              </w:rPr>
-            </w:pPr>
-            <w:r>
-              <w:rPr>
-                <w:b/>
-                <w:bCs/>
-                <w:sz w:val="32"/>
-                <w:szCs w:val="32"/>
-              </w:rPr>
-              <w:t>Feo</w:t>
-            </w:r>
-          </w:p>
-        </w:tc>
-      </w:tr>
-      <w:tr>
-        <w:trPr>
-          <w:trHeight w:val="1011"/>
-        </w:trPr>
-        <w:tc>
-          <w:tcPr>
-            <w:tcW w:w="2127" w:type="dxa"/>
-            <w:vMerge w:val="restart"/>
-          </w:tcPr>
-          <w:p>
-            <w:pPr>
-              <w:jc w:val="both"/>
-              <w:rPr>
-                <w:color w:val="000000" w:themeColor="text1"/>
-                <w:sz w:val="24"/>
-                <w:szCs w:val="24"/>
-              </w:rPr>
-            </w:pPr>
-            <w:r>
-              <w:rPr>
-                <w:color w:val="000000" w:themeColor="text1"/>
-                <w:sz w:val="24"/>
-                <w:szCs w:val="24"/>
-              </w:rPr>
-              <w:drawing>
-                <wp:inline distT="0" distB="0" distL="0" distR="0" wp14:anchorId="2CB3342F" wp14:editId="627D6C6F">
-                  <wp:extent cx="1219835" cy="1585913"/>
-                  <wp:effectExtent l="0" t="0" r="0" b="0"/>
-                  <wp:docPr id="133" name="Imagen 133"/>
-                  <wp:cNvGraphicFramePr>
-                    <a:graphicFrameLocks xmlns:a="http://schemas.openxmlformats.org/drawingml/2006/main" noChangeAspect="1"/>
-                  </wp:cNvGraphicFramePr>
-                  <a:graphic xmlns:a="http://schemas.openxmlformats.org/drawingml/2006/main">
-                    <a:graphicData uri="http://schemas.openxmlformats.org/drawingml/2006/picture">
-                      <pic:pic xmlns:pic="http://schemas.openxmlformats.org/drawingml/2006/picture">
-                        <pic:nvPicPr>
-                          <pic:cNvPr id="1" name=""/>
-                          <pic:cNvPicPr/>
-                        </pic:nvPicPr>
-                        <pic:blipFill>
-                          <a:blip r:embed="rId17"/>
-                          <a:stretch>
-                            <a:fillRect/>
-                          </a:stretch>
-                        </pic:blipFill>
-                        <pic:spPr>
-                          <a:xfrm flipH="1">
-                            <a:off x="0" y="0"/>
-                            <a:ext cx="1235887" cy="1606782"/>
-                          </a:xfrm>
-                          <a:prstGeom prst="rect">
-                            <a:avLst/>
-                          </a:prstGeom>
-                        </pic:spPr>
-                      </pic:pic>
-                    </a:graphicData>
-                  </a:graphic>
-                </wp:inline>
-              </w:drawing>
-            </w:r>
-          </w:p>
-        </w:tc>
-        <w:tc>
-          <w:tcPr>
-            <w:tcW w:w="1275" w:type="dxa"/>
-          </w:tcPr>
-          <w:p>
-            <w:pPr>
-              <w:jc w:val="both"/>
-              <w:rPr>
-                <w:color w:val="000000" w:themeColor="text1"/>
-                <w:sz w:val="22"/>
-                <w:szCs w:val="22"/>
-              </w:rPr>
-            </w:pPr>
-            <w:r>
-              <w:rPr>
-                <w:color w:val="000000" w:themeColor="text1"/>
-                <w:sz w:val="22"/>
-                <w:szCs w:val="22"/>
-              </w:rPr>
-              <w:t>#ffc1e8</w:t>
-            </w:r>
-          </w:p>
-        </w:tc>
-        <w:tc>
-          <w:tcPr>
-            <w:tcW w:w="851" w:type="dxa"/>
-          </w:tcPr>
-          <w:p>
-            <w:pPr>
-              <w:jc w:val="both"/>
-              <w:rPr>
-                <w:color w:val="000000" w:themeColor="text1"/>
-                <w:sz w:val="22"/>
-                <w:szCs w:val="22"/>
-              </w:rPr>
-            </w:pPr>
-            <w:r>
-              <w:rPr>
-                <w:color w:val="000000" w:themeColor="text1"/>
-                <w:sz w:val="22"/>
-                <w:szCs w:val="22"/>
-              </w:rPr>
-              <w:t>22</w:t>
-            </w:r>
-            <w:r>
-              <w:rPr>
-                <w:color w:val="000000" w:themeColor="text1"/>
-                <w:sz w:val="22"/>
-                <w:szCs w:val="22"/>
-              </w:rPr>
-              <w:t>%</w:t>
-            </w:r>
-          </w:p>
-        </w:tc>
-        <w:tc>
-          <w:tcPr>
-            <w:tcW w:w="1984" w:type="dxa"/>
-            <w:vMerge w:val="restart"/>
-          </w:tcPr>
-          <w:p>
-            <w:pPr>
-              <w:jc w:val="both"/>
-              <w:rPr>
-                <w:color w:val="000000" w:themeColor="text1"/>
-                <w:sz w:val="24"/>
-                <w:szCs w:val="24"/>
-              </w:rPr>
-            </w:pPr>
-            <w:r>
-              <w:rPr>
-                <w:color w:val="000000" w:themeColor="text1"/>
-                <w:sz w:val="24"/>
-                <w:szCs w:val="24"/>
-              </w:rPr>
-              <w:drawing>
-                <wp:inline distT="0" distB="0" distL="0" distR="0" wp14:anchorId="34B33921" wp14:editId="6733B114">
-                  <wp:extent cx="1109663" cy="1581646"/>
-                  <wp:effectExtent l="0" t="0" r="0" b="0"/>
-                  <wp:docPr id="138" name="Imagen 138"/>
-                  <wp:cNvGraphicFramePr>
-                    <a:graphicFrameLocks xmlns:a="http://schemas.openxmlformats.org/drawingml/2006/main" noChangeAspect="1"/>
-                  </wp:cNvGraphicFramePr>
-                  <a:graphic xmlns:a="http://schemas.openxmlformats.org/drawingml/2006/main">
-                    <a:graphicData uri="http://schemas.openxmlformats.org/drawingml/2006/picture">
-                      <pic:pic xmlns:pic="http://schemas.openxmlformats.org/drawingml/2006/picture">
-                        <pic:nvPicPr>
-                          <pic:cNvPr id="1" name=""/>
-                          <pic:cNvPicPr/>
-                        </pic:nvPicPr>
-                        <pic:blipFill>
-                          <a:blip r:embed="rId18"/>
-                          <a:stretch>
-                            <a:fillRect/>
-                          </a:stretch>
-                        </pic:blipFill>
-                        <pic:spPr>
-                          <a:xfrm>
-                            <a:off x="0" y="0"/>
-                            <a:ext cx="1115016" cy="1589276"/>
-                          </a:xfrm>
-                          <a:prstGeom prst="rect">
-                            <a:avLst/>
-                          </a:prstGeom>
-                        </pic:spPr>
-                      </pic:pic>
-                    </a:graphicData>
-                  </a:graphic>
-                </wp:inline>
-              </w:drawing>
-            </w:r>
-          </w:p>
-        </w:tc>
-        <w:tc>
-          <w:tcPr>
-            <w:tcW w:w="1223" w:type="dxa"/>
-          </w:tcPr>
-          <w:p>
-            <w:pPr>
-              <w:jc w:val="both"/>
-              <w:rPr>
-                <w:color w:val="000000" w:themeColor="text1"/>
-                <w:sz w:val="22"/>
-                <w:szCs w:val="22"/>
-              </w:rPr>
-            </w:pPr>
-            <w:r>
-              <w:rPr>
-                <w:color w:val="000000" w:themeColor="text1"/>
-                <w:sz w:val="22"/>
-                <w:szCs w:val="22"/>
-              </w:rPr>
-              <w:t>#672e01</w:t>
-            </w:r>
-          </w:p>
-        </w:tc>
-        <w:tc>
-          <w:tcPr>
-            <w:tcW w:w="1039" w:type="dxa"/>
-          </w:tcPr>
-          <w:p>
-            <w:pPr>
-              <w:jc w:val="both"/>
-              <w:rPr>
-                <w:color w:val="000000" w:themeColor="text1"/>
-                <w:sz w:val="22"/>
-                <w:szCs w:val="22"/>
-              </w:rPr>
-            </w:pPr>
-            <w:r>
-              <w:rPr>
-                <w:color w:val="000000" w:themeColor="text1"/>
-                <w:sz w:val="22"/>
-                <w:szCs w:val="22"/>
-              </w:rPr>
-              <w:t>32</w:t>
-            </w:r>
-            <w:r>
-              <w:rPr>
-                <w:color w:val="000000" w:themeColor="text1"/>
-                <w:sz w:val="22"/>
-                <w:szCs w:val="22"/>
-              </w:rPr>
-              <w:t>%</w:t>
-            </w:r>
-          </w:p>
-        </w:tc>
-      </w:tr>
-      <w:tr>
-        <w:trPr>
-          <w:trHeight w:val="607"/>
-        </w:trPr>
-        <w:tc>
-          <w:tcPr>
-            <w:tcW w:w="2127" w:type="dxa"/>
-            <w:vMerge/>
-          </w:tcPr>
-          <w:p>
-            <w:pPr>
-              <w:jc w:val="both"/>
-              <w:rPr>
-                <w:color w:val="000000" w:themeColor="text1"/>
-                <w:sz w:val="24"/>
-                <w:szCs w:val="24"/>
-              </w:rPr>
-            </w:pPr>
-          </w:p>
-        </w:tc>
-        <w:tc>
-          <w:tcPr>
-            <w:tcW w:w="1275" w:type="dxa"/>
-          </w:tcPr>
-          <w:p>
-            <w:pPr>
-              <w:jc w:val="both"/>
-              <w:rPr>
-                <w:color w:val="000000" w:themeColor="text1"/>
-                <w:sz w:val="22"/>
-                <w:szCs w:val="22"/>
-              </w:rPr>
-            </w:pPr>
-            <w:r>
-              <w:rPr>
-                <w:color w:val="000000" w:themeColor="text1"/>
-                <w:sz w:val="22"/>
-                <w:szCs w:val="22"/>
-              </w:rPr>
-              <w:t>#6d8492</w:t>
-            </w:r>
-          </w:p>
-        </w:tc>
-        <w:tc>
-          <w:tcPr>
-            <w:tcW w:w="851" w:type="dxa"/>
-          </w:tcPr>
-          <w:p>
-            <w:pPr>
-              <w:jc w:val="both"/>
-              <w:rPr>
-                <w:color w:val="000000" w:themeColor="text1"/>
-                <w:sz w:val="22"/>
-                <w:szCs w:val="22"/>
-              </w:rPr>
-            </w:pPr>
-            <w:r>
-              <w:rPr>
-                <w:color w:val="000000" w:themeColor="text1"/>
-                <w:sz w:val="22"/>
-                <w:szCs w:val="22"/>
-              </w:rPr>
-              <w:t>22</w:t>
-            </w:r>
-            <w:r>
-              <w:rPr>
-                <w:color w:val="000000" w:themeColor="text1"/>
-                <w:sz w:val="22"/>
-                <w:szCs w:val="22"/>
-              </w:rPr>
-              <w:t>%</w:t>
-            </w:r>
-          </w:p>
-        </w:tc>
-        <w:tc>
-          <w:tcPr>
-            <w:tcW w:w="1984" w:type="dxa"/>
-            <w:vMerge/>
-          </w:tcPr>
-          <w:p>
-            <w:pPr>
-              <w:jc w:val="both"/>
-              <w:rPr>
-                <w:color w:val="000000" w:themeColor="text1"/>
-                <w:sz w:val="24"/>
-                <w:szCs w:val="24"/>
-              </w:rPr>
-            </w:pPr>
-          </w:p>
-        </w:tc>
-        <w:tc>
-          <w:tcPr>
-            <w:tcW w:w="1223" w:type="dxa"/>
-          </w:tcPr>
-          <w:p>
-            <w:pPr>
-              <w:jc w:val="both"/>
-              <w:rPr>
-                <w:color w:val="000000" w:themeColor="text1"/>
-                <w:sz w:val="22"/>
-                <w:szCs w:val="22"/>
-              </w:rPr>
-            </w:pPr>
-            <w:r>
-              <w:rPr>
-                <w:color w:val="000000" w:themeColor="text1"/>
-                <w:sz w:val="22"/>
-                <w:szCs w:val="22"/>
-              </w:rPr>
-              <w:t>#5a6662</w:t>
-            </w:r>
-          </w:p>
-        </w:tc>
-        <w:tc>
-          <w:tcPr>
-            <w:tcW w:w="1039" w:type="dxa"/>
-          </w:tcPr>
-          <w:p>
-            <w:pPr>
-              <w:jc w:val="both"/>
-              <w:rPr>
-                <w:color w:val="000000" w:themeColor="text1"/>
-                <w:sz w:val="22"/>
-                <w:szCs w:val="22"/>
-              </w:rPr>
-            </w:pPr>
-            <w:r>
-              <w:rPr>
-                <w:color w:val="000000" w:themeColor="text1"/>
-                <w:sz w:val="22"/>
-                <w:szCs w:val="22"/>
-              </w:rPr>
-              <w:t>3</w:t>
-            </w:r>
-            <w:r>
-              <w:rPr>
-                <w:color w:val="000000" w:themeColor="text1"/>
-                <w:sz w:val="22"/>
-                <w:szCs w:val="22"/>
-              </w:rPr>
-              <w:t>2</w:t>
-            </w:r>
-            <w:r>
-              <w:rPr>
-                <w:color w:val="000000" w:themeColor="text1"/>
-                <w:sz w:val="22"/>
-                <w:szCs w:val="22"/>
-              </w:rPr>
-              <w:t>%</w:t>
-            </w:r>
-          </w:p>
-        </w:tc>
-      </w:tr>
-      <w:tr>
-        <w:trPr>
-          <w:trHeight w:val="294"/>
-        </w:trPr>
-        <w:tc>
-          <w:tcPr>
-            <w:tcW w:w="2127" w:type="dxa"/>
-            <w:vMerge/>
-          </w:tcPr>
-          <w:p>
-            <w:pPr>
-              <w:jc w:val="both"/>
-              <w:rPr>
-                <w:color w:val="000000" w:themeColor="text1"/>
-                <w:sz w:val="24"/>
-                <w:szCs w:val="24"/>
-              </w:rPr>
-            </w:pPr>
-          </w:p>
-        </w:tc>
-        <w:tc>
-          <w:tcPr>
-            <w:tcW w:w="1275" w:type="dxa"/>
-          </w:tcPr>
-          <w:p>
-            <w:pPr>
-              <w:jc w:val="both"/>
-              <w:rPr>
-                <w:color w:val="000000" w:themeColor="text1"/>
-                <w:sz w:val="22"/>
-                <w:szCs w:val="22"/>
-              </w:rPr>
-            </w:pPr>
-            <w:r>
-              <w:rPr>
-                <w:color w:val="000000" w:themeColor="text1"/>
-                <w:sz w:val="22"/>
-                <w:szCs w:val="22"/>
-              </w:rPr>
-              <w:t>#f8ffff</w:t>
-            </w:r>
-          </w:p>
-        </w:tc>
-        <w:tc>
-          <w:tcPr>
-            <w:tcW w:w="851" w:type="dxa"/>
-          </w:tcPr>
-          <w:p>
-            <w:pPr>
-              <w:jc w:val="both"/>
-              <w:rPr>
-                <w:color w:val="000000" w:themeColor="text1"/>
-                <w:sz w:val="22"/>
-                <w:szCs w:val="22"/>
-              </w:rPr>
-            </w:pPr>
-            <w:r>
-              <w:rPr>
-                <w:color w:val="000000" w:themeColor="text1"/>
-                <w:sz w:val="22"/>
-                <w:szCs w:val="22"/>
-              </w:rPr>
-              <w:t>20</w:t>
-            </w:r>
-            <w:r>
-              <w:rPr>
-                <w:color w:val="000000" w:themeColor="text1"/>
-                <w:sz w:val="22"/>
-                <w:szCs w:val="22"/>
-              </w:rPr>
-              <w:t>%</w:t>
-            </w:r>
-          </w:p>
-        </w:tc>
-        <w:tc>
-          <w:tcPr>
-            <w:tcW w:w="1984" w:type="dxa"/>
-            <w:vMerge/>
-          </w:tcPr>
-          <w:p>
-            <w:pPr>
-              <w:jc w:val="both"/>
-              <w:rPr>
-                <w:color w:val="000000" w:themeColor="text1"/>
-                <w:sz w:val="24"/>
-                <w:szCs w:val="24"/>
-              </w:rPr>
-            </w:pPr>
-          </w:p>
-        </w:tc>
-        <w:tc>
-          <w:tcPr>
-            <w:tcW w:w="1223" w:type="dxa"/>
-            <w:vMerge w:val="restart"/>
-          </w:tcPr>
-          <w:p>
-            <w:pPr>
-              <w:jc w:val="both"/>
-              <w:rPr>
-                <w:color w:val="000000" w:themeColor="text1"/>
-                <w:sz w:val="22"/>
-                <w:szCs w:val="22"/>
-              </w:rPr>
-            </w:pPr>
-            <w:r>
-              <w:rPr>
-                <w:color w:val="000000" w:themeColor="text1"/>
-                <w:sz w:val="22"/>
-                <w:szCs w:val="22"/>
-              </w:rPr>
-              <w:t>#000000</w:t>
-            </w:r>
-          </w:p>
-        </w:tc>
-        <w:tc>
-          <w:tcPr>
-            <w:tcW w:w="1039" w:type="dxa"/>
-            <w:vMerge w:val="restart"/>
-          </w:tcPr>
-          <w:p>
-            <w:pPr>
-              <w:jc w:val="both"/>
-              <w:rPr>
-                <w:color w:val="000000" w:themeColor="text1"/>
-                <w:sz w:val="22"/>
-                <w:szCs w:val="22"/>
-              </w:rPr>
-            </w:pPr>
-            <w:r>
-              <w:rPr>
-                <w:color w:val="000000" w:themeColor="text1"/>
-                <w:sz w:val="22"/>
-                <w:szCs w:val="22"/>
-              </w:rPr>
-              <w:t>2</w:t>
-            </w:r>
-            <w:r>
-              <w:rPr>
-                <w:color w:val="000000" w:themeColor="text1"/>
-                <w:sz w:val="22"/>
-                <w:szCs w:val="22"/>
-              </w:rPr>
-              <w:t>6</w:t>
-            </w:r>
-            <w:r>
-              <w:rPr>
-                <w:color w:val="000000" w:themeColor="text1"/>
-                <w:sz w:val="22"/>
-                <w:szCs w:val="22"/>
-              </w:rPr>
-              <w:t>%</w:t>
-            </w:r>
-          </w:p>
-        </w:tc>
-      </w:tr>
-      <w:tr>
-        <w:trPr>
-          <w:trHeight w:val="294"/>
-        </w:trPr>
-        <w:tc>
-          <w:tcPr>
-            <w:tcW w:w="2127" w:type="dxa"/>
-            <w:vMerge/>
-          </w:tcPr>
-          <w:p>
-            <w:pPr>
-              <w:jc w:val="both"/>
-              <w:rPr>
-                <w:color w:val="000000" w:themeColor="text1"/>
-                <w:sz w:val="24"/>
-                <w:szCs w:val="24"/>
-              </w:rPr>
-            </w:pPr>
-          </w:p>
-        </w:tc>
-        <w:tc>
-          <w:tcPr>
-            <w:tcW w:w="1275" w:type="dxa"/>
-          </w:tcPr>
-          <w:p>
-            <w:pPr>
-              <w:jc w:val="both"/>
-              <w:rPr>
-                <w:color w:val="000000" w:themeColor="text1"/>
-                <w:sz w:val="22"/>
-                <w:szCs w:val="22"/>
-              </w:rPr>
-            </w:pPr>
-            <w:r>
-              <w:rPr>
-                <w:color w:val="000000" w:themeColor="text1"/>
-                <w:sz w:val="22"/>
-                <w:szCs w:val="22"/>
-              </w:rPr>
-              <w:t>#5e6a6a</w:t>
-            </w:r>
-          </w:p>
-        </w:tc>
-        <w:tc>
-          <w:tcPr>
-            <w:tcW w:w="851" w:type="dxa"/>
-          </w:tcPr>
-          <w:p>
-            <w:pPr>
-              <w:jc w:val="both"/>
-              <w:rPr>
-                <w:color w:val="000000" w:themeColor="text1"/>
-                <w:sz w:val="22"/>
-                <w:szCs w:val="22"/>
-              </w:rPr>
-            </w:pPr>
-            <w:r>
-              <w:rPr>
-                <w:color w:val="000000" w:themeColor="text1"/>
-                <w:sz w:val="22"/>
-                <w:szCs w:val="22"/>
-              </w:rPr>
-              <w:t>18%</w:t>
-            </w:r>
-          </w:p>
-        </w:tc>
-        <w:tc>
-          <w:tcPr>
-            <w:tcW w:w="1984" w:type="dxa"/>
-            <w:vMerge/>
-          </w:tcPr>
-          <w:p>
-            <w:pPr>
-              <w:jc w:val="both"/>
-              <w:rPr>
-                <w:color w:val="000000" w:themeColor="text1"/>
-                <w:sz w:val="24"/>
-                <w:szCs w:val="24"/>
-              </w:rPr>
-            </w:pPr>
-          </w:p>
-        </w:tc>
-        <w:tc>
-          <w:tcPr>
-            <w:tcW w:w="1223" w:type="dxa"/>
-            <w:vMerge/>
-          </w:tcPr>
-          <w:p>
-            <w:pPr>
-              <w:jc w:val="both"/>
-              <w:rPr>
-                <w:color w:val="000000" w:themeColor="text1"/>
-                <w:sz w:val="22"/>
-                <w:szCs w:val="22"/>
-              </w:rPr>
-            </w:pPr>
-          </w:p>
-        </w:tc>
-        <w:tc>
-          <w:tcPr>
-            <w:tcW w:w="1039" w:type="dxa"/>
-            <w:vMerge/>
-          </w:tcPr>
-          <w:p>
-            <w:pPr>
-              <w:jc w:val="both"/>
-              <w:rPr>
-                <w:color w:val="000000" w:themeColor="text1"/>
-                <w:sz w:val="22"/>
-                <w:szCs w:val="22"/>
-              </w:rPr>
-            </w:pPr>
-          </w:p>
-        </w:tc>
-      </w:tr>
-      <w:tr>
-        <w:trPr>
-          <w:trHeight w:val="294"/>
-        </w:trPr>
-        <w:tc>
-          <w:tcPr>
-            <w:tcW w:w="2127" w:type="dxa"/>
-            <w:vMerge/>
-          </w:tcPr>
-          <w:p>
-            <w:pPr>
-              <w:jc w:val="both"/>
-              <w:rPr>
-                <w:color w:val="000000" w:themeColor="text1"/>
-                <w:sz w:val="24"/>
-                <w:szCs w:val="24"/>
-              </w:rPr>
-            </w:pPr>
-          </w:p>
-        </w:tc>
-        <w:tc>
-          <w:tcPr>
-            <w:tcW w:w="1275" w:type="dxa"/>
-          </w:tcPr>
-          <w:p>
-            <w:pPr>
-              <w:jc w:val="both"/>
-              <w:rPr>
-                <w:color w:val="000000" w:themeColor="text1"/>
-                <w:sz w:val="22"/>
-                <w:szCs w:val="22"/>
-              </w:rPr>
-            </w:pPr>
-            <w:r>
-              <w:rPr>
-                <w:color w:val="000000" w:themeColor="text1"/>
-                <w:sz w:val="22"/>
-                <w:szCs w:val="22"/>
-              </w:rPr>
-              <w:t>#57aa02</w:t>
-            </w:r>
-          </w:p>
-        </w:tc>
-        <w:tc>
-          <w:tcPr>
-            <w:tcW w:w="851" w:type="dxa"/>
-          </w:tcPr>
-          <w:p>
-            <w:pPr>
-              <w:jc w:val="both"/>
-              <w:rPr>
-                <w:color w:val="000000" w:themeColor="text1"/>
-                <w:sz w:val="22"/>
-                <w:szCs w:val="22"/>
-              </w:rPr>
-            </w:pPr>
-            <w:r>
-              <w:rPr>
-                <w:color w:val="000000" w:themeColor="text1"/>
-                <w:sz w:val="22"/>
-                <w:szCs w:val="22"/>
-              </w:rPr>
-              <w:t>18%</w:t>
-            </w:r>
-          </w:p>
-        </w:tc>
-        <w:tc>
-          <w:tcPr>
-            <w:tcW w:w="1984" w:type="dxa"/>
-            <w:vMerge/>
-          </w:tcPr>
-          <w:p>
-            <w:pPr>
-              <w:jc w:val="both"/>
-              <w:rPr>
-                <w:color w:val="000000" w:themeColor="text1"/>
-                <w:sz w:val="24"/>
-                <w:szCs w:val="24"/>
-              </w:rPr>
-            </w:pPr>
-          </w:p>
-        </w:tc>
-        <w:tc>
-          <w:tcPr>
-            <w:tcW w:w="1223" w:type="dxa"/>
-          </w:tcPr>
-          <w:p>
-            <w:pPr>
-              <w:jc w:val="both"/>
-              <w:rPr>
-                <w:color w:val="000000" w:themeColor="text1"/>
-                <w:sz w:val="22"/>
-                <w:szCs w:val="22"/>
-              </w:rPr>
-            </w:pPr>
-            <w:r>
-              <w:rPr>
-                <w:color w:val="000000" w:themeColor="text1"/>
-                <w:sz w:val="22"/>
-                <w:szCs w:val="22"/>
-              </w:rPr>
-              <w:t>#09107c</w:t>
-            </w:r>
-          </w:p>
-        </w:tc>
-        <w:tc>
-          <w:tcPr>
-            <w:tcW w:w="1039" w:type="dxa"/>
-          </w:tcPr>
-          <w:p>
-            <w:pPr>
-              <w:jc w:val="both"/>
-              <w:rPr>
-                <w:color w:val="000000" w:themeColor="text1"/>
-                <w:sz w:val="22"/>
-                <w:szCs w:val="22"/>
-              </w:rPr>
-            </w:pPr>
-            <w:r>
-              <w:rPr>
-                <w:color w:val="000000" w:themeColor="text1"/>
-                <w:sz w:val="22"/>
-                <w:szCs w:val="22"/>
-              </w:rPr>
-              <w:t>10%</w:t>
-            </w:r>
-          </w:p>
-        </w:tc>
-      </w:tr>
-    </w:tbl>
-    <w:p>
-      <w:pPr>
-        <w:ind w:left="708"/>
-        <w:jc w:val="both"/>
-        <w:rPr>
-          <w:color w:val="000000" w:themeColor="text1"/>
-          <w:sz w:val="24"/>
-          <w:szCs w:val="24"/>
-        </w:rPr>
-      </w:pPr>
-    </w:p>
-    <w:p>
-      <w:pPr>
-        <w:ind w:left="708"/>
         <w:jc w:val="both"/>
         <w:rPr>
           <w:color w:val="000000" w:themeColor="text1"/>
@@ -6095,7 +2841,7 @@
     <w:tbl>
       <w:tblPr>
         <w:tblStyle w:val="Tablaconcuadrcula"/>
-        <w:tblW w:w="8667" w:type="dxa"/>
+        <w:tblW w:w="9116" w:type="dxa"/>
         <w:tblCellMar>
           <w:top w:w="28" w:type="dxa"/>
           <w:bottom w:w="28" w:type="dxa"/>
@@ -6103,20 +2849,26 @@
         <w:tblLook w:val="04A0" w:firstRow="1" w:lastRow="0" w:firstColumn="1" w:lastColumn="0" w:noHBand="0" w:noVBand="1"/>
       </w:tblPr>
       <w:tblGrid>
-        <w:gridCol w:w="1696"/>
-        <w:gridCol w:w="2410"/>
+        <w:gridCol w:w="1336"/>
+        <w:gridCol w:w="360"/>
+        <w:gridCol w:w="2324"/>
+        <w:gridCol w:w="86"/>
         <w:gridCol w:w="2436"/>
-        <w:gridCol w:w="2111"/>
-        <w:gridCol w:w="14"/>
+        <w:gridCol w:w="310"/>
+        <w:gridCol w:w="1815"/>
+        <w:gridCol w:w="436"/>
+        <w:gridCol w:w="13"/>
       </w:tblGrid>
       <w:tr>
         <w:trPr>
+          <w:gridAfter w:val="2"/>
+          <w:wAfter w:w="449" w:type="dxa"/>
           <w:trHeight w:val="661"/>
         </w:trPr>
         <w:tc>
           <w:tcPr>
             <w:tcW w:w="8667" w:type="dxa"/>
-            <w:gridSpan w:val="5"/>
+            <w:gridSpan w:val="7"/>
             <w:shd w:val="clear" w:color="auto" w:fill="E2FBEB" w:themeFill="accent2" w:themeFillTint="33"/>
             <w:vAlign w:val="center"/>
           </w:tcPr>
@@ -6159,13 +2911,14 @@
       </w:tr>
       <w:tr>
         <w:trPr>
-          <w:gridAfter w:val="1"/>
-          <w:wAfter w:w="14" w:type="dxa"/>
+          <w:gridAfter w:val="2"/>
+          <w:wAfter w:w="449" w:type="dxa"/>
           <w:trHeight w:val="501"/>
         </w:trPr>
         <w:tc>
           <w:tcPr>
             <w:tcW w:w="1696" w:type="dxa"/>
+            <w:gridSpan w:val="2"/>
             <w:shd w:val="clear" w:color="auto" w:fill="E2FBEB" w:themeFill="accent2" w:themeFillTint="33"/>
             <w:vAlign w:val="center"/>
           </w:tcPr>
@@ -6189,6 +2942,7 @@
         <w:tc>
           <w:tcPr>
             <w:tcW w:w="2410" w:type="dxa"/>
+            <w:gridSpan w:val="2"/>
             <w:shd w:val="clear" w:color="auto" w:fill="E2FBEB" w:themeFill="accent2" w:themeFillTint="33"/>
             <w:vAlign w:val="center"/>
           </w:tcPr>
@@ -6234,7 +2988,8 @@
         </w:tc>
         <w:tc>
           <w:tcPr>
-            <w:tcW w:w="2111" w:type="dxa"/>
+            <w:tcW w:w="2125" w:type="dxa"/>
+            <w:gridSpan w:val="2"/>
             <w:shd w:val="clear" w:color="auto" w:fill="E2FBEB" w:themeFill="accent2" w:themeFillTint="33"/>
             <w:vAlign w:val="center"/>
           </w:tcPr>
@@ -6258,13 +3013,14 @@
       </w:tr>
       <w:tr>
         <w:trPr>
-          <w:gridAfter w:val="1"/>
-          <w:wAfter w:w="14" w:type="dxa"/>
+          <w:gridAfter w:val="2"/>
+          <w:wAfter w:w="449" w:type="dxa"/>
           <w:trHeight w:val="227"/>
         </w:trPr>
         <w:tc>
           <w:tcPr>
             <w:tcW w:w="1696" w:type="dxa"/>
+            <w:gridSpan w:val="2"/>
             <w:vAlign w:val="center"/>
           </w:tcPr>
           <w:p>
@@ -6293,12 +3049,12 @@
                           </pic:cNvPicPr>
                         </pic:nvPicPr>
                         <pic:blipFill>
-                          <a:blip r:embed="rId19" cstate="print">
+                          <a:blip r:embed="rId11" cstate="print">
                             <a:biLevel thresh="75000"/>
                             <a:extLst>
                               <a:ext uri="{BEBA8EAE-BF5A-486C-A8C5-ECC9F3942E4B}">
                                 <a14:imgProps xmlns:a14="http://schemas.microsoft.com/office/drawing/2010/main">
-                                  <a14:imgLayer r:embed="rId20">
+                                  <a14:imgLayer r:embed="rId12">
                                     <a14:imgEffect>
                                       <a14:artisticPhotocopy/>
                                     </a14:imgEffect>
@@ -6340,18 +3096,14 @@
               <w:jc w:val="center"/>
             </w:pPr>
             <w:r>
-              <w:t xml:space="preserve">Animal </w:t>
-            </w:r>
-            <w:proofErr w:type="spellStart"/>
-            <w:r>
-              <w:t>Crossing</w:t>
-            </w:r>
-            <w:proofErr w:type="spellEnd"/>
+              <w:t>Animal Crossing</w:t>
+            </w:r>
           </w:p>
         </w:tc>
         <w:tc>
           <w:tcPr>
             <w:tcW w:w="2410" w:type="dxa"/>
+            <w:gridSpan w:val="2"/>
           </w:tcPr>
           <w:p>
             <w:r>
@@ -6398,7 +3150,8 @@
         </w:tc>
         <w:tc>
           <w:tcPr>
-            <w:tcW w:w="2111" w:type="dxa"/>
+            <w:tcW w:w="2125" w:type="dxa"/>
+            <w:gridSpan w:val="2"/>
             <w:vAlign w:val="center"/>
           </w:tcPr>
           <w:p>
@@ -6428,7 +3181,7 @@
                           </pic:cNvPicPr>
                         </pic:nvPicPr>
                         <pic:blipFill>
-                          <a:blip r:embed="rId21" cstate="print">
+                          <a:blip r:embed="rId13" cstate="print">
                             <a:extLst>
                               <a:ext uri="{28A0092B-C50C-407E-A947-70E740481C1C}">
                                 <a14:useLocalDpi xmlns:a14="http://schemas.microsoft.com/office/drawing/2010/main" val="0"/>
@@ -6464,13 +3217,234 @@
       </w:tr>
       <w:tr>
         <w:trPr>
-          <w:gridAfter w:val="1"/>
-          <w:wAfter w:w="14" w:type="dxa"/>
+          <w:gridAfter w:val="2"/>
+          <w:wAfter w:w="449" w:type="dxa"/>
           <w:trHeight w:val="227"/>
         </w:trPr>
         <w:tc>
           <w:tcPr>
             <w:tcW w:w="1696" w:type="dxa"/>
+            <w:gridSpan w:val="2"/>
+            <w:vAlign w:val="center"/>
+          </w:tcPr>
+          <w:p>
+            <w:pPr>
+              <w:jc w:val="center"/>
+              <w:rPr>
+                <w:noProof/>
+              </w:rPr>
+            </w:pPr>
+            <w:r>
+              <w:rPr>
+                <w:noProof/>
+              </w:rPr>
+              <w:t>Estilo gráfico Bento</w:t>
+            </w:r>
+          </w:p>
+          <w:p>
+            <w:pPr>
+              <w:jc w:val="center"/>
+              <w:rPr>
+                <w:noProof/>
+              </w:rPr>
+            </w:pPr>
+            <w:r>
+              <w:rPr>
+                <w:noProof/>
+              </w:rPr>
+              <w:t>+</w:t>
+            </w:r>
+          </w:p>
+          <w:p>
+            <w:pPr>
+              <w:jc w:val="center"/>
+              <w:rPr>
+                <w:noProof/>
+              </w:rPr>
+            </w:pPr>
+            <w:r>
+              <w:rPr>
+                <w:noProof/>
+              </w:rPr>
+              <w:t>Pixel Art</w:t>
+            </w:r>
+          </w:p>
+        </w:tc>
+        <w:tc>
+          <w:tcPr>
+            <w:tcW w:w="2410" w:type="dxa"/>
+            <w:gridSpan w:val="2"/>
+          </w:tcPr>
+          <w:p>
+            <w:r>
+              <w:t>tendencia de diseño que divide el contenido en una cuadrícula de cuadros y rectángulos de diferentes tamaños</w:t>
+            </w:r>
+          </w:p>
+        </w:tc>
+        <w:tc>
+          <w:tcPr>
+            <w:tcW w:w="2436" w:type="dxa"/>
+          </w:tcPr>
+          <w:p>
+            <w:pPr>
+              <w:rPr>
+                <w:b/>
+                <w:bCs/>
+                <w:shd w:val="clear" w:color="auto" w:fill="F0F8DE" w:themeFill="accent3" w:themeFillTint="33"/>
+              </w:rPr>
+            </w:pPr>
+            <w:r>
+              <w:rPr>
+                <w:b/>
+                <w:bCs/>
+                <w:shd w:val="clear" w:color="auto" w:fill="F0F8DE" w:themeFill="accent3" w:themeFillTint="33"/>
+              </w:rPr>
+              <w:t xml:space="preserve">Cuadros de color de tamaño diferente pero con orden </w:t>
+            </w:r>
+          </w:p>
+        </w:tc>
+        <w:tc>
+          <w:tcPr>
+            <w:tcW w:w="2125" w:type="dxa"/>
+            <w:gridSpan w:val="2"/>
+            <w:vAlign w:val="center"/>
+          </w:tcPr>
+          <w:p>
+            <w:pPr>
+              <w:jc w:val="center"/>
+              <w:rPr>
+                <w:rFonts w:cstheme="minorHAnsi"/>
+                <w:noProof/>
+              </w:rPr>
+            </w:pPr>
+            <w:r>
+              <w:rPr>
+                <w:noProof/>
+              </w:rPr>
+              <w:drawing>
+                <wp:inline distT="0" distB="0" distL="0" distR="0" wp14:anchorId="19114CF9" wp14:editId="7F97DE7D">
+                  <wp:extent cx="1147763" cy="846381"/>
+                  <wp:effectExtent l="0" t="0" r="0" b="0"/>
+                  <wp:docPr id="13" name="Imagen 13" descr="ondulado estilo bento cuadrícula plantillas para moderno diseño proyectos  73878046 Vector en Vecteezy"/>
+                  <wp:cNvGraphicFramePr>
+                    <a:graphicFrameLocks xmlns:a="http://schemas.openxmlformats.org/drawingml/2006/main" noChangeAspect="1"/>
+                  </wp:cNvGraphicFramePr>
+                  <a:graphic xmlns:a="http://schemas.openxmlformats.org/drawingml/2006/main">
+                    <a:graphicData uri="http://schemas.openxmlformats.org/drawingml/2006/picture">
+                      <pic:pic xmlns:pic="http://schemas.openxmlformats.org/drawingml/2006/picture">
+                        <pic:nvPicPr>
+                          <pic:cNvPr id="0" name="Picture 1" descr="ondulado estilo bento cuadrícula plantillas para moderno diseño proyectos  73878046 Vector en Vecteezy"/>
+                          <pic:cNvPicPr>
+                            <a:picLocks noChangeAspect="1" noChangeArrowheads="1"/>
+                          </pic:cNvPicPr>
+                        </pic:nvPicPr>
+                        <pic:blipFill>
+                          <a:blip r:embed="rId14" cstate="print">
+                            <a:extLst>
+                              <a:ext uri="{28A0092B-C50C-407E-A947-70E740481C1C}">
+                                <a14:useLocalDpi xmlns:a14="http://schemas.microsoft.com/office/drawing/2010/main" val="0"/>
+                              </a:ext>
+                            </a:extLst>
+                          </a:blip>
+                          <a:srcRect/>
+                          <a:stretch>
+                            <a:fillRect/>
+                          </a:stretch>
+                        </pic:blipFill>
+                        <pic:spPr bwMode="auto">
+                          <a:xfrm>
+                            <a:off x="0" y="0"/>
+                            <a:ext cx="1159027" cy="854688"/>
+                          </a:xfrm>
+                          <a:prstGeom prst="rect">
+                            <a:avLst/>
+                          </a:prstGeom>
+                          <a:noFill/>
+                          <a:ln>
+                            <a:noFill/>
+                          </a:ln>
+                        </pic:spPr>
+                      </pic:pic>
+                    </a:graphicData>
+                  </a:graphic>
+                </wp:inline>
+              </w:drawing>
+            </w:r>
+          </w:p>
+          <w:p>
+            <w:pPr>
+              <w:jc w:val="center"/>
+              <w:rPr>
+                <w:rFonts w:cstheme="minorHAnsi"/>
+                <w:noProof/>
+              </w:rPr>
+            </w:pPr>
+            <w:r>
+              <w:rPr>
+                <w:noProof/>
+              </w:rPr>
+              <w:drawing>
+                <wp:inline distT="0" distB="0" distL="0" distR="0" wp14:anchorId="46861194" wp14:editId="62536B3E">
+                  <wp:extent cx="723900" cy="723900"/>
+                  <wp:effectExtent l="0" t="0" r="0" b="0"/>
+                  <wp:docPr id="18" name="Imagen 18" descr="Create pixel art"/>
+                  <wp:cNvGraphicFramePr>
+                    <a:graphicFrameLocks xmlns:a="http://schemas.openxmlformats.org/drawingml/2006/main" noChangeAspect="1"/>
+                  </wp:cNvGraphicFramePr>
+                  <a:graphic xmlns:a="http://schemas.openxmlformats.org/drawingml/2006/main">
+                    <a:graphicData uri="http://schemas.openxmlformats.org/drawingml/2006/picture">
+                      <pic:pic xmlns:pic="http://schemas.openxmlformats.org/drawingml/2006/picture">
+                        <pic:nvPicPr>
+                          <pic:cNvPr id="0" name="Picture 3" descr="Create pixel art"/>
+                          <pic:cNvPicPr>
+                            <a:picLocks noChangeAspect="1" noChangeArrowheads="1"/>
+                          </pic:cNvPicPr>
+                        </pic:nvPicPr>
+                        <pic:blipFill>
+                          <a:blip r:embed="rId15" cstate="print">
+                            <a:extLst>
+                              <a:ext uri="{28A0092B-C50C-407E-A947-70E740481C1C}">
+                                <a14:useLocalDpi xmlns:a14="http://schemas.microsoft.com/office/drawing/2010/main" val="0"/>
+                              </a:ext>
+                            </a:extLst>
+                          </a:blip>
+                          <a:srcRect/>
+                          <a:stretch>
+                            <a:fillRect/>
+                          </a:stretch>
+                        </pic:blipFill>
+                        <pic:spPr bwMode="auto">
+                          <a:xfrm>
+                            <a:off x="0" y="0"/>
+                            <a:ext cx="728103" cy="728103"/>
+                          </a:xfrm>
+                          <a:prstGeom prst="rect">
+                            <a:avLst/>
+                          </a:prstGeom>
+                          <a:noFill/>
+                          <a:ln>
+                            <a:noFill/>
+                          </a:ln>
+                        </pic:spPr>
+                      </pic:pic>
+                    </a:graphicData>
+                  </a:graphic>
+                </wp:inline>
+              </w:drawing>
+            </w:r>
+          </w:p>
+        </w:tc>
+      </w:tr>
+      <w:tr>
+        <w:trPr>
+          <w:gridAfter w:val="2"/>
+          <w:wAfter w:w="449" w:type="dxa"/>
+          <w:trHeight w:val="227"/>
+        </w:trPr>
+        <w:tc>
+          <w:tcPr>
+            <w:tcW w:w="1696" w:type="dxa"/>
+            <w:gridSpan w:val="2"/>
             <w:vAlign w:val="center"/>
           </w:tcPr>
           <w:p>
@@ -6499,12 +3473,12 @@
                           </pic:cNvPicPr>
                         </pic:nvPicPr>
                         <pic:blipFill>
-                          <a:blip r:embed="rId22" cstate="print">
+                          <a:blip r:embed="rId16" cstate="print">
                             <a:biLevel thresh="75000"/>
                             <a:extLst>
                               <a:ext uri="{BEBA8EAE-BF5A-486C-A8C5-ECC9F3942E4B}">
                                 <a14:imgProps xmlns:a14="http://schemas.microsoft.com/office/drawing/2010/main">
-                                  <a14:imgLayer r:embed="rId23">
+                                  <a14:imgLayer r:embed="rId17">
                                     <a14:imgEffect>
                                       <a14:artisticPhotocopy/>
                                     </a14:imgEffect>
@@ -6553,6 +3527,7 @@
         <w:tc>
           <w:tcPr>
             <w:tcW w:w="2410" w:type="dxa"/>
+            <w:gridSpan w:val="2"/>
           </w:tcPr>
           <w:p>
             <w:r>
@@ -6648,7 +3623,8 @@
         </w:tc>
         <w:tc>
           <w:tcPr>
-            <w:tcW w:w="2111" w:type="dxa"/>
+            <w:tcW w:w="2125" w:type="dxa"/>
+            <w:gridSpan w:val="2"/>
             <w:vAlign w:val="center"/>
           </w:tcPr>
           <w:p>
@@ -6680,7 +3656,7 @@
                           <pic:cNvPicPr/>
                         </pic:nvPicPr>
                         <pic:blipFill>
-                          <a:blip r:embed="rId24"/>
+                          <a:blip r:embed="rId18"/>
                           <a:stretch>
                             <a:fillRect/>
                           </a:stretch>
@@ -6705,13 +3681,14 @@
       </w:tr>
       <w:tr>
         <w:trPr>
-          <w:gridAfter w:val="1"/>
-          <w:wAfter w:w="14" w:type="dxa"/>
+          <w:gridAfter w:val="2"/>
+          <w:wAfter w:w="449" w:type="dxa"/>
           <w:trHeight w:val="227"/>
         </w:trPr>
         <w:tc>
           <w:tcPr>
             <w:tcW w:w="1696" w:type="dxa"/>
+            <w:gridSpan w:val="2"/>
             <w:vAlign w:val="center"/>
           </w:tcPr>
           <w:p>
@@ -6740,12 +3717,12 @@
                           </pic:cNvPicPr>
                         </pic:nvPicPr>
                         <pic:blipFill>
-                          <a:blip r:embed="rId22" cstate="print">
+                          <a:blip r:embed="rId16" cstate="print">
                             <a:biLevel thresh="75000"/>
                             <a:extLst>
                               <a:ext uri="{BEBA8EAE-BF5A-486C-A8C5-ECC9F3942E4B}">
                                 <a14:imgProps xmlns:a14="http://schemas.microsoft.com/office/drawing/2010/main">
-                                  <a14:imgLayer r:embed="rId23">
+                                  <a14:imgLayer r:embed="rId17">
                                     <a14:imgEffect>
                                       <a14:artisticPhotocopy/>
                                     </a14:imgEffect>
@@ -6790,18 +3767,14 @@
               </w:rPr>
             </w:pPr>
             <w:r>
-              <w:t>3</w:t>
-            </w:r>
-            <w:proofErr w:type="gramStart"/>
-            <w:r>
-              <w:t>d.bysarah</w:t>
-            </w:r>
-            <w:proofErr w:type="gramEnd"/>
+              <w:t>3d.bysarah</w:t>
+            </w:r>
           </w:p>
         </w:tc>
         <w:tc>
           <w:tcPr>
             <w:tcW w:w="2410" w:type="dxa"/>
+            <w:gridSpan w:val="2"/>
           </w:tcPr>
           <w:p>
             <w:r>
@@ -6886,7 +3859,8 @@
         </w:tc>
         <w:tc>
           <w:tcPr>
-            <w:tcW w:w="2111" w:type="dxa"/>
+            <w:tcW w:w="2125" w:type="dxa"/>
+            <w:gridSpan w:val="2"/>
             <w:vAlign w:val="center"/>
           </w:tcPr>
           <w:p>
@@ -6918,7 +3892,7 @@
                           <pic:cNvPicPr/>
                         </pic:nvPicPr>
                         <pic:blipFill>
-                          <a:blip r:embed="rId25"/>
+                          <a:blip r:embed="rId19"/>
                           <a:stretch>
                             <a:fillRect/>
                           </a:stretch>
@@ -6943,13 +3917,14 @@
       </w:tr>
       <w:tr>
         <w:trPr>
-          <w:gridAfter w:val="1"/>
-          <w:wAfter w:w="14" w:type="dxa"/>
+          <w:gridAfter w:val="2"/>
+          <w:wAfter w:w="449" w:type="dxa"/>
           <w:trHeight w:val="227"/>
         </w:trPr>
         <w:tc>
           <w:tcPr>
             <w:tcW w:w="1696" w:type="dxa"/>
+            <w:gridSpan w:val="2"/>
             <w:vAlign w:val="center"/>
           </w:tcPr>
           <w:p>
@@ -6981,12 +3956,12 @@
                           </pic:cNvPicPr>
                         </pic:nvPicPr>
                         <pic:blipFill>
-                          <a:blip r:embed="rId26" cstate="print">
+                          <a:blip r:embed="rId20" cstate="print">
                             <a:biLevel thresh="75000"/>
                             <a:extLst>
                               <a:ext uri="{BEBA8EAE-BF5A-486C-A8C5-ECC9F3942E4B}">
                                 <a14:imgProps xmlns:a14="http://schemas.microsoft.com/office/drawing/2010/main">
-                                  <a14:imgLayer r:embed="rId27">
+                                  <a14:imgLayer r:embed="rId21">
                                     <a14:imgEffect>
                                       <a14:artisticPhotocopy/>
                                     </a14:imgEffect>
@@ -7041,18 +4016,11 @@
         <w:tc>
           <w:tcPr>
             <w:tcW w:w="2410" w:type="dxa"/>
+            <w:gridSpan w:val="2"/>
           </w:tcPr>
           <w:p>
             <w:r>
-              <w:t xml:space="preserve">Empresa japonesa reconocida por la creación de personajes icónicos dentro de la estética </w:t>
-            </w:r>
-            <w:proofErr w:type="spellStart"/>
-            <w:r>
-              <w:t>kawaii</w:t>
-            </w:r>
-            <w:proofErr w:type="spellEnd"/>
-            <w:r>
-              <w:t>, caracterizados por su simplicidad formal, formas redondeadas y alta carga emocional.</w:t>
+              <w:t>Empresa japonesa reconocida por la creación de personajes icónicos dentro de la estética kawaii, caracterizados por su simplicidad formal, formas redondeadas y alta carga emocional.</w:t>
             </w:r>
           </w:p>
         </w:tc>
@@ -7101,7 +4069,8 @@
         </w:tc>
         <w:tc>
           <w:tcPr>
-            <w:tcW w:w="2111" w:type="dxa"/>
+            <w:tcW w:w="2125" w:type="dxa"/>
+            <w:gridSpan w:val="2"/>
             <w:vAlign w:val="center"/>
           </w:tcPr>
           <w:p>
@@ -7134,7 +4103,7 @@
                           </pic:cNvPicPr>
                         </pic:nvPicPr>
                         <pic:blipFill>
-                          <a:blip r:embed="rId28" cstate="print">
+                          <a:blip r:embed="rId22" cstate="print">
                             <a:extLst>
                               <a:ext uri="{28A0092B-C50C-407E-A947-70E740481C1C}">
                                 <a14:useLocalDpi xmlns:a14="http://schemas.microsoft.com/office/drawing/2010/main" val="0"/>
@@ -7168,64 +4137,6 @@
           </w:p>
         </w:tc>
       </w:tr>
-    </w:tbl>
-    <w:p>
-      <w:pPr>
-        <w:rPr>
-          <w:sz w:val="24"/>
-          <w:szCs w:val="24"/>
-        </w:rPr>
-      </w:pPr>
-    </w:p>
-    <w:p>
-      <w:pPr>
-        <w:rPr>
-          <w:sz w:val="24"/>
-          <w:szCs w:val="24"/>
-        </w:rPr>
-      </w:pPr>
-    </w:p>
-    <w:p>
-      <w:pPr>
-        <w:rPr>
-          <w:sz w:val="24"/>
-          <w:szCs w:val="24"/>
-        </w:rPr>
-      </w:pPr>
-    </w:p>
-    <w:p>
-      <w:pPr>
-        <w:rPr>
-          <w:sz w:val="24"/>
-          <w:szCs w:val="24"/>
-        </w:rPr>
-      </w:pPr>
-    </w:p>
-    <w:p>
-      <w:pPr>
-        <w:rPr>
-          <w:sz w:val="24"/>
-          <w:szCs w:val="24"/>
-        </w:rPr>
-      </w:pPr>
-    </w:p>
-    <w:tbl>
-      <w:tblPr>
-        <w:tblStyle w:val="Tablaconcuadrcula"/>
-        <w:tblW w:w="9116" w:type="dxa"/>
-        <w:tblCellMar>
-          <w:top w:w="28" w:type="dxa"/>
-          <w:bottom w:w="28" w:type="dxa"/>
-        </w:tblCellMar>
-        <w:tblLook w:val="04A0" w:firstRow="1" w:lastRow="0" w:firstColumn="1" w:lastColumn="0" w:noHBand="0" w:noVBand="1"/>
-      </w:tblPr>
-      <w:tblGrid>
-        <w:gridCol w:w="1336"/>
-        <w:gridCol w:w="2684"/>
-        <w:gridCol w:w="2832"/>
-        <w:gridCol w:w="2251"/>
-        <w:gridCol w:w="13"/>
-      </w:tblGrid>
       <w:tr>
         <w:trPr>
           <w:trHeight w:val="526"/>
@@ -7233,7 +4144,7 @@
         <w:tc>
           <w:tcPr>
             <w:tcW w:w="9116" w:type="dxa"/>
-            <w:gridSpan w:val="5"/>
+            <w:gridSpan w:val="9"/>
             <w:shd w:val="clear" w:color="auto" w:fill="E2FBEB" w:themeFill="accent2" w:themeFillTint="33"/>
             <w:vAlign w:val="center"/>
           </w:tcPr>
@@ -7291,6 +4202,7 @@
         <w:tc>
           <w:tcPr>
             <w:tcW w:w="2684" w:type="dxa"/>
+            <w:gridSpan w:val="2"/>
             <w:shd w:val="clear" w:color="auto" w:fill="E2FBEB" w:themeFill="accent2" w:themeFillTint="33"/>
             <w:vAlign w:val="center"/>
           </w:tcPr>
@@ -7314,6 +4226,7 @@
         <w:tc>
           <w:tcPr>
             <w:tcW w:w="2832" w:type="dxa"/>
+            <w:gridSpan w:val="3"/>
             <w:shd w:val="clear" w:color="auto" w:fill="E2FBEB" w:themeFill="accent2" w:themeFillTint="33"/>
             <w:vAlign w:val="center"/>
           </w:tcPr>
@@ -7337,6 +4250,7 @@
         <w:tc>
           <w:tcPr>
             <w:tcW w:w="2251" w:type="dxa"/>
+            <w:gridSpan w:val="2"/>
             <w:shd w:val="clear" w:color="auto" w:fill="E2FBEB" w:themeFill="accent2" w:themeFillTint="33"/>
             <w:vAlign w:val="center"/>
           </w:tcPr>
@@ -7400,6 +4314,7 @@
         <w:tc>
           <w:tcPr>
             <w:tcW w:w="2684" w:type="dxa"/>
+            <w:gridSpan w:val="2"/>
           </w:tcPr>
           <w:p>
             <w:r>
@@ -7423,6 +4338,7 @@
         <w:tc>
           <w:tcPr>
             <w:tcW w:w="2832" w:type="dxa"/>
+            <w:gridSpan w:val="3"/>
           </w:tcPr>
           <w:p>
             <w:r>
@@ -7462,17 +4378,8 @@
                 <w:rStyle w:val="Textoennegrita"/>
                 <w:shd w:val="clear" w:color="auto" w:fill="F0F8DE" w:themeFill="accent3" w:themeFillTint="33"/>
               </w:rPr>
-              <w:t xml:space="preserve">500 a 2000 </w:t>
-            </w:r>
-            <w:proofErr w:type="spellStart"/>
-            <w:r>
-              <w:rPr>
-                <w:rStyle w:val="Textoennegrita"/>
-                <w:shd w:val="clear" w:color="auto" w:fill="F0F8DE" w:themeFill="accent3" w:themeFillTint="33"/>
-              </w:rPr>
-              <w:t>quads</w:t>
-            </w:r>
-            <w:proofErr w:type="spellEnd"/>
+              <w:t>500 a 2000 quads</w:t>
+            </w:r>
             <w:r>
               <w:rPr>
                 <w:rStyle w:val="Textoennegrita"/>
@@ -7486,6 +4393,7 @@
         <w:tc>
           <w:tcPr>
             <w:tcW w:w="2251" w:type="dxa"/>
+            <w:gridSpan w:val="2"/>
             <w:vAlign w:val="center"/>
           </w:tcPr>
           <w:p>
@@ -7514,7 +4422,7 @@
                           </pic:cNvPicPr>
                         </pic:nvPicPr>
                         <pic:blipFill>
-                          <a:blip r:embed="rId29" cstate="print">
+                          <a:blip r:embed="rId23" cstate="print">
                             <a:extLst>
                               <a:ext uri="{28A0092B-C50C-407E-A947-70E740481C1C}">
                                 <a14:useLocalDpi xmlns:a14="http://schemas.microsoft.com/office/drawing/2010/main" val="0"/>
@@ -7567,32 +4475,15 @@
                 <w:lang w:val="en-CA"/>
               </w:rPr>
             </w:pPr>
-            <w:proofErr w:type="spellStart"/>
-            <w:r>
-              <w:t>Spore</w:t>
-            </w:r>
-            <w:proofErr w:type="spellEnd"/>
-            <w:r>
-              <w:t xml:space="preserve"> </w:t>
-            </w:r>
-            <w:proofErr w:type="spellStart"/>
-            <w:r>
-              <w:t>Creature</w:t>
-            </w:r>
-            <w:proofErr w:type="spellEnd"/>
-            <w:r>
-              <w:t xml:space="preserve"> </w:t>
-            </w:r>
-            <w:proofErr w:type="spellStart"/>
-            <w:r>
-              <w:t>Creator</w:t>
-            </w:r>
-            <w:proofErr w:type="spellEnd"/>
+            <w:r>
+              <w:t>Spore Creature Creator</w:t>
+            </w:r>
           </w:p>
         </w:tc>
         <w:tc>
           <w:tcPr>
             <w:tcW w:w="2684" w:type="dxa"/>
+            <w:gridSpan w:val="2"/>
           </w:tcPr>
           <w:p>
             <w:pPr>
@@ -7603,23 +4494,7 @@
               </w:rPr>
             </w:pPr>
             <w:r>
-              <w:t>Sistema de creación procedural de criaturas basado en la combinación de estructuras (</w:t>
-            </w:r>
-            <w:proofErr w:type="spellStart"/>
-            <w:r>
-              <w:t>metaballs</w:t>
-            </w:r>
-            <w:proofErr w:type="spellEnd"/>
-            <w:r>
-              <w:t>) y piezas predefinidas (</w:t>
-            </w:r>
-            <w:proofErr w:type="spellStart"/>
-            <w:r>
-              <w:t>rigblocks</w:t>
-            </w:r>
-            <w:proofErr w:type="spellEnd"/>
-            <w:r>
-              <w:t>), complementado con texturizado</w:t>
+              <w:t>Sistema de creación procedural de criaturas basado en la combinación de estructuras (metaballs) y piezas predefinidas (rigblocks), complementado con texturizado</w:t>
             </w:r>
             <w:r>
               <w:t xml:space="preserve"> </w:t>
@@ -7632,6 +4507,7 @@
         <w:tc>
           <w:tcPr>
             <w:tcW w:w="2832" w:type="dxa"/>
+            <w:gridSpan w:val="3"/>
           </w:tcPr>
           <w:p>
             <w:pPr>
@@ -7665,7 +4541,6 @@
               </w:rPr>
               <w:t xml:space="preserve">con arquitectura </w:t>
             </w:r>
-            <w:proofErr w:type="spellStart"/>
             <w:r>
               <w:rPr>
                 <w:rFonts w:asciiTheme="minorHAnsi" w:hAnsiTheme="minorHAnsi"/>
@@ -7688,7 +4563,6 @@
               </w:rPr>
               <w:t>ar</w:t>
             </w:r>
-            <w:proofErr w:type="spellEnd"/>
             <w:r>
               <w:rPr>
                 <w:rFonts w:asciiTheme="minorHAnsi" w:hAnsiTheme="minorHAnsi"/>
@@ -7710,6 +4584,7 @@
         <w:tc>
           <w:tcPr>
             <w:tcW w:w="2251" w:type="dxa"/>
+            <w:gridSpan w:val="2"/>
             <w:vAlign w:val="center"/>
           </w:tcPr>
           <w:p>
@@ -7741,7 +4616,7 @@
                           </pic:cNvPicPr>
                         </pic:nvPicPr>
                         <pic:blipFill rotWithShape="1">
-                          <a:blip r:embed="rId30" cstate="print">
+                          <a:blip r:embed="rId24" cstate="print">
                             <a:extLst>
                               <a:ext uri="{28A0092B-C50C-407E-A947-70E740481C1C}">
                                 <a14:useLocalDpi xmlns:a14="http://schemas.microsoft.com/office/drawing/2010/main" val="0"/>
@@ -7790,29 +4665,14 @@
           </w:tcPr>
           <w:p>
             <w:r>
-              <w:t>Diseño emocional (</w:t>
-            </w:r>
-            <w:proofErr w:type="spellStart"/>
-            <w:r>
-              <w:t>Emotional</w:t>
-            </w:r>
-            <w:proofErr w:type="spellEnd"/>
-            <w:r>
-              <w:t xml:space="preserve"> </w:t>
-            </w:r>
-            <w:proofErr w:type="spellStart"/>
-            <w:r>
-              <w:t>Design</w:t>
-            </w:r>
-            <w:proofErr w:type="spellEnd"/>
-            <w:r>
-              <w:t>)</w:t>
+              <w:t>Diseño emocional (Emotional Design)</w:t>
             </w:r>
           </w:p>
         </w:tc>
         <w:tc>
           <w:tcPr>
             <w:tcW w:w="2684" w:type="dxa"/>
+            <w:gridSpan w:val="2"/>
           </w:tcPr>
           <w:p>
             <w:r>
@@ -7841,6 +4701,7 @@
         <w:tc>
           <w:tcPr>
             <w:tcW w:w="2832" w:type="dxa"/>
+            <w:gridSpan w:val="3"/>
           </w:tcPr>
           <w:p>
             <w:pPr>
@@ -7915,31 +4776,7 @@
                 <w:szCs w:val="20"/>
                 <w:shd w:val="clear" w:color="auto" w:fill="F0F8DE" w:themeFill="accent3" w:themeFillTint="33"/>
               </w:rPr>
-              <w:t xml:space="preserve">por medio de </w:t>
-            </w:r>
-            <w:proofErr w:type="gramStart"/>
-            <w:r>
-              <w:rPr>
-                <w:rFonts w:asciiTheme="minorHAnsi" w:hAnsiTheme="minorHAnsi"/>
-                <w:b/>
-                <w:bCs/>
-                <w:sz w:val="20"/>
-                <w:szCs w:val="20"/>
-                <w:shd w:val="clear" w:color="auto" w:fill="F0F8DE" w:themeFill="accent3" w:themeFillTint="33"/>
-              </w:rPr>
-              <w:t>colores  pasteles</w:t>
-            </w:r>
-            <w:proofErr w:type="gramEnd"/>
-            <w:r>
-              <w:rPr>
-                <w:rFonts w:asciiTheme="minorHAnsi" w:hAnsiTheme="minorHAnsi"/>
-                <w:b/>
-                <w:bCs/>
-                <w:sz w:val="20"/>
-                <w:szCs w:val="20"/>
-                <w:shd w:val="clear" w:color="auto" w:fill="F0F8DE" w:themeFill="accent3" w:themeFillTint="33"/>
-              </w:rPr>
-              <w:t xml:space="preserve"> y formas redondeadas</w:t>
+              <w:t>por medio de colores  pasteles y formas redondeadas</w:t>
             </w:r>
             <w:r>
               <w:rPr>
@@ -7962,6 +4799,7 @@
         <w:tc>
           <w:tcPr>
             <w:tcW w:w="2251" w:type="dxa"/>
+            <w:gridSpan w:val="2"/>
             <w:vAlign w:val="center"/>
           </w:tcPr>
           <w:p>
@@ -7993,7 +4831,7 @@
                           </pic:cNvPicPr>
                         </pic:nvPicPr>
                         <pic:blipFill rotWithShape="1">
-                          <a:blip r:embed="rId31" cstate="print">
+                          <a:blip r:embed="rId25" cstate="print">
                             <a:extLst>
                               <a:ext uri="{28A0092B-C50C-407E-A947-70E740481C1C}">
                                 <a14:useLocalDpi xmlns:a14="http://schemas.microsoft.com/office/drawing/2010/main" val="0"/>
@@ -8049,7 +4887,7 @@
                           </pic:cNvPicPr>
                         </pic:nvPicPr>
                         <pic:blipFill rotWithShape="1">
-                          <a:blip r:embed="rId31" cstate="print">
+                          <a:blip r:embed="rId25" cstate="print">
                             <a:extLst>
                               <a:ext uri="{28A0092B-C50C-407E-A947-70E740481C1C}">
                                 <a14:useLocalDpi xmlns:a14="http://schemas.microsoft.com/office/drawing/2010/main" val="0"/>
@@ -8111,6 +4949,7 @@
         <w:tc>
           <w:tcPr>
             <w:tcW w:w="2684" w:type="dxa"/>
+            <w:gridSpan w:val="2"/>
           </w:tcPr>
           <w:p>
             <w:pPr>
@@ -8167,31 +5006,14 @@
                 <w:sz w:val="20"/>
                 <w:szCs w:val="20"/>
               </w:rPr>
-              <w:t xml:space="preserve">Con estos métodos se pueden lograr estilos </w:t>
-            </w:r>
-            <w:proofErr w:type="spellStart"/>
-            <w:r>
-              <w:rPr>
-                <w:rFonts w:asciiTheme="minorHAnsi" w:hAnsiTheme="minorHAnsi"/>
-                <w:sz w:val="20"/>
-                <w:szCs w:val="20"/>
-              </w:rPr>
-              <w:t>cartoon</w:t>
-            </w:r>
-            <w:proofErr w:type="spellEnd"/>
-            <w:r>
-              <w:rPr>
-                <w:rFonts w:asciiTheme="minorHAnsi" w:hAnsiTheme="minorHAnsi"/>
-                <w:sz w:val="20"/>
-                <w:szCs w:val="20"/>
-              </w:rPr>
-              <w:t>, transiciones de color o gradientes, variaciones en textura, color o relieve y la respuesta a la luz.</w:t>
+              <w:t>Con estos métodos se pueden lograr estilos cartoon, transiciones de color o gradientes, variaciones en textura, color o relieve y la respuesta a la luz.</w:t>
             </w:r>
           </w:p>
         </w:tc>
         <w:tc>
           <w:tcPr>
             <w:tcW w:w="2832" w:type="dxa"/>
+            <w:gridSpan w:val="3"/>
           </w:tcPr>
           <w:p>
             <w:pPr>
@@ -8233,31 +5055,7 @@
                 <w:szCs w:val="20"/>
                 <w:shd w:val="clear" w:color="auto" w:fill="F0F8DE" w:themeFill="accent3" w:themeFillTint="33"/>
               </w:rPr>
-              <w:t xml:space="preserve">de </w:t>
-            </w:r>
-            <w:proofErr w:type="spellStart"/>
-            <w:r>
-              <w:rPr>
-                <w:rFonts w:asciiTheme="minorHAnsi" w:hAnsiTheme="minorHAnsi"/>
-                <w:b/>
-                <w:bCs/>
-                <w:sz w:val="20"/>
-                <w:szCs w:val="20"/>
-                <w:shd w:val="clear" w:color="auto" w:fill="F0F8DE" w:themeFill="accent3" w:themeFillTint="33"/>
-              </w:rPr>
-              <w:t>shaders</w:t>
-            </w:r>
-            <w:proofErr w:type="spellEnd"/>
-            <w:r>
-              <w:rPr>
-                <w:rFonts w:asciiTheme="minorHAnsi" w:hAnsiTheme="minorHAnsi"/>
-                <w:b/>
-                <w:bCs/>
-                <w:sz w:val="20"/>
-                <w:szCs w:val="20"/>
-                <w:shd w:val="clear" w:color="auto" w:fill="F0F8DE" w:themeFill="accent3" w:themeFillTint="33"/>
-              </w:rPr>
-              <w:t>:</w:t>
+              <w:t>de shaders:</w:t>
             </w:r>
             <w:r>
               <w:rPr>
@@ -8265,43 +5063,39 @@
                 <w:sz w:val="20"/>
                 <w:szCs w:val="20"/>
               </w:rPr>
-              <w:t xml:space="preserve"> El </w:t>
-            </w:r>
-            <w:proofErr w:type="spellStart"/>
+              <w:t xml:space="preserve"> El toon shader establece la base estética caricaturesca</w:t>
+            </w:r>
             <w:r>
               <w:rPr>
                 <w:rFonts w:asciiTheme="minorHAnsi" w:hAnsiTheme="minorHAnsi"/>
                 <w:sz w:val="20"/>
                 <w:szCs w:val="20"/>
               </w:rPr>
-              <w:t>toon</w:t>
-            </w:r>
-            <w:proofErr w:type="spellEnd"/>
+              <w:t xml:space="preserve">, </w:t>
+            </w:r>
             <w:r>
               <w:rPr>
                 <w:rFonts w:asciiTheme="minorHAnsi" w:hAnsiTheme="minorHAnsi"/>
                 <w:sz w:val="20"/>
                 <w:szCs w:val="20"/>
               </w:rPr>
-              <w:t xml:space="preserve"> </w:t>
-            </w:r>
-            <w:proofErr w:type="spellStart"/>
+              <w:t>el ramp shader define la cohesión cromática</w:t>
+            </w:r>
             <w:r>
               <w:rPr>
                 <w:rFonts w:asciiTheme="minorHAnsi" w:hAnsiTheme="minorHAnsi"/>
                 <w:sz w:val="20"/>
                 <w:szCs w:val="20"/>
               </w:rPr>
-              <w:t>shader</w:t>
-            </w:r>
-            <w:proofErr w:type="spellEnd"/>
+              <w:t>, e</w:t>
+            </w:r>
             <w:r>
               <w:rPr>
                 <w:rFonts w:asciiTheme="minorHAnsi" w:hAnsiTheme="minorHAnsi"/>
                 <w:sz w:val="20"/>
                 <w:szCs w:val="20"/>
               </w:rPr>
-              <w:t xml:space="preserve"> establece la base estética caricaturesca</w:t>
+              <w:t xml:space="preserve">l noise shader se utiliza para introducir microvariaciones superficiales que sugieren cualidades táctiles </w:t>
             </w:r>
             <w:r>
               <w:rPr>
@@ -8309,7 +5103,7 @@
                 <w:sz w:val="20"/>
                 <w:szCs w:val="20"/>
               </w:rPr>
-              <w:t xml:space="preserve">, </w:t>
+              <w:t xml:space="preserve">y el </w:t>
             </w:r>
             <w:r>
               <w:rPr>
@@ -8317,139 +5111,7 @@
                 <w:sz w:val="20"/>
                 <w:szCs w:val="20"/>
               </w:rPr>
-              <w:t xml:space="preserve">el </w:t>
-            </w:r>
-            <w:proofErr w:type="spellStart"/>
-            <w:r>
-              <w:rPr>
-                <w:rFonts w:asciiTheme="minorHAnsi" w:hAnsiTheme="minorHAnsi"/>
-                <w:sz w:val="20"/>
-                <w:szCs w:val="20"/>
-              </w:rPr>
-              <w:t>ramp</w:t>
-            </w:r>
-            <w:proofErr w:type="spellEnd"/>
-            <w:r>
-              <w:rPr>
-                <w:rFonts w:asciiTheme="minorHAnsi" w:hAnsiTheme="minorHAnsi"/>
-                <w:sz w:val="20"/>
-                <w:szCs w:val="20"/>
-              </w:rPr>
-              <w:t xml:space="preserve"> </w:t>
-            </w:r>
-            <w:proofErr w:type="spellStart"/>
-            <w:r>
-              <w:rPr>
-                <w:rFonts w:asciiTheme="minorHAnsi" w:hAnsiTheme="minorHAnsi"/>
-                <w:sz w:val="20"/>
-                <w:szCs w:val="20"/>
-              </w:rPr>
-              <w:t>shader</w:t>
-            </w:r>
-            <w:proofErr w:type="spellEnd"/>
-            <w:r>
-              <w:rPr>
-                <w:rFonts w:asciiTheme="minorHAnsi" w:hAnsiTheme="minorHAnsi"/>
-                <w:sz w:val="20"/>
-                <w:szCs w:val="20"/>
-              </w:rPr>
-              <w:t xml:space="preserve"> define la cohesión cromática</w:t>
-            </w:r>
-            <w:r>
-              <w:rPr>
-                <w:rFonts w:asciiTheme="minorHAnsi" w:hAnsiTheme="minorHAnsi"/>
-                <w:sz w:val="20"/>
-                <w:szCs w:val="20"/>
-              </w:rPr>
-              <w:t>, e</w:t>
-            </w:r>
-            <w:r>
-              <w:rPr>
-                <w:rFonts w:asciiTheme="minorHAnsi" w:hAnsiTheme="minorHAnsi"/>
-                <w:sz w:val="20"/>
-                <w:szCs w:val="20"/>
-              </w:rPr>
-              <w:t xml:space="preserve">l </w:t>
-            </w:r>
-            <w:proofErr w:type="spellStart"/>
-            <w:r>
-              <w:rPr>
-                <w:rFonts w:asciiTheme="minorHAnsi" w:hAnsiTheme="minorHAnsi"/>
-                <w:sz w:val="20"/>
-                <w:szCs w:val="20"/>
-              </w:rPr>
-              <w:t>noise</w:t>
-            </w:r>
-            <w:proofErr w:type="spellEnd"/>
-            <w:r>
-              <w:rPr>
-                <w:rFonts w:asciiTheme="minorHAnsi" w:hAnsiTheme="minorHAnsi"/>
-                <w:sz w:val="20"/>
-                <w:szCs w:val="20"/>
-              </w:rPr>
-              <w:t xml:space="preserve"> </w:t>
-            </w:r>
-            <w:proofErr w:type="spellStart"/>
-            <w:r>
-              <w:rPr>
-                <w:rFonts w:asciiTheme="minorHAnsi" w:hAnsiTheme="minorHAnsi"/>
-                <w:sz w:val="20"/>
-                <w:szCs w:val="20"/>
-              </w:rPr>
-              <w:t>shader</w:t>
-            </w:r>
-            <w:proofErr w:type="spellEnd"/>
-            <w:r>
-              <w:rPr>
-                <w:rFonts w:asciiTheme="minorHAnsi" w:hAnsiTheme="minorHAnsi"/>
-                <w:sz w:val="20"/>
-                <w:szCs w:val="20"/>
-              </w:rPr>
-              <w:t xml:space="preserve"> se utiliza para introducir </w:t>
-            </w:r>
-            <w:proofErr w:type="spellStart"/>
-            <w:r>
-              <w:rPr>
-                <w:rFonts w:asciiTheme="minorHAnsi" w:hAnsiTheme="minorHAnsi"/>
-                <w:sz w:val="20"/>
-                <w:szCs w:val="20"/>
-              </w:rPr>
-              <w:t>microvariaciones</w:t>
-            </w:r>
-            <w:proofErr w:type="spellEnd"/>
-            <w:r>
-              <w:rPr>
-                <w:rFonts w:asciiTheme="minorHAnsi" w:hAnsiTheme="minorHAnsi"/>
-                <w:sz w:val="20"/>
-                <w:szCs w:val="20"/>
-              </w:rPr>
-              <w:t xml:space="preserve"> superficiales que sugieren cualidades táctiles </w:t>
-            </w:r>
-            <w:r>
-              <w:rPr>
-                <w:rFonts w:asciiTheme="minorHAnsi" w:hAnsiTheme="minorHAnsi"/>
-                <w:sz w:val="20"/>
-                <w:szCs w:val="20"/>
-              </w:rPr>
-              <w:t xml:space="preserve">y el </w:t>
-            </w:r>
-            <w:proofErr w:type="spellStart"/>
-            <w:r>
-              <w:rPr>
-                <w:rFonts w:asciiTheme="minorHAnsi" w:hAnsiTheme="minorHAnsi"/>
-                <w:sz w:val="20"/>
-                <w:szCs w:val="20"/>
-              </w:rPr>
-              <w:t>specular</w:t>
-            </w:r>
-            <w:proofErr w:type="spellEnd"/>
-            <w:r>
-              <w:rPr>
-                <w:rFonts w:asciiTheme="minorHAnsi" w:hAnsiTheme="minorHAnsi"/>
-                <w:sz w:val="20"/>
-                <w:szCs w:val="20"/>
-              </w:rPr>
-              <w:t xml:space="preserve"> se ajusta </w:t>
+              <w:t xml:space="preserve">specular se ajusta </w:t>
             </w:r>
             <w:r>
               <w:rPr>
@@ -8472,6 +5134,7 @@
         <w:tc>
           <w:tcPr>
             <w:tcW w:w="2251" w:type="dxa"/>
+            <w:gridSpan w:val="2"/>
             <w:vAlign w:val="center"/>
           </w:tcPr>
           <w:p>
@@ -8509,7 +5172,7 @@
                           </pic:cNvPicPr>
                         </pic:nvPicPr>
                         <pic:blipFill rotWithShape="1">
-                          <a:blip r:embed="rId32">
+                          <a:blip r:embed="rId26">
                             <a:extLst>
                               <a:ext uri="{28A0092B-C50C-407E-A947-70E740481C1C}">
                                 <a14:useLocalDpi xmlns:a14="http://schemas.microsoft.com/office/drawing/2010/main" val="0"/>
@@ -8852,11 +5515,11 @@
                           <pic:cNvPicPr/>
                         </pic:nvPicPr>
                         <pic:blipFill rotWithShape="1">
-                          <a:blip r:embed="rId33">
+                          <a:blip r:embed="rId27">
                             <a:extLst>
                               <a:ext uri="{BEBA8EAE-BF5A-486C-A8C5-ECC9F3942E4B}">
                                 <a14:imgProps xmlns:a14="http://schemas.microsoft.com/office/drawing/2010/main">
-                                  <a14:imgLayer r:embed="rId34">
+                                  <a14:imgLayer r:embed="rId28">
                                     <a14:imgEffect>
                                       <a14:brightnessContrast contrast="20000"/>
                                     </a14:imgEffect>
@@ -9002,11 +5665,11 @@
                           <pic:cNvPicPr/>
                         </pic:nvPicPr>
                         <pic:blipFill>
-                          <a:blip r:embed="rId35">
+                          <a:blip r:embed="rId29">
                             <a:extLst>
                               <a:ext uri="{BEBA8EAE-BF5A-486C-A8C5-ECC9F3942E4B}">
                                 <a14:imgProps xmlns:a14="http://schemas.microsoft.com/office/drawing/2010/main">
-                                  <a14:imgLayer r:embed="rId36">
+                                  <a14:imgLayer r:embed="rId30">
                                     <a14:imgEffect>
                                       <a14:brightnessContrast contrast="20000"/>
                                     </a14:imgEffect>
@@ -9143,11 +5806,11 @@
                           <pic:cNvPicPr/>
                         </pic:nvPicPr>
                         <pic:blipFill>
-                          <a:blip r:embed="rId37" cstate="print">
+                          <a:blip r:embed="rId31" cstate="print">
                             <a:extLst>
                               <a:ext uri="{BEBA8EAE-BF5A-486C-A8C5-ECC9F3942E4B}">
                                 <a14:imgProps xmlns:a14="http://schemas.microsoft.com/office/drawing/2010/main">
-                                  <a14:imgLayer r:embed="rId38">
+                                  <a14:imgLayer r:embed="rId32">
                                     <a14:imgEffect>
                                       <a14:brightnessContrast contrast="20000"/>
                                     </a14:imgEffect>
@@ -9302,7 +5965,7 @@
                           <pic:cNvPicPr/>
                         </pic:nvPicPr>
                         <pic:blipFill>
-                          <a:blip r:embed="rId39"/>
+                          <a:blip r:embed="rId33"/>
                           <a:stretch>
                             <a:fillRect/>
                           </a:stretch>
@@ -9356,7 +6019,7 @@
                           <pic:cNvPicPr/>
                         </pic:nvPicPr>
                         <pic:blipFill>
-                          <a:blip r:embed="rId40"/>
+                          <a:blip r:embed="rId34"/>
                           <a:stretch>
                             <a:fillRect/>
                           </a:stretch>
@@ -9466,11 +6129,11 @@
                           </pic:cNvPicPr>
                         </pic:nvPicPr>
                         <pic:blipFill rotWithShape="1">
-                          <a:blip r:embed="rId41">
+                          <a:blip r:embed="rId35">
                             <a:extLst>
                               <a:ext uri="{BEBA8EAE-BF5A-486C-A8C5-ECC9F3942E4B}">
                                 <a14:imgProps xmlns:a14="http://schemas.microsoft.com/office/drawing/2010/main">
-                                  <a14:imgLayer r:embed="rId42">
+                                  <a14:imgLayer r:embed="rId36">
                                     <a14:imgEffect>
                                       <a14:backgroundRemoval t="26484" b="57078" l="6070" r="18690">
                                         <a14:foregroundMark x1="15176" y1="26484" x2="14856" y2="28767"/>
@@ -9534,11 +6197,11 @@
                           </pic:cNvPicPr>
                         </pic:nvPicPr>
                         <pic:blipFill rotWithShape="1">
-                          <a:blip r:embed="rId43">
+                          <a:blip r:embed="rId37">
                             <a:extLst>
                               <a:ext uri="{BEBA8EAE-BF5A-486C-A8C5-ECC9F3942E4B}">
                                 <a14:imgProps xmlns:a14="http://schemas.microsoft.com/office/drawing/2010/main">
-                                  <a14:imgLayer r:embed="rId42">
+                                  <a14:imgLayer r:embed="rId36">
                                     <a14:imgEffect>
                                       <a14:backgroundRemoval t="25571" b="56621" l="40895" r="53355">
                                         <a14:foregroundMark x1="44409" y1="26027" x2="45048" y2="28767"/>
@@ -9688,7 +6351,7 @@
                           <pic:cNvPicPr/>
                         </pic:nvPicPr>
                         <pic:blipFill>
-                          <a:blip r:embed="rId44"/>
+                          <a:blip r:embed="rId38"/>
                           <a:stretch>
                             <a:fillRect/>
                           </a:stretch>
@@ -9843,9 +6506,9 @@
         <w:tblLook w:val="04A0" w:firstRow="1" w:lastRow="0" w:firstColumn="1" w:lastColumn="0" w:noHBand="0" w:noVBand="1"/>
       </w:tblPr>
       <w:tblGrid>
-        <w:gridCol w:w="1843"/>
-        <w:gridCol w:w="5546"/>
-        <w:gridCol w:w="7637"/>
+        <w:gridCol w:w="1838"/>
+        <w:gridCol w:w="5116"/>
+        <w:gridCol w:w="8072"/>
       </w:tblGrid>
       <w:tr>
         <w:trPr>
@@ -9963,8 +6626,8 @@
               <w:tblLook w:val="04A0" w:firstRow="1" w:lastRow="0" w:firstColumn="1" w:lastColumn="0" w:noHBand="0" w:noVBand="1"/>
             </w:tblPr>
             <w:tblGrid>
-              <w:gridCol w:w="724"/>
-              <w:gridCol w:w="497"/>
+              <w:gridCol w:w="709"/>
+              <w:gridCol w:w="453"/>
               <w:gridCol w:w="3018"/>
             </w:tblGrid>
             <w:tr>
@@ -10040,7 +6703,7 @@
                                 </pic:cNvPicPr>
                               </pic:nvPicPr>
                               <pic:blipFill rotWithShape="1">
-                                <a:blip r:embed="rId45" cstate="print">
+                                <a:blip r:embed="rId39" cstate="print">
                                   <a:duotone>
                                     <a:schemeClr val="accent1">
                                       <a:shade val="45000"/>
@@ -10051,7 +6714,7 @@
                                   <a:extLst>
                                     <a:ext uri="{BEBA8EAE-BF5A-486C-A8C5-ECC9F3942E4B}">
                                       <a14:imgProps xmlns:a14="http://schemas.microsoft.com/office/drawing/2010/main">
-                                        <a14:imgLayer r:embed="rId46">
+                                        <a14:imgLayer r:embed="rId40">
                                           <a14:imgEffect>
                                             <a14:backgroundRemoval t="10000" b="90000" l="10000" r="91389">
                                               <a14:foregroundMark x1="91389" y1="51111" x2="85833" y2="49167"/>
@@ -10159,7 +6822,7 @@
                                 </pic:cNvPicPr>
                               </pic:nvPicPr>
                               <pic:blipFill rotWithShape="1">
-                                <a:blip r:embed="rId45" cstate="print">
+                                <a:blip r:embed="rId39" cstate="print">
                                   <a:duotone>
                                     <a:schemeClr val="accent1">
                                       <a:shade val="45000"/>
@@ -10170,7 +6833,7 @@
                                   <a:extLst>
                                     <a:ext uri="{BEBA8EAE-BF5A-486C-A8C5-ECC9F3942E4B}">
                                       <a14:imgProps xmlns:a14="http://schemas.microsoft.com/office/drawing/2010/main">
-                                        <a14:imgLayer r:embed="rId46">
+                                        <a14:imgLayer r:embed="rId40">
                                           <a14:imgEffect>
                                             <a14:backgroundRemoval t="10000" b="90000" l="10000" r="91389">
                                               <a14:foregroundMark x1="91389" y1="51111" x2="85833" y2="49167"/>
@@ -10276,7 +6939,7 @@
                                 </pic:cNvPicPr>
                               </pic:nvPicPr>
                               <pic:blipFill rotWithShape="1">
-                                <a:blip r:embed="rId45" cstate="print">
+                                <a:blip r:embed="rId39" cstate="print">
                                   <a:duotone>
                                     <a:schemeClr val="accent1">
                                       <a:shade val="45000"/>
@@ -10287,7 +6950,7 @@
                                   <a:extLst>
                                     <a:ext uri="{BEBA8EAE-BF5A-486C-A8C5-ECC9F3942E4B}">
                                       <a14:imgProps xmlns:a14="http://schemas.microsoft.com/office/drawing/2010/main">
-                                        <a14:imgLayer r:embed="rId46">
+                                        <a14:imgLayer r:embed="rId40">
                                           <a14:imgEffect>
                                             <a14:backgroundRemoval t="10000" b="90000" l="10000" r="91389">
                                               <a14:foregroundMark x1="91389" y1="51111" x2="85833" y2="49167"/>
@@ -10393,7 +7056,7 @@
                                 </pic:cNvPicPr>
                               </pic:nvPicPr>
                               <pic:blipFill rotWithShape="1">
-                                <a:blip r:embed="rId45" cstate="print">
+                                <a:blip r:embed="rId39" cstate="print">
                                   <a:duotone>
                                     <a:schemeClr val="accent1">
                                       <a:shade val="45000"/>
@@ -10404,7 +7067,7 @@
                                   <a:extLst>
                                     <a:ext uri="{BEBA8EAE-BF5A-486C-A8C5-ECC9F3942E4B}">
                                       <a14:imgProps xmlns:a14="http://schemas.microsoft.com/office/drawing/2010/main">
-                                        <a14:imgLayer r:embed="rId46">
+                                        <a14:imgLayer r:embed="rId40">
                                           <a14:imgEffect>
                                             <a14:backgroundRemoval t="10000" b="90000" l="10000" r="91389">
                                               <a14:foregroundMark x1="91389" y1="51111" x2="85833" y2="49167"/>
@@ -10513,7 +7176,7 @@
                                 </pic:cNvPicPr>
                               </pic:nvPicPr>
                               <pic:blipFill rotWithShape="1">
-                                <a:blip r:embed="rId45" cstate="print">
+                                <a:blip r:embed="rId39" cstate="print">
                                   <a:duotone>
                                     <a:schemeClr val="accent1">
                                       <a:shade val="45000"/>
@@ -10524,7 +7187,7 @@
                                   <a:extLst>
                                     <a:ext uri="{BEBA8EAE-BF5A-486C-A8C5-ECC9F3942E4B}">
                                       <a14:imgProps xmlns:a14="http://schemas.microsoft.com/office/drawing/2010/main">
-                                        <a14:imgLayer r:embed="rId46">
+                                        <a14:imgLayer r:embed="rId40">
                                           <a14:imgEffect>
                                             <a14:backgroundRemoval t="10000" b="90000" l="10000" r="91389">
                                               <a14:foregroundMark x1="91389" y1="51111" x2="85833" y2="49167"/>
@@ -10638,7 +7301,7 @@
                                 </pic:cNvPicPr>
                               </pic:nvPicPr>
                               <pic:blipFill rotWithShape="1">
-                                <a:blip r:embed="rId45" cstate="print">
+                                <a:blip r:embed="rId39" cstate="print">
                                   <a:duotone>
                                     <a:schemeClr val="accent1">
                                       <a:shade val="45000"/>
@@ -10649,7 +7312,7 @@
                                   <a:extLst>
                                     <a:ext uri="{BEBA8EAE-BF5A-486C-A8C5-ECC9F3942E4B}">
                                       <a14:imgProps xmlns:a14="http://schemas.microsoft.com/office/drawing/2010/main">
-                                        <a14:imgLayer r:embed="rId46">
+                                        <a14:imgLayer r:embed="rId40">
                                           <a14:imgEffect>
                                             <a14:backgroundRemoval t="10000" b="90000" l="10000" r="91389">
                                               <a14:foregroundMark x1="91389" y1="51111" x2="85833" y2="49167"/>
@@ -10758,7 +7421,7 @@
                                 </pic:cNvPicPr>
                               </pic:nvPicPr>
                               <pic:blipFill rotWithShape="1">
-                                <a:blip r:embed="rId45" cstate="print">
+                                <a:blip r:embed="rId39" cstate="print">
                                   <a:duotone>
                                     <a:schemeClr val="accent1">
                                       <a:shade val="45000"/>
@@ -10769,7 +7432,7 @@
                                   <a:extLst>
                                     <a:ext uri="{BEBA8EAE-BF5A-486C-A8C5-ECC9F3942E4B}">
                                       <a14:imgProps xmlns:a14="http://schemas.microsoft.com/office/drawing/2010/main">
-                                        <a14:imgLayer r:embed="rId46">
+                                        <a14:imgLayer r:embed="rId40">
                                           <a14:imgEffect>
                                             <a14:backgroundRemoval t="10000" b="90000" l="10000" r="91389">
                                               <a14:foregroundMark x1="91389" y1="51111" x2="85833" y2="49167"/>
@@ -10878,7 +7541,7 @@
                                 </pic:cNvPicPr>
                               </pic:nvPicPr>
                               <pic:blipFill rotWithShape="1">
-                                <a:blip r:embed="rId45" cstate="print">
+                                <a:blip r:embed="rId39" cstate="print">
                                   <a:duotone>
                                     <a:schemeClr val="accent1">
                                       <a:shade val="45000"/>
@@ -10889,7 +7552,7 @@
                                   <a:extLst>
                                     <a:ext uri="{BEBA8EAE-BF5A-486C-A8C5-ECC9F3942E4B}">
                                       <a14:imgProps xmlns:a14="http://schemas.microsoft.com/office/drawing/2010/main">
-                                        <a14:imgLayer r:embed="rId46">
+                                        <a14:imgLayer r:embed="rId40">
                                           <a14:imgEffect>
                                             <a14:backgroundRemoval t="10000" b="90000" l="10000" r="91389">
                                               <a14:foregroundMark x1="91389" y1="51111" x2="85833" y2="49167"/>
@@ -11026,7 +7689,7 @@
                                 </pic:cNvPicPr>
                               </pic:nvPicPr>
                               <pic:blipFill rotWithShape="1">
-                                <a:blip r:embed="rId45" cstate="print">
+                                <a:blip r:embed="rId39" cstate="print">
                                   <a:duotone>
                                     <a:schemeClr val="accent1">
                                       <a:shade val="45000"/>
@@ -11037,7 +7700,7 @@
                                   <a:extLst>
                                     <a:ext uri="{BEBA8EAE-BF5A-486C-A8C5-ECC9F3942E4B}">
                                       <a14:imgProps xmlns:a14="http://schemas.microsoft.com/office/drawing/2010/main">
-                                        <a14:imgLayer r:embed="rId46">
+                                        <a14:imgLayer r:embed="rId40">
                                           <a14:imgEffect>
                                             <a14:backgroundRemoval t="10000" b="90000" l="10000" r="91389">
                                               <a14:foregroundMark x1="91389" y1="51111" x2="85833" y2="49167"/>
@@ -11148,7 +7811,7 @@
                                 </pic:cNvPicPr>
                               </pic:nvPicPr>
                               <pic:blipFill rotWithShape="1">
-                                <a:blip r:embed="rId45" cstate="print">
+                                <a:blip r:embed="rId39" cstate="print">
                                   <a:duotone>
                                     <a:schemeClr val="accent1">
                                       <a:shade val="45000"/>
@@ -11159,7 +7822,7 @@
                                   <a:extLst>
                                     <a:ext uri="{BEBA8EAE-BF5A-486C-A8C5-ECC9F3942E4B}">
                                       <a14:imgProps xmlns:a14="http://schemas.microsoft.com/office/drawing/2010/main">
-                                        <a14:imgLayer r:embed="rId46">
+                                        <a14:imgLayer r:embed="rId40">
                                           <a14:imgEffect>
                                             <a14:backgroundRemoval t="10000" b="90000" l="10000" r="91389">
                                               <a14:foregroundMark x1="91389" y1="51111" x2="85833" y2="49167"/>
@@ -11268,7 +7931,7 @@
                                 </pic:cNvPicPr>
                               </pic:nvPicPr>
                               <pic:blipFill rotWithShape="1">
-                                <a:blip r:embed="rId45" cstate="print">
+                                <a:blip r:embed="rId39" cstate="print">
                                   <a:duotone>
                                     <a:schemeClr val="accent1">
                                       <a:shade val="45000"/>
@@ -11279,7 +7942,7 @@
                                   <a:extLst>
                                     <a:ext uri="{BEBA8EAE-BF5A-486C-A8C5-ECC9F3942E4B}">
                                       <a14:imgProps xmlns:a14="http://schemas.microsoft.com/office/drawing/2010/main">
-                                        <a14:imgLayer r:embed="rId46">
+                                        <a14:imgLayer r:embed="rId40">
                                           <a14:imgEffect>
                                             <a14:backgroundRemoval t="10000" b="90000" l="10000" r="91389">
                                               <a14:foregroundMark x1="91389" y1="51111" x2="85833" y2="49167"/>
@@ -11388,7 +8051,7 @@
                                 </pic:cNvPicPr>
                               </pic:nvPicPr>
                               <pic:blipFill rotWithShape="1">
-                                <a:blip r:embed="rId45" cstate="print">
+                                <a:blip r:embed="rId39" cstate="print">
                                   <a:duotone>
                                     <a:schemeClr val="accent1">
                                       <a:shade val="45000"/>
@@ -11399,7 +8062,7 @@
                                   <a:extLst>
                                     <a:ext uri="{BEBA8EAE-BF5A-486C-A8C5-ECC9F3942E4B}">
                                       <a14:imgProps xmlns:a14="http://schemas.microsoft.com/office/drawing/2010/main">
-                                        <a14:imgLayer r:embed="rId46">
+                                        <a14:imgLayer r:embed="rId40">
                                           <a14:imgEffect>
                                             <a14:backgroundRemoval t="10000" b="90000" l="10000" r="91389">
                                               <a14:foregroundMark x1="91389" y1="51111" x2="85833" y2="49167"/>
@@ -11508,7 +8171,7 @@
                                 </pic:cNvPicPr>
                               </pic:nvPicPr>
                               <pic:blipFill rotWithShape="1">
-                                <a:blip r:embed="rId45" cstate="print">
+                                <a:blip r:embed="rId39" cstate="print">
                                   <a:duotone>
                                     <a:schemeClr val="accent1">
                                       <a:shade val="45000"/>
@@ -11519,7 +8182,7 @@
                                   <a:extLst>
                                     <a:ext uri="{BEBA8EAE-BF5A-486C-A8C5-ECC9F3942E4B}">
                                       <a14:imgProps xmlns:a14="http://schemas.microsoft.com/office/drawing/2010/main">
-                                        <a14:imgLayer r:embed="rId46">
+                                        <a14:imgLayer r:embed="rId40">
                                           <a14:imgEffect>
                                             <a14:backgroundRemoval t="10000" b="90000" l="10000" r="91389">
                                               <a14:foregroundMark x1="91389" y1="51111" x2="85833" y2="49167"/>
@@ -11628,7 +8291,7 @@
                                 </pic:cNvPicPr>
                               </pic:nvPicPr>
                               <pic:blipFill rotWithShape="1">
-                                <a:blip r:embed="rId45" cstate="print">
+                                <a:blip r:embed="rId39" cstate="print">
                                   <a:duotone>
                                     <a:schemeClr val="accent1">
                                       <a:shade val="45000"/>
@@ -11639,7 +8302,7 @@
                                   <a:extLst>
                                     <a:ext uri="{BEBA8EAE-BF5A-486C-A8C5-ECC9F3942E4B}">
                                       <a14:imgProps xmlns:a14="http://schemas.microsoft.com/office/drawing/2010/main">
-                                        <a14:imgLayer r:embed="rId46">
+                                        <a14:imgLayer r:embed="rId40">
                                           <a14:imgEffect>
                                             <a14:backgroundRemoval t="10000" b="90000" l="10000" r="91389">
                                               <a14:foregroundMark x1="91389" y1="51111" x2="85833" y2="49167"/>
@@ -11748,7 +8411,7 @@
                                 </pic:cNvPicPr>
                               </pic:nvPicPr>
                               <pic:blipFill rotWithShape="1">
-                                <a:blip r:embed="rId45" cstate="print">
+                                <a:blip r:embed="rId39" cstate="print">
                                   <a:duotone>
                                     <a:schemeClr val="accent1">
                                       <a:shade val="45000"/>
@@ -11759,7 +8422,7 @@
                                   <a:extLst>
                                     <a:ext uri="{BEBA8EAE-BF5A-486C-A8C5-ECC9F3942E4B}">
                                       <a14:imgProps xmlns:a14="http://schemas.microsoft.com/office/drawing/2010/main">
-                                        <a14:imgLayer r:embed="rId46">
+                                        <a14:imgLayer r:embed="rId40">
                                           <a14:imgEffect>
                                             <a14:backgroundRemoval t="10000" b="90000" l="10000" r="91389">
                                               <a14:foregroundMark x1="91389" y1="51111" x2="85833" y2="49167"/>
@@ -11882,7 +8545,7 @@
                           <pic:cNvPicPr/>
                         </pic:nvPicPr>
                         <pic:blipFill rotWithShape="1">
-                          <a:blip r:embed="rId47"/>
+                          <a:blip r:embed="rId41"/>
                           <a:srcRect t="579"/>
                           <a:stretch/>
                         </pic:blipFill>
@@ -12098,7 +8761,7 @@
                           <pic:cNvPicPr/>
                         </pic:nvPicPr>
                         <pic:blipFill rotWithShape="1">
-                          <a:blip r:embed="rId48"/>
+                          <a:blip r:embed="rId42"/>
                           <a:srcRect t="1787"/>
                           <a:stretch/>
                         </pic:blipFill>
@@ -12306,20 +8969,7 @@
               <w:t>#00698A</w:t>
             </w:r>
             <w:r>
-              <w:t xml:space="preserve">, pero pintara los brazos, los pies, el </w:t>
-            </w:r>
-            <w:proofErr w:type="gramStart"/>
-            <w:r>
-              <w:t>tronco..</w:t>
-            </w:r>
-            <w:proofErr w:type="spellStart"/>
-            <w:proofErr w:type="gramEnd"/>
-            <w:r>
-              <w:t>etc</w:t>
-            </w:r>
-            <w:proofErr w:type="spellEnd"/>
-            <w:r>
-              <w:t>, de tonos de azul cercanos dentro del rango cromático.</w:t>
+              <w:t>, pero pintara los brazos, los pies, el tronco..etc, de tonos de azul cercanos dentro del rango cromático.</w:t>
             </w:r>
           </w:p>
         </w:tc>
@@ -12337,107 +8987,1586 @@
           <w:tbl>
             <w:tblPr>
               <w:tblStyle w:val="Tablaconcuadrcula"/>
-              <w:tblpPr w:leftFromText="141" w:rightFromText="141" w:vertAnchor="text" w:horzAnchor="margin" w:tblpXSpec="center" w:tblpY="334"/>
-              <w:tblOverlap w:val="never"/>
               <w:tblW w:w="0" w:type="auto"/>
               <w:tblLook w:val="04A0" w:firstRow="1" w:lastRow="0" w:firstColumn="1" w:lastColumn="0" w:noHBand="0" w:noVBand="1"/>
             </w:tblPr>
             <w:tblGrid>
-              <w:gridCol w:w="1555"/>
-              <w:gridCol w:w="1417"/>
-              <w:gridCol w:w="1026"/>
-              <w:gridCol w:w="1084"/>
+              <w:gridCol w:w="2137"/>
+              <w:gridCol w:w="1184"/>
+              <w:gridCol w:w="631"/>
+              <w:gridCol w:w="2016"/>
+              <w:gridCol w:w="1210"/>
+              <w:gridCol w:w="668"/>
             </w:tblGrid>
             <w:tr>
               <w:trPr>
-                <w:trHeight w:val="497"/>
+                <w:trHeight w:val="488"/>
               </w:trPr>
               <w:tc>
                 <w:tcPr>
-                  <w:tcW w:w="1555" w:type="dxa"/>
-                  <w:tcBorders>
-                    <w:bottom w:val="single" w:sz="4" w:space="0" w:color="auto"/>
-                  </w:tcBorders>
-                  <w:shd w:val="clear" w:color="auto" w:fill="BFBFBF" w:themeFill="background1" w:themeFillShade="BF"/>
+                  <w:tcW w:w="4253" w:type="dxa"/>
+                  <w:gridSpan w:val="3"/>
                   <w:vAlign w:val="center"/>
                 </w:tcPr>
                 <w:p>
                   <w:pPr>
-                    <w:pStyle w:val="Prrafodelista"/>
-                    <w:ind w:left="0"/>
+                    <w:jc w:val="center"/>
                     <w:rPr>
                       <w:b/>
                       <w:bCs/>
+                      <w:sz w:val="32"/>
+                      <w:szCs w:val="32"/>
                     </w:rPr>
                   </w:pPr>
                   <w:r>
                     <w:rPr>
                       <w:b/>
                       <w:bCs/>
-                    </w:rPr>
-                    <w:t>Para emoción…</w:t>
+                      <w:sz w:val="32"/>
+                      <w:szCs w:val="32"/>
+                    </w:rPr>
+                    <w:t>Descanso</w:t>
                   </w:r>
                 </w:p>
               </w:tc>
               <w:tc>
                 <w:tcPr>
-                  <w:tcW w:w="1417" w:type="dxa"/>
-                  <w:tcBorders>
-                    <w:bottom w:val="single" w:sz="4" w:space="0" w:color="auto"/>
-                  </w:tcBorders>
-                  <w:shd w:val="clear" w:color="auto" w:fill="BFBFBF" w:themeFill="background1" w:themeFillShade="BF"/>
+                  <w:tcW w:w="4246" w:type="dxa"/>
+                  <w:gridSpan w:val="3"/>
                   <w:vAlign w:val="center"/>
                 </w:tcPr>
                 <w:p>
                   <w:pPr>
-                    <w:pStyle w:val="Prrafodelista"/>
-                    <w:ind w:left="0"/>
+                    <w:jc w:val="center"/>
                     <w:rPr>
                       <w:b/>
                       <w:bCs/>
+                      <w:sz w:val="32"/>
+                      <w:szCs w:val="32"/>
                     </w:rPr>
                   </w:pPr>
                   <w:r>
                     <w:rPr>
                       <w:b/>
                       <w:bCs/>
-                    </w:rPr>
-                    <w:t>Color</w:t>
+                      <w:sz w:val="32"/>
+                      <w:szCs w:val="32"/>
+                    </w:rPr>
+                    <w:t>Fantasía</w:t>
                   </w:r>
+                </w:p>
+              </w:tc>
+            </w:tr>
+            <w:tr>
+              <w:trPr>
+                <w:trHeight w:val="798"/>
+              </w:trPr>
+              <w:tc>
+                <w:tcPr>
+                  <w:tcW w:w="2127" w:type="dxa"/>
+                  <w:vMerge w:val="restart"/>
+                </w:tcPr>
+                <w:p>
+                  <w:pPr>
+                    <w:jc w:val="both"/>
+                    <w:rPr>
+                      <w:color w:val="000000" w:themeColor="text1"/>
+                      <w:sz w:val="24"/>
+                      <w:szCs w:val="24"/>
+                    </w:rPr>
+                  </w:pPr>
                   <w:r>
                     <w:rPr>
-                      <w:b/>
-                      <w:bCs/>
-                    </w:rPr>
-                    <w:t xml:space="preserve"> a usar</w:t>
+                      <w:noProof/>
+                      <w:color w:val="000000" w:themeColor="text1"/>
+                      <w:sz w:val="24"/>
+                      <w:szCs w:val="24"/>
+                    </w:rPr>
+                    <w:drawing>
+                      <wp:inline distT="0" distB="0" distL="0" distR="0" wp14:anchorId="79C7E359" wp14:editId="0469B4D0">
+                        <wp:extent cx="1209675" cy="1532792"/>
+                        <wp:effectExtent l="0" t="0" r="0" b="0"/>
+                        <wp:docPr id="21" name="Imagen 21"/>
+                        <wp:cNvGraphicFramePr>
+                          <a:graphicFrameLocks xmlns:a="http://schemas.openxmlformats.org/drawingml/2006/main" noChangeAspect="1"/>
+                        </wp:cNvGraphicFramePr>
+                        <a:graphic xmlns:a="http://schemas.openxmlformats.org/drawingml/2006/main">
+                          <a:graphicData uri="http://schemas.openxmlformats.org/drawingml/2006/picture">
+                            <pic:pic xmlns:pic="http://schemas.openxmlformats.org/drawingml/2006/picture">
+                              <pic:nvPicPr>
+                                <pic:cNvPr id="1" name=""/>
+                                <pic:cNvPicPr/>
+                              </pic:nvPicPr>
+                              <pic:blipFill>
+                                <a:blip r:embed="rId43"/>
+                                <a:stretch>
+                                  <a:fillRect/>
+                                </a:stretch>
+                              </pic:blipFill>
+                              <pic:spPr>
+                                <a:xfrm>
+                                  <a:off x="0" y="0"/>
+                                  <a:ext cx="1209675" cy="1532792"/>
+                                </a:xfrm>
+                                <a:prstGeom prst="rect">
+                                  <a:avLst/>
+                                </a:prstGeom>
+                              </pic:spPr>
+                            </pic:pic>
+                          </a:graphicData>
+                        </a:graphic>
+                      </wp:inline>
+                    </w:drawing>
                   </w:r>
                 </w:p>
               </w:tc>
               <w:tc>
                 <w:tcPr>
-                  <w:tcW w:w="2110" w:type="dxa"/>
-                  <w:gridSpan w:val="2"/>
-                  <w:tcBorders>
-                    <w:bottom w:val="single" w:sz="4" w:space="0" w:color="auto"/>
-                  </w:tcBorders>
-                  <w:shd w:val="clear" w:color="auto" w:fill="BFBFBF" w:themeFill="background1" w:themeFillShade="BF"/>
+                  <w:tcW w:w="1275" w:type="dxa"/>
+                </w:tcPr>
+                <w:p>
+                  <w:pPr>
+                    <w:jc w:val="both"/>
+                    <w:rPr>
+                      <w:color w:val="000000" w:themeColor="text1"/>
+                      <w:sz w:val="22"/>
+                      <w:szCs w:val="22"/>
+                    </w:rPr>
+                  </w:pPr>
+                  <w:r>
+                    <w:rPr>
+                      <w:color w:val="000000" w:themeColor="text1"/>
+                      <w:sz w:val="22"/>
+                      <w:szCs w:val="22"/>
+                    </w:rPr>
+                    <w:t xml:space="preserve">#ffff01 </w:t>
+                  </w:r>
+                </w:p>
+              </w:tc>
+              <w:tc>
+                <w:tcPr>
+                  <w:tcW w:w="851" w:type="dxa"/>
+                </w:tcPr>
+                <w:p>
+                  <w:pPr>
+                    <w:jc w:val="both"/>
+                    <w:rPr>
+                      <w:color w:val="000000" w:themeColor="text1"/>
+                      <w:sz w:val="22"/>
+                      <w:szCs w:val="22"/>
+                    </w:rPr>
+                  </w:pPr>
+                  <w:r>
+                    <w:rPr>
+                      <w:color w:val="000000" w:themeColor="text1"/>
+                      <w:sz w:val="22"/>
+                      <w:szCs w:val="22"/>
+                    </w:rPr>
+                    <w:t>35%</w:t>
+                  </w:r>
+                </w:p>
+              </w:tc>
+              <w:tc>
+                <w:tcPr>
+                  <w:tcW w:w="1984" w:type="dxa"/>
+                  <w:vMerge w:val="restart"/>
+                </w:tcPr>
+                <w:p>
+                  <w:pPr>
+                    <w:jc w:val="both"/>
+                    <w:rPr>
+                      <w:color w:val="000000" w:themeColor="text1"/>
+                      <w:sz w:val="24"/>
+                      <w:szCs w:val="24"/>
+                    </w:rPr>
+                  </w:pPr>
+                  <w:r>
+                    <w:rPr>
+                      <w:noProof/>
+                      <w:color w:val="000000" w:themeColor="text1"/>
+                      <w:sz w:val="24"/>
+                      <w:szCs w:val="24"/>
+                    </w:rPr>
+                    <w:drawing>
+                      <wp:inline distT="0" distB="0" distL="0" distR="0" wp14:anchorId="664A3D31" wp14:editId="491A7264">
+                        <wp:extent cx="1128395" cy="1514475"/>
+                        <wp:effectExtent l="0" t="0" r="0" b="0"/>
+                        <wp:docPr id="22" name="Imagen 22"/>
+                        <wp:cNvGraphicFramePr>
+                          <a:graphicFrameLocks xmlns:a="http://schemas.openxmlformats.org/drawingml/2006/main" noChangeAspect="1"/>
+                        </wp:cNvGraphicFramePr>
+                        <a:graphic xmlns:a="http://schemas.openxmlformats.org/drawingml/2006/main">
+                          <a:graphicData uri="http://schemas.openxmlformats.org/drawingml/2006/picture">
+                            <pic:pic xmlns:pic="http://schemas.openxmlformats.org/drawingml/2006/picture">
+                              <pic:nvPicPr>
+                                <pic:cNvPr id="1" name=""/>
+                                <pic:cNvPicPr/>
+                              </pic:nvPicPr>
+                              <pic:blipFill>
+                                <a:blip r:embed="rId44"/>
+                                <a:stretch>
+                                  <a:fillRect/>
+                                </a:stretch>
+                              </pic:blipFill>
+                              <pic:spPr>
+                                <a:xfrm>
+                                  <a:off x="0" y="0"/>
+                                  <a:ext cx="1128395" cy="1514475"/>
+                                </a:xfrm>
+                                <a:prstGeom prst="rect">
+                                  <a:avLst/>
+                                </a:prstGeom>
+                              </pic:spPr>
+                            </pic:pic>
+                          </a:graphicData>
+                        </a:graphic>
+                      </wp:inline>
+                    </w:drawing>
+                  </w:r>
+                </w:p>
+              </w:tc>
+              <w:tc>
+                <w:tcPr>
+                  <w:tcW w:w="1223" w:type="dxa"/>
+                </w:tcPr>
+                <w:p>
+                  <w:pPr>
+                    <w:jc w:val="both"/>
+                    <w:rPr>
+                      <w:color w:val="000000" w:themeColor="text1"/>
+                      <w:sz w:val="24"/>
+                      <w:szCs w:val="24"/>
+                    </w:rPr>
+                  </w:pPr>
+                  <w:r>
+                    <w:rPr>
+                      <w:color w:val="000000" w:themeColor="text1"/>
+                      <w:sz w:val="24"/>
+                      <w:szCs w:val="24"/>
+                    </w:rPr>
+                    <w:t>#0044c6</w:t>
+                  </w:r>
+                </w:p>
+              </w:tc>
+              <w:tc>
+                <w:tcPr>
+                  <w:tcW w:w="1039" w:type="dxa"/>
+                </w:tcPr>
+                <w:p>
+                  <w:pPr>
+                    <w:jc w:val="both"/>
+                    <w:rPr>
+                      <w:color w:val="000000" w:themeColor="text1"/>
+                      <w:sz w:val="24"/>
+                      <w:szCs w:val="24"/>
+                    </w:rPr>
+                  </w:pPr>
+                  <w:r>
+                    <w:rPr>
+                      <w:color w:val="000000" w:themeColor="text1"/>
+                      <w:sz w:val="24"/>
+                      <w:szCs w:val="24"/>
+                    </w:rPr>
+                    <w:t>29%</w:t>
+                  </w:r>
+                </w:p>
+              </w:tc>
+            </w:tr>
+            <w:tr>
+              <w:trPr>
+                <w:trHeight w:val="607"/>
+              </w:trPr>
+              <w:tc>
+                <w:tcPr>
+                  <w:tcW w:w="2127" w:type="dxa"/>
+                  <w:vMerge/>
+                </w:tcPr>
+                <w:p>
+                  <w:pPr>
+                    <w:jc w:val="both"/>
+                    <w:rPr>
+                      <w:color w:val="000000" w:themeColor="text1"/>
+                      <w:sz w:val="24"/>
+                      <w:szCs w:val="24"/>
+                    </w:rPr>
+                  </w:pPr>
+                </w:p>
+              </w:tc>
+              <w:tc>
+                <w:tcPr>
+                  <w:tcW w:w="1275" w:type="dxa"/>
+                  <w:vMerge w:val="restart"/>
+                </w:tcPr>
+                <w:p>
+                  <w:pPr>
+                    <w:jc w:val="both"/>
+                    <w:rPr>
+                      <w:color w:val="000000" w:themeColor="text1"/>
+                      <w:sz w:val="22"/>
+                      <w:szCs w:val="22"/>
+                    </w:rPr>
+                  </w:pPr>
+                  <w:r>
+                    <w:rPr>
+                      <w:color w:val="000000" w:themeColor="text1"/>
+                      <w:sz w:val="22"/>
+                      <w:szCs w:val="22"/>
+                    </w:rPr>
+                    <w:t xml:space="preserve">#62ab02 </w:t>
+                  </w:r>
+                </w:p>
+              </w:tc>
+              <w:tc>
+                <w:tcPr>
+                  <w:tcW w:w="851" w:type="dxa"/>
+                  <w:vMerge w:val="restart"/>
+                </w:tcPr>
+                <w:p>
+                  <w:pPr>
+                    <w:jc w:val="both"/>
+                    <w:rPr>
+                      <w:color w:val="000000" w:themeColor="text1"/>
+                      <w:sz w:val="22"/>
+                      <w:szCs w:val="22"/>
+                    </w:rPr>
+                  </w:pPr>
+                  <w:r>
+                    <w:rPr>
+                      <w:color w:val="000000" w:themeColor="text1"/>
+                      <w:sz w:val="22"/>
+                      <w:szCs w:val="22"/>
+                    </w:rPr>
+                    <w:t>35%</w:t>
+                  </w:r>
+                </w:p>
+              </w:tc>
+              <w:tc>
+                <w:tcPr>
+                  <w:tcW w:w="1984" w:type="dxa"/>
+                  <w:vMerge/>
+                </w:tcPr>
+                <w:p>
+                  <w:pPr>
+                    <w:jc w:val="both"/>
+                    <w:rPr>
+                      <w:color w:val="000000" w:themeColor="text1"/>
+                      <w:sz w:val="24"/>
+                      <w:szCs w:val="24"/>
+                    </w:rPr>
+                  </w:pPr>
+                </w:p>
+              </w:tc>
+              <w:tc>
+                <w:tcPr>
+                  <w:tcW w:w="1223" w:type="dxa"/>
+                </w:tcPr>
+                <w:p>
+                  <w:pPr>
+                    <w:jc w:val="both"/>
+                    <w:rPr>
+                      <w:color w:val="000000" w:themeColor="text1"/>
+                      <w:sz w:val="24"/>
+                      <w:szCs w:val="24"/>
+                    </w:rPr>
+                  </w:pPr>
+                  <w:r>
+                    <w:rPr>
+                      <w:color w:val="000000" w:themeColor="text1"/>
+                      <w:sz w:val="24"/>
+                      <w:szCs w:val="24"/>
+                    </w:rPr>
+                    <w:t>#151170</w:t>
+                  </w:r>
+                </w:p>
+              </w:tc>
+              <w:tc>
+                <w:tcPr>
+                  <w:tcW w:w="1039" w:type="dxa"/>
+                </w:tcPr>
+                <w:p>
+                  <w:pPr>
+                    <w:jc w:val="both"/>
+                    <w:rPr>
+                      <w:color w:val="000000" w:themeColor="text1"/>
+                      <w:sz w:val="24"/>
+                      <w:szCs w:val="24"/>
+                    </w:rPr>
+                  </w:pPr>
+                  <w:r>
+                    <w:rPr>
+                      <w:color w:val="000000" w:themeColor="text1"/>
+                      <w:sz w:val="24"/>
+                      <w:szCs w:val="24"/>
+                    </w:rPr>
+                    <w:t>29%</w:t>
+                  </w:r>
+                </w:p>
+              </w:tc>
+            </w:tr>
+            <w:tr>
+              <w:trPr>
+                <w:trHeight w:val="294"/>
+              </w:trPr>
+              <w:tc>
+                <w:tcPr>
+                  <w:tcW w:w="2127" w:type="dxa"/>
+                  <w:vMerge/>
+                </w:tcPr>
+                <w:p>
+                  <w:pPr>
+                    <w:jc w:val="both"/>
+                    <w:rPr>
+                      <w:color w:val="000000" w:themeColor="text1"/>
+                      <w:sz w:val="24"/>
+                      <w:szCs w:val="24"/>
+                    </w:rPr>
+                  </w:pPr>
+                </w:p>
+              </w:tc>
+              <w:tc>
+                <w:tcPr>
+                  <w:tcW w:w="1275" w:type="dxa"/>
+                  <w:vMerge/>
+                </w:tcPr>
+                <w:p>
+                  <w:pPr>
+                    <w:jc w:val="both"/>
+                    <w:rPr>
+                      <w:color w:val="000000" w:themeColor="text1"/>
+                      <w:sz w:val="22"/>
+                      <w:szCs w:val="22"/>
+                    </w:rPr>
+                  </w:pPr>
+                </w:p>
+              </w:tc>
+              <w:tc>
+                <w:tcPr>
+                  <w:tcW w:w="851" w:type="dxa"/>
+                  <w:vMerge/>
+                </w:tcPr>
+                <w:p>
+                  <w:pPr>
+                    <w:jc w:val="both"/>
+                    <w:rPr>
+                      <w:color w:val="000000" w:themeColor="text1"/>
+                      <w:sz w:val="22"/>
+                      <w:szCs w:val="22"/>
+                    </w:rPr>
+                  </w:pPr>
+                </w:p>
+              </w:tc>
+              <w:tc>
+                <w:tcPr>
+                  <w:tcW w:w="1984" w:type="dxa"/>
+                  <w:vMerge/>
+                </w:tcPr>
+                <w:p>
+                  <w:pPr>
+                    <w:jc w:val="both"/>
+                    <w:rPr>
+                      <w:color w:val="000000" w:themeColor="text1"/>
+                      <w:sz w:val="24"/>
+                      <w:szCs w:val="24"/>
+                    </w:rPr>
+                  </w:pPr>
+                </w:p>
+              </w:tc>
+              <w:tc>
+                <w:tcPr>
+                  <w:tcW w:w="1223" w:type="dxa"/>
+                  <w:vMerge w:val="restart"/>
+                </w:tcPr>
+                <w:p>
+                  <w:pPr>
+                    <w:jc w:val="both"/>
+                    <w:rPr>
+                      <w:color w:val="000000" w:themeColor="text1"/>
+                      <w:sz w:val="24"/>
+                      <w:szCs w:val="24"/>
+                    </w:rPr>
+                  </w:pPr>
+                  <w:r>
+                    <w:rPr>
+                      <w:color w:val="000000" w:themeColor="text1"/>
+                      <w:sz w:val="24"/>
+                      <w:szCs w:val="24"/>
+                    </w:rPr>
+                    <w:t>#fe8302</w:t>
+                  </w:r>
+                </w:p>
+              </w:tc>
+              <w:tc>
+                <w:tcPr>
+                  <w:tcW w:w="1039" w:type="dxa"/>
+                  <w:vMerge w:val="restart"/>
+                </w:tcPr>
+                <w:p>
+                  <w:pPr>
+                    <w:jc w:val="both"/>
+                    <w:rPr>
+                      <w:color w:val="000000" w:themeColor="text1"/>
+                      <w:sz w:val="24"/>
+                      <w:szCs w:val="24"/>
+                    </w:rPr>
+                  </w:pPr>
+                  <w:r>
+                    <w:rPr>
+                      <w:color w:val="000000" w:themeColor="text1"/>
+                      <w:sz w:val="24"/>
+                      <w:szCs w:val="24"/>
+                    </w:rPr>
+                    <w:t>29%</w:t>
+                  </w:r>
+                </w:p>
+              </w:tc>
+            </w:tr>
+            <w:tr>
+              <w:trPr>
+                <w:trHeight w:val="294"/>
+              </w:trPr>
+              <w:tc>
+                <w:tcPr>
+                  <w:tcW w:w="2127" w:type="dxa"/>
+                  <w:vMerge/>
+                </w:tcPr>
+                <w:p>
+                  <w:pPr>
+                    <w:jc w:val="both"/>
+                    <w:rPr>
+                      <w:color w:val="000000" w:themeColor="text1"/>
+                      <w:sz w:val="24"/>
+                      <w:szCs w:val="24"/>
+                    </w:rPr>
+                  </w:pPr>
+                </w:p>
+              </w:tc>
+              <w:tc>
+                <w:tcPr>
+                  <w:tcW w:w="1275" w:type="dxa"/>
+                  <w:vMerge w:val="restart"/>
+                </w:tcPr>
+                <w:p>
+                  <w:pPr>
+                    <w:jc w:val="both"/>
+                    <w:rPr>
+                      <w:color w:val="000000" w:themeColor="text1"/>
+                      <w:sz w:val="22"/>
+                      <w:szCs w:val="22"/>
+                    </w:rPr>
+                  </w:pPr>
+                  <w:r>
+                    <w:rPr>
+                      <w:color w:val="000000" w:themeColor="text1"/>
+                      <w:sz w:val="22"/>
+                      <w:szCs w:val="22"/>
+                    </w:rPr>
+                    <w:t xml:space="preserve">#ffffff </w:t>
+                  </w:r>
+                </w:p>
+              </w:tc>
+              <w:tc>
+                <w:tcPr>
+                  <w:tcW w:w="851" w:type="dxa"/>
+                  <w:vMerge w:val="restart"/>
+                </w:tcPr>
+                <w:p>
+                  <w:pPr>
+                    <w:jc w:val="both"/>
+                    <w:rPr>
+                      <w:color w:val="000000" w:themeColor="text1"/>
+                      <w:sz w:val="22"/>
+                      <w:szCs w:val="22"/>
+                    </w:rPr>
+                  </w:pPr>
+                  <w:r>
+                    <w:rPr>
+                      <w:color w:val="000000" w:themeColor="text1"/>
+                      <w:sz w:val="22"/>
+                      <w:szCs w:val="22"/>
+                    </w:rPr>
+                    <w:t>15%</w:t>
+                  </w:r>
+                </w:p>
+              </w:tc>
+              <w:tc>
+                <w:tcPr>
+                  <w:tcW w:w="1984" w:type="dxa"/>
+                  <w:vMerge/>
+                </w:tcPr>
+                <w:p>
+                  <w:pPr>
+                    <w:jc w:val="both"/>
+                    <w:rPr>
+                      <w:color w:val="000000" w:themeColor="text1"/>
+                      <w:sz w:val="24"/>
+                      <w:szCs w:val="24"/>
+                    </w:rPr>
+                  </w:pPr>
+                </w:p>
+              </w:tc>
+              <w:tc>
+                <w:tcPr>
+                  <w:tcW w:w="1223" w:type="dxa"/>
+                  <w:vMerge/>
+                </w:tcPr>
+                <w:p>
+                  <w:pPr>
+                    <w:jc w:val="both"/>
+                    <w:rPr>
+                      <w:color w:val="000000" w:themeColor="text1"/>
+                      <w:sz w:val="24"/>
+                      <w:szCs w:val="24"/>
+                    </w:rPr>
+                  </w:pPr>
+                </w:p>
+              </w:tc>
+              <w:tc>
+                <w:tcPr>
+                  <w:tcW w:w="1039" w:type="dxa"/>
+                  <w:vMerge/>
+                </w:tcPr>
+                <w:p>
+                  <w:pPr>
+                    <w:jc w:val="both"/>
+                    <w:rPr>
+                      <w:color w:val="000000" w:themeColor="text1"/>
+                      <w:sz w:val="24"/>
+                      <w:szCs w:val="24"/>
+                    </w:rPr>
+                  </w:pPr>
+                </w:p>
+              </w:tc>
+            </w:tr>
+            <w:tr>
+              <w:trPr>
+                <w:trHeight w:val="294"/>
+              </w:trPr>
+              <w:tc>
+                <w:tcPr>
+                  <w:tcW w:w="2127" w:type="dxa"/>
+                  <w:vMerge/>
+                </w:tcPr>
+                <w:p>
+                  <w:pPr>
+                    <w:jc w:val="both"/>
+                    <w:rPr>
+                      <w:color w:val="000000" w:themeColor="text1"/>
+                      <w:sz w:val="24"/>
+                      <w:szCs w:val="24"/>
+                    </w:rPr>
+                  </w:pPr>
+                </w:p>
+              </w:tc>
+              <w:tc>
+                <w:tcPr>
+                  <w:tcW w:w="1275" w:type="dxa"/>
+                  <w:vMerge/>
+                </w:tcPr>
+                <w:p>
+                  <w:pPr>
+                    <w:jc w:val="both"/>
+                    <w:rPr>
+                      <w:color w:val="000000" w:themeColor="text1"/>
+                      <w:sz w:val="22"/>
+                      <w:szCs w:val="22"/>
+                    </w:rPr>
+                  </w:pPr>
+                </w:p>
+              </w:tc>
+              <w:tc>
+                <w:tcPr>
+                  <w:tcW w:w="851" w:type="dxa"/>
+                  <w:vMerge/>
+                </w:tcPr>
+                <w:p>
+                  <w:pPr>
+                    <w:jc w:val="both"/>
+                    <w:rPr>
+                      <w:color w:val="000000" w:themeColor="text1"/>
+                      <w:sz w:val="22"/>
+                      <w:szCs w:val="22"/>
+                    </w:rPr>
+                  </w:pPr>
+                </w:p>
+              </w:tc>
+              <w:tc>
+                <w:tcPr>
+                  <w:tcW w:w="1984" w:type="dxa"/>
+                  <w:vMerge/>
+                </w:tcPr>
+                <w:p>
+                  <w:pPr>
+                    <w:jc w:val="both"/>
+                    <w:rPr>
+                      <w:color w:val="000000" w:themeColor="text1"/>
+                      <w:sz w:val="24"/>
+                      <w:szCs w:val="24"/>
+                    </w:rPr>
+                  </w:pPr>
+                </w:p>
+              </w:tc>
+              <w:tc>
+                <w:tcPr>
+                  <w:tcW w:w="1223" w:type="dxa"/>
+                  <w:vMerge w:val="restart"/>
+                </w:tcPr>
+                <w:p>
+                  <w:pPr>
+                    <w:jc w:val="both"/>
+                    <w:rPr>
+                      <w:color w:val="000000" w:themeColor="text1"/>
+                      <w:sz w:val="24"/>
+                      <w:szCs w:val="24"/>
+                    </w:rPr>
+                  </w:pPr>
+                  <w:r>
+                    <w:rPr>
+                      <w:color w:val="000000" w:themeColor="text1"/>
+                      <w:sz w:val="24"/>
+                      <w:szCs w:val="24"/>
+                    </w:rPr>
+                    <w:t>#4f9c00</w:t>
+                  </w:r>
+                </w:p>
+              </w:tc>
+              <w:tc>
+                <w:tcPr>
+                  <w:tcW w:w="1039" w:type="dxa"/>
+                  <w:vMerge w:val="restart"/>
+                </w:tcPr>
+                <w:p>
+                  <w:pPr>
+                    <w:jc w:val="both"/>
+                    <w:rPr>
+                      <w:color w:val="000000" w:themeColor="text1"/>
+                      <w:sz w:val="24"/>
+                      <w:szCs w:val="24"/>
+                    </w:rPr>
+                  </w:pPr>
+                  <w:r>
+                    <w:rPr>
+                      <w:color w:val="000000" w:themeColor="text1"/>
+                      <w:sz w:val="24"/>
+                      <w:szCs w:val="24"/>
+                    </w:rPr>
+                    <w:t>13%</w:t>
+                  </w:r>
+                </w:p>
+              </w:tc>
+            </w:tr>
+            <w:tr>
+              <w:trPr>
+                <w:trHeight w:val="61"/>
+              </w:trPr>
+              <w:tc>
+                <w:tcPr>
+                  <w:tcW w:w="2127" w:type="dxa"/>
+                  <w:vMerge/>
+                </w:tcPr>
+                <w:p>
+                  <w:pPr>
+                    <w:jc w:val="both"/>
+                    <w:rPr>
+                      <w:color w:val="000000" w:themeColor="text1"/>
+                      <w:sz w:val="24"/>
+                      <w:szCs w:val="24"/>
+                    </w:rPr>
+                  </w:pPr>
+                </w:p>
+              </w:tc>
+              <w:tc>
+                <w:tcPr>
+                  <w:tcW w:w="1275" w:type="dxa"/>
+                </w:tcPr>
+                <w:p>
+                  <w:pPr>
+                    <w:jc w:val="both"/>
+                    <w:rPr>
+                      <w:color w:val="000000" w:themeColor="text1"/>
+                      <w:sz w:val="22"/>
+                      <w:szCs w:val="22"/>
+                    </w:rPr>
+                  </w:pPr>
+                  <w:r>
+                    <w:rPr>
+                      <w:color w:val="000000" w:themeColor="text1"/>
+                      <w:sz w:val="22"/>
+                      <w:szCs w:val="22"/>
+                    </w:rPr>
+                    <w:t>#ffff0</w:t>
+                  </w:r>
+                </w:p>
+              </w:tc>
+              <w:tc>
+                <w:tcPr>
+                  <w:tcW w:w="851" w:type="dxa"/>
+                </w:tcPr>
+                <w:p>
+                  <w:pPr>
+                    <w:jc w:val="both"/>
+                    <w:rPr>
+                      <w:color w:val="000000" w:themeColor="text1"/>
+                      <w:sz w:val="22"/>
+                      <w:szCs w:val="22"/>
+                    </w:rPr>
+                  </w:pPr>
+                  <w:r>
+                    <w:rPr>
+                      <w:color w:val="000000" w:themeColor="text1"/>
+                      <w:sz w:val="22"/>
+                      <w:szCs w:val="22"/>
+                    </w:rPr>
+                    <w:t>15%</w:t>
+                  </w:r>
+                </w:p>
+              </w:tc>
+              <w:tc>
+                <w:tcPr>
+                  <w:tcW w:w="1984" w:type="dxa"/>
+                  <w:vMerge/>
+                </w:tcPr>
+                <w:p>
+                  <w:pPr>
+                    <w:jc w:val="both"/>
+                    <w:rPr>
+                      <w:color w:val="000000" w:themeColor="text1"/>
+                      <w:sz w:val="24"/>
+                      <w:szCs w:val="24"/>
+                    </w:rPr>
+                  </w:pPr>
+                </w:p>
+              </w:tc>
+              <w:tc>
+                <w:tcPr>
+                  <w:tcW w:w="1223" w:type="dxa"/>
+                  <w:vMerge/>
+                </w:tcPr>
+                <w:p>
+                  <w:pPr>
+                    <w:jc w:val="both"/>
+                    <w:rPr>
+                      <w:color w:val="000000" w:themeColor="text1"/>
+                      <w:sz w:val="24"/>
+                      <w:szCs w:val="24"/>
+                    </w:rPr>
+                  </w:pPr>
+                </w:p>
+              </w:tc>
+              <w:tc>
+                <w:tcPr>
+                  <w:tcW w:w="1039" w:type="dxa"/>
+                  <w:vMerge/>
+                </w:tcPr>
+                <w:p>
+                  <w:pPr>
+                    <w:jc w:val="both"/>
+                    <w:rPr>
+                      <w:color w:val="000000" w:themeColor="text1"/>
+                      <w:sz w:val="24"/>
+                      <w:szCs w:val="24"/>
+                    </w:rPr>
+                  </w:pPr>
+                </w:p>
+              </w:tc>
+            </w:tr>
+            <w:tr>
+              <w:tc>
+                <w:tcPr>
+                  <w:tcW w:w="8499" w:type="dxa"/>
+                  <w:gridSpan w:val="6"/>
+                </w:tcPr>
+                <w:p>
+                  <w:pPr>
+                    <w:jc w:val="both"/>
+                    <w:rPr>
+                      <w:color w:val="000000" w:themeColor="text1"/>
+                      <w:sz w:val="24"/>
+                      <w:szCs w:val="24"/>
+                    </w:rPr>
+                  </w:pPr>
+                </w:p>
+              </w:tc>
+            </w:tr>
+            <w:tr>
+              <w:tc>
+                <w:tcPr>
+                  <w:tcW w:w="4253" w:type="dxa"/>
+                  <w:gridSpan w:val="3"/>
                   <w:vAlign w:val="center"/>
                 </w:tcPr>
                 <w:p>
                   <w:pPr>
-                    <w:pStyle w:val="Prrafodelista"/>
-                    <w:ind w:left="0"/>
+                    <w:jc w:val="center"/>
+                    <w:rPr>
+                      <w:color w:val="000000" w:themeColor="text1"/>
+                      <w:sz w:val="24"/>
+                      <w:szCs w:val="24"/>
+                    </w:rPr>
+                  </w:pPr>
+                  <w:r>
                     <w:rPr>
                       <w:b/>
                       <w:bCs/>
+                      <w:sz w:val="32"/>
+                      <w:szCs w:val="32"/>
+                    </w:rPr>
+                    <w:t>Odio</w:t>
+                  </w:r>
+                </w:p>
+              </w:tc>
+              <w:tc>
+                <w:tcPr>
+                  <w:tcW w:w="4246" w:type="dxa"/>
+                  <w:gridSpan w:val="3"/>
+                  <w:vAlign w:val="center"/>
+                </w:tcPr>
+                <w:p>
+                  <w:pPr>
+                    <w:jc w:val="center"/>
+                    <w:rPr>
+                      <w:color w:val="000000" w:themeColor="text1"/>
+                      <w:sz w:val="24"/>
+                      <w:szCs w:val="24"/>
                     </w:rPr>
                   </w:pPr>
                   <w:r>
                     <w:rPr>
                       <w:b/>
                       <w:bCs/>
-                    </w:rPr>
-                    <w:t>HEX</w:t>
+                      <w:sz w:val="32"/>
+                      <w:szCs w:val="32"/>
+                    </w:rPr>
+                    <w:t>Barato</w:t>
+                  </w:r>
+                </w:p>
+              </w:tc>
+            </w:tr>
+            <w:tr>
+              <w:trPr>
+                <w:trHeight w:val="798"/>
+              </w:trPr>
+              <w:tc>
+                <w:tcPr>
+                  <w:tcW w:w="2127" w:type="dxa"/>
+                  <w:vMerge w:val="restart"/>
+                </w:tcPr>
+                <w:p>
+                  <w:pPr>
+                    <w:jc w:val="both"/>
+                    <w:rPr>
+                      <w:color w:val="000000" w:themeColor="text1"/>
+                      <w:sz w:val="24"/>
+                      <w:szCs w:val="24"/>
+                    </w:rPr>
+                  </w:pPr>
+                  <w:r>
+                    <w:rPr>
+                      <w:noProof/>
+                      <w:color w:val="000000" w:themeColor="text1"/>
+                      <w:sz w:val="24"/>
+                      <w:szCs w:val="24"/>
+                    </w:rPr>
+                    <w:drawing>
+                      <wp:inline distT="0" distB="0" distL="0" distR="0" wp14:anchorId="16A34E42" wp14:editId="11FDEAFC">
+                        <wp:extent cx="1213485" cy="1435735"/>
+                        <wp:effectExtent l="0" t="0" r="5715" b="0"/>
+                        <wp:docPr id="26" name="Imagen 26"/>
+                        <wp:cNvGraphicFramePr>
+                          <a:graphicFrameLocks xmlns:a="http://schemas.openxmlformats.org/drawingml/2006/main" noChangeAspect="1"/>
+                        </wp:cNvGraphicFramePr>
+                        <a:graphic xmlns:a="http://schemas.openxmlformats.org/drawingml/2006/main">
+                          <a:graphicData uri="http://schemas.openxmlformats.org/drawingml/2006/picture">
+                            <pic:pic xmlns:pic="http://schemas.openxmlformats.org/drawingml/2006/picture">
+                              <pic:nvPicPr>
+                                <pic:cNvPr id="1" name=""/>
+                                <pic:cNvPicPr/>
+                              </pic:nvPicPr>
+                              <pic:blipFill>
+                                <a:blip r:embed="rId45"/>
+                                <a:stretch>
+                                  <a:fillRect/>
+                                </a:stretch>
+                              </pic:blipFill>
+                              <pic:spPr>
+                                <a:xfrm>
+                                  <a:off x="0" y="0"/>
+                                  <a:ext cx="1213485" cy="1435735"/>
+                                </a:xfrm>
+                                <a:prstGeom prst="rect">
+                                  <a:avLst/>
+                                </a:prstGeom>
+                              </pic:spPr>
+                            </pic:pic>
+                          </a:graphicData>
+                        </a:graphic>
+                      </wp:inline>
+                    </w:drawing>
+                  </w:r>
+                </w:p>
+              </w:tc>
+              <w:tc>
+                <w:tcPr>
+                  <w:tcW w:w="1275" w:type="dxa"/>
+                </w:tcPr>
+                <w:p>
+                  <w:pPr>
+                    <w:jc w:val="both"/>
+                    <w:rPr>
+                      <w:color w:val="000000" w:themeColor="text1"/>
+                      <w:sz w:val="22"/>
+                      <w:szCs w:val="22"/>
+                    </w:rPr>
+                  </w:pPr>
+                  <w:r>
+                    <w:rPr>
+                      <w:color w:val="000000" w:themeColor="text1"/>
+                      <w:sz w:val="22"/>
+                      <w:szCs w:val="22"/>
+                    </w:rPr>
+                    <w:t>#e40903</w:t>
+                  </w:r>
+                </w:p>
+              </w:tc>
+              <w:tc>
+                <w:tcPr>
+                  <w:tcW w:w="851" w:type="dxa"/>
+                </w:tcPr>
+                <w:p>
+                  <w:pPr>
+                    <w:jc w:val="both"/>
+                    <w:rPr>
+                      <w:color w:val="000000" w:themeColor="text1"/>
+                      <w:sz w:val="22"/>
+                      <w:szCs w:val="22"/>
+                    </w:rPr>
+                  </w:pPr>
+                  <w:r>
+                    <w:rPr>
+                      <w:color w:val="000000" w:themeColor="text1"/>
+                      <w:sz w:val="22"/>
+                      <w:szCs w:val="22"/>
+                    </w:rPr>
+                    <w:t>43</w:t>
+                  </w:r>
+                  <w:r>
+                    <w:rPr>
+                      <w:color w:val="000000" w:themeColor="text1"/>
+                      <w:sz w:val="22"/>
+                      <w:szCs w:val="22"/>
+                    </w:rPr>
+                    <w:t>%</w:t>
+                  </w:r>
+                </w:p>
+              </w:tc>
+              <w:tc>
+                <w:tcPr>
+                  <w:tcW w:w="1984" w:type="dxa"/>
+                  <w:vMerge w:val="restart"/>
+                </w:tcPr>
+                <w:p>
+                  <w:pPr>
+                    <w:jc w:val="both"/>
+                    <w:rPr>
+                      <w:color w:val="000000" w:themeColor="text1"/>
+                      <w:sz w:val="24"/>
+                      <w:szCs w:val="24"/>
+                    </w:rPr>
+                  </w:pPr>
+                  <w:r>
+                    <w:rPr>
+                      <w:noProof/>
+                      <w:color w:val="000000" w:themeColor="text1"/>
+                      <w:sz w:val="24"/>
+                      <w:szCs w:val="24"/>
+                    </w:rPr>
+                    <w:drawing>
+                      <wp:inline distT="0" distB="0" distL="0" distR="0" wp14:anchorId="552C7114" wp14:editId="24FAFA90">
+                        <wp:extent cx="1122680" cy="1340485"/>
+                        <wp:effectExtent l="0" t="0" r="1270" b="0"/>
+                        <wp:docPr id="27" name="Imagen 27"/>
+                        <wp:cNvGraphicFramePr>
+                          <a:graphicFrameLocks xmlns:a="http://schemas.openxmlformats.org/drawingml/2006/main" noChangeAspect="1"/>
+                        </wp:cNvGraphicFramePr>
+                        <a:graphic xmlns:a="http://schemas.openxmlformats.org/drawingml/2006/main">
+                          <a:graphicData uri="http://schemas.openxmlformats.org/drawingml/2006/picture">
+                            <pic:pic xmlns:pic="http://schemas.openxmlformats.org/drawingml/2006/picture">
+                              <pic:nvPicPr>
+                                <pic:cNvPr id="1" name=""/>
+                                <pic:cNvPicPr/>
+                              </pic:nvPicPr>
+                              <pic:blipFill>
+                                <a:blip r:embed="rId46"/>
+                                <a:stretch>
+                                  <a:fillRect/>
+                                </a:stretch>
+                              </pic:blipFill>
+                              <pic:spPr>
+                                <a:xfrm>
+                                  <a:off x="0" y="0"/>
+                                  <a:ext cx="1122680" cy="1340485"/>
+                                </a:xfrm>
+                                <a:prstGeom prst="rect">
+                                  <a:avLst/>
+                                </a:prstGeom>
+                              </pic:spPr>
+                            </pic:pic>
+                          </a:graphicData>
+                        </a:graphic>
+                      </wp:inline>
+                    </w:drawing>
+                  </w:r>
+                </w:p>
+              </w:tc>
+              <w:tc>
+                <w:tcPr>
+                  <w:tcW w:w="1223" w:type="dxa"/>
+                </w:tcPr>
+                <w:p>
+                  <w:pPr>
+                    <w:jc w:val="both"/>
+                    <w:rPr>
+                      <w:color w:val="000000" w:themeColor="text1"/>
+                      <w:sz w:val="22"/>
+                      <w:szCs w:val="22"/>
+                    </w:rPr>
+                  </w:pPr>
+                  <w:r>
+                    <w:rPr>
+                      <w:color w:val="000000" w:themeColor="text1"/>
+                      <w:sz w:val="22"/>
+                      <w:szCs w:val="22"/>
+                    </w:rPr>
+                    <w:t>#ffb8e2</w:t>
+                  </w:r>
+                </w:p>
+              </w:tc>
+              <w:tc>
+                <w:tcPr>
+                  <w:tcW w:w="1039" w:type="dxa"/>
+                </w:tcPr>
+                <w:p>
+                  <w:pPr>
+                    <w:jc w:val="both"/>
+                    <w:rPr>
+                      <w:color w:val="000000" w:themeColor="text1"/>
+                      <w:sz w:val="22"/>
+                      <w:szCs w:val="22"/>
+                    </w:rPr>
+                  </w:pPr>
+                  <w:r>
+                    <w:rPr>
+                      <w:color w:val="000000" w:themeColor="text1"/>
+                      <w:sz w:val="22"/>
+                      <w:szCs w:val="22"/>
+                    </w:rPr>
+                    <w:t>4</w:t>
+                  </w:r>
+                  <w:r>
+                    <w:rPr>
+                      <w:color w:val="000000" w:themeColor="text1"/>
+                      <w:sz w:val="22"/>
+                      <w:szCs w:val="22"/>
+                    </w:rPr>
+                    <w:t>0%</w:t>
+                  </w:r>
+                </w:p>
+              </w:tc>
+            </w:tr>
+            <w:tr>
+              <w:trPr>
+                <w:trHeight w:val="607"/>
+              </w:trPr>
+              <w:tc>
+                <w:tcPr>
+                  <w:tcW w:w="2127" w:type="dxa"/>
+                  <w:vMerge/>
+                </w:tcPr>
+                <w:p>
+                  <w:pPr>
+                    <w:jc w:val="both"/>
+                    <w:rPr>
+                      <w:color w:val="000000" w:themeColor="text1"/>
+                      <w:sz w:val="24"/>
+                      <w:szCs w:val="24"/>
+                    </w:rPr>
+                  </w:pPr>
+                </w:p>
+              </w:tc>
+              <w:tc>
+                <w:tcPr>
+                  <w:tcW w:w="1275" w:type="dxa"/>
+                  <w:vMerge w:val="restart"/>
+                </w:tcPr>
+                <w:p>
+                  <w:pPr>
+                    <w:jc w:val="both"/>
+                    <w:rPr>
+                      <w:color w:val="000000" w:themeColor="text1"/>
+                      <w:sz w:val="22"/>
+                      <w:szCs w:val="22"/>
+                    </w:rPr>
+                  </w:pPr>
+                  <w:r>
+                    <w:rPr>
+                      <w:color w:val="000000" w:themeColor="text1"/>
+                      <w:sz w:val="22"/>
+                      <w:szCs w:val="22"/>
+                    </w:rPr>
+                    <w:t>#000000</w:t>
+                  </w:r>
+                </w:p>
+              </w:tc>
+              <w:tc>
+                <w:tcPr>
+                  <w:tcW w:w="851" w:type="dxa"/>
+                  <w:vMerge w:val="restart"/>
+                </w:tcPr>
+                <w:p>
+                  <w:pPr>
+                    <w:jc w:val="both"/>
+                    <w:rPr>
+                      <w:color w:val="000000" w:themeColor="text1"/>
+                      <w:sz w:val="22"/>
+                      <w:szCs w:val="22"/>
+                    </w:rPr>
+                  </w:pPr>
+                  <w:r>
+                    <w:rPr>
+                      <w:color w:val="000000" w:themeColor="text1"/>
+                      <w:sz w:val="22"/>
+                      <w:szCs w:val="22"/>
+                    </w:rPr>
+                    <w:t>43</w:t>
+                  </w:r>
+                  <w:r>
+                    <w:rPr>
+                      <w:color w:val="000000" w:themeColor="text1"/>
+                      <w:sz w:val="22"/>
+                      <w:szCs w:val="22"/>
+                    </w:rPr>
+                    <w:t>%</w:t>
+                  </w:r>
+                </w:p>
+              </w:tc>
+              <w:tc>
+                <w:tcPr>
+                  <w:tcW w:w="1984" w:type="dxa"/>
+                  <w:vMerge/>
+                </w:tcPr>
+                <w:p>
+                  <w:pPr>
+                    <w:jc w:val="both"/>
+                    <w:rPr>
+                      <w:color w:val="000000" w:themeColor="text1"/>
+                      <w:sz w:val="24"/>
+                      <w:szCs w:val="24"/>
+                    </w:rPr>
+                  </w:pPr>
+                </w:p>
+              </w:tc>
+              <w:tc>
+                <w:tcPr>
+                  <w:tcW w:w="1223" w:type="dxa"/>
+                </w:tcPr>
+                <w:p>
+                  <w:pPr>
+                    <w:jc w:val="both"/>
+                    <w:rPr>
+                      <w:color w:val="000000" w:themeColor="text1"/>
+                      <w:sz w:val="22"/>
+                      <w:szCs w:val="22"/>
+                    </w:rPr>
+                  </w:pPr>
+                  <w:r>
+                    <w:rPr>
+                      <w:color w:val="000000" w:themeColor="text1"/>
+                      <w:sz w:val="22"/>
+                      <w:szCs w:val="22"/>
+                    </w:rPr>
+                    <w:t>#f97700</w:t>
+                  </w:r>
+                </w:p>
+              </w:tc>
+              <w:tc>
+                <w:tcPr>
+                  <w:tcW w:w="1039" w:type="dxa"/>
+                </w:tcPr>
+                <w:p>
+                  <w:pPr>
+                    <w:jc w:val="both"/>
+                    <w:rPr>
+                      <w:color w:val="000000" w:themeColor="text1"/>
+                      <w:sz w:val="22"/>
+                      <w:szCs w:val="22"/>
+                    </w:rPr>
+                  </w:pPr>
+                  <w:r>
+                    <w:rPr>
+                      <w:color w:val="000000" w:themeColor="text1"/>
+                      <w:sz w:val="22"/>
+                      <w:szCs w:val="22"/>
+                    </w:rPr>
+                    <w:t>2</w:t>
+                  </w:r>
+                  <w:r>
+                    <w:rPr>
+                      <w:color w:val="000000" w:themeColor="text1"/>
+                      <w:sz w:val="22"/>
+                      <w:szCs w:val="22"/>
+                    </w:rPr>
+                    <w:t>0</w:t>
+                  </w:r>
+                </w:p>
+              </w:tc>
+            </w:tr>
+            <w:tr>
+              <w:trPr>
+                <w:trHeight w:val="294"/>
+              </w:trPr>
+              <w:tc>
+                <w:tcPr>
+                  <w:tcW w:w="2127" w:type="dxa"/>
+                  <w:vMerge/>
+                </w:tcPr>
+                <w:p>
+                  <w:pPr>
+                    <w:jc w:val="both"/>
+                    <w:rPr>
+                      <w:color w:val="000000" w:themeColor="text1"/>
+                      <w:sz w:val="24"/>
+                      <w:szCs w:val="24"/>
+                    </w:rPr>
+                  </w:pPr>
+                </w:p>
+              </w:tc>
+              <w:tc>
+                <w:tcPr>
+                  <w:tcW w:w="1275" w:type="dxa"/>
+                  <w:vMerge/>
+                </w:tcPr>
+                <w:p>
+                  <w:pPr>
+                    <w:jc w:val="both"/>
+                    <w:rPr>
+                      <w:color w:val="000000" w:themeColor="text1"/>
+                      <w:sz w:val="22"/>
+                      <w:szCs w:val="22"/>
+                    </w:rPr>
+                  </w:pPr>
+                </w:p>
+              </w:tc>
+              <w:tc>
+                <w:tcPr>
+                  <w:tcW w:w="851" w:type="dxa"/>
+                  <w:vMerge/>
+                </w:tcPr>
+                <w:p>
+                  <w:pPr>
+                    <w:jc w:val="both"/>
+                    <w:rPr>
+                      <w:color w:val="000000" w:themeColor="text1"/>
+                      <w:sz w:val="22"/>
+                      <w:szCs w:val="22"/>
+                    </w:rPr>
+                  </w:pPr>
+                </w:p>
+              </w:tc>
+              <w:tc>
+                <w:tcPr>
+                  <w:tcW w:w="1984" w:type="dxa"/>
+                  <w:vMerge/>
+                </w:tcPr>
+                <w:p>
+                  <w:pPr>
+                    <w:jc w:val="both"/>
+                    <w:rPr>
+                      <w:color w:val="000000" w:themeColor="text1"/>
+                      <w:sz w:val="24"/>
+                      <w:szCs w:val="24"/>
+                    </w:rPr>
+                  </w:pPr>
+                </w:p>
+              </w:tc>
+              <w:tc>
+                <w:tcPr>
+                  <w:tcW w:w="1223" w:type="dxa"/>
+                </w:tcPr>
+                <w:p>
+                  <w:pPr>
+                    <w:jc w:val="both"/>
+                    <w:rPr>
+                      <w:color w:val="000000" w:themeColor="text1"/>
+                      <w:sz w:val="22"/>
+                      <w:szCs w:val="22"/>
+                    </w:rPr>
+                  </w:pPr>
+                  <w:r>
+                    <w:rPr>
+                      <w:color w:val="000000" w:themeColor="text1"/>
+                      <w:sz w:val="22"/>
+                      <w:szCs w:val="22"/>
+                    </w:rPr>
+                    <w:t>#576363</w:t>
+                  </w:r>
+                </w:p>
+              </w:tc>
+              <w:tc>
+                <w:tcPr>
+                  <w:tcW w:w="1039" w:type="dxa"/>
+                </w:tcPr>
+                <w:p>
+                  <w:pPr>
+                    <w:jc w:val="both"/>
+                    <w:rPr>
+                      <w:color w:val="000000" w:themeColor="text1"/>
+                      <w:sz w:val="22"/>
+                      <w:szCs w:val="22"/>
+                    </w:rPr>
+                  </w:pPr>
+                  <w:r>
+                    <w:rPr>
+                      <w:color w:val="000000" w:themeColor="text1"/>
+                      <w:sz w:val="22"/>
+                      <w:szCs w:val="22"/>
+                    </w:rPr>
+                    <w:t>25</w:t>
+                  </w:r>
+                  <w:r>
+                    <w:rPr>
+                      <w:color w:val="000000" w:themeColor="text1"/>
+                      <w:sz w:val="22"/>
+                      <w:szCs w:val="22"/>
+                    </w:rPr>
+                    <w:t>%</w:t>
+                  </w:r>
+                </w:p>
+              </w:tc>
+            </w:tr>
+            <w:tr>
+              <w:trPr>
+                <w:trHeight w:val="294"/>
+              </w:trPr>
+              <w:tc>
+                <w:tcPr>
+                  <w:tcW w:w="2127" w:type="dxa"/>
+                  <w:vMerge/>
+                </w:tcPr>
+                <w:p>
+                  <w:pPr>
+                    <w:jc w:val="both"/>
+                    <w:rPr>
+                      <w:color w:val="000000" w:themeColor="text1"/>
+                      <w:sz w:val="24"/>
+                      <w:szCs w:val="24"/>
+                    </w:rPr>
+                  </w:pPr>
+                </w:p>
+              </w:tc>
+              <w:tc>
+                <w:tcPr>
+                  <w:tcW w:w="1275" w:type="dxa"/>
+                </w:tcPr>
+                <w:p>
+                  <w:pPr>
+                    <w:jc w:val="both"/>
+                    <w:rPr>
+                      <w:color w:val="000000" w:themeColor="text1"/>
+                      <w:sz w:val="22"/>
+                      <w:szCs w:val="22"/>
+                    </w:rPr>
+                  </w:pPr>
+                  <w:r>
+                    <w:rPr>
+                      <w:color w:val="000000" w:themeColor="text1"/>
+                      <w:sz w:val="22"/>
+                      <w:szCs w:val="22"/>
+                    </w:rPr>
+                    <w:t>#ffff01</w:t>
+                  </w:r>
+                </w:p>
+              </w:tc>
+              <w:tc>
+                <w:tcPr>
+                  <w:tcW w:w="851" w:type="dxa"/>
+                </w:tcPr>
+                <w:p>
+                  <w:pPr>
+                    <w:jc w:val="both"/>
+                    <w:rPr>
+                      <w:color w:val="000000" w:themeColor="text1"/>
+                      <w:sz w:val="22"/>
+                      <w:szCs w:val="22"/>
+                    </w:rPr>
+                  </w:pPr>
+                  <w:r>
+                    <w:rPr>
+                      <w:color w:val="000000" w:themeColor="text1"/>
+                      <w:sz w:val="22"/>
+                      <w:szCs w:val="22"/>
+                    </w:rPr>
+                    <w:t>14%</w:t>
+                  </w:r>
+                </w:p>
+              </w:tc>
+              <w:tc>
+                <w:tcPr>
+                  <w:tcW w:w="1984" w:type="dxa"/>
+                  <w:vMerge/>
+                </w:tcPr>
+                <w:p>
+                  <w:pPr>
+                    <w:jc w:val="both"/>
+                    <w:rPr>
+                      <w:color w:val="000000" w:themeColor="text1"/>
+                      <w:sz w:val="24"/>
+                      <w:szCs w:val="24"/>
+                    </w:rPr>
+                  </w:pPr>
+                </w:p>
+              </w:tc>
+              <w:tc>
+                <w:tcPr>
+                  <w:tcW w:w="1223" w:type="dxa"/>
+                </w:tcPr>
+                <w:p>
+                  <w:pPr>
+                    <w:jc w:val="both"/>
+                    <w:rPr>
+                      <w:color w:val="000000" w:themeColor="text1"/>
+                      <w:sz w:val="24"/>
+                      <w:szCs w:val="24"/>
+                    </w:rPr>
+                  </w:pPr>
+                  <w:r>
+                    <w:rPr>
+                      <w:color w:val="000000" w:themeColor="text1"/>
+                      <w:sz w:val="24"/>
+                      <w:szCs w:val="24"/>
+                    </w:rPr>
+                    <w:t>#602100</w:t>
+                  </w:r>
+                </w:p>
+              </w:tc>
+              <w:tc>
+                <w:tcPr>
+                  <w:tcW w:w="1039" w:type="dxa"/>
+                </w:tcPr>
+                <w:p>
+                  <w:pPr>
+                    <w:jc w:val="both"/>
+                    <w:rPr>
+                      <w:color w:val="000000" w:themeColor="text1"/>
+                      <w:sz w:val="24"/>
+                      <w:szCs w:val="24"/>
+                    </w:rPr>
+                  </w:pPr>
+                  <w:r>
+                    <w:rPr>
+                      <w:color w:val="000000" w:themeColor="text1"/>
+                      <w:sz w:val="24"/>
+                      <w:szCs w:val="24"/>
+                    </w:rPr>
+                    <w:t>15%</w:t>
                   </w:r>
                 </w:p>
               </w:tc>
@@ -12445,335 +10574,1536 @@
             <w:tr>
               <w:tc>
                 <w:tcPr>
-                  <w:tcW w:w="1555" w:type="dxa"/>
-                  <w:tcBorders>
-                    <w:top w:val="single" w:sz="4" w:space="0" w:color="auto"/>
-                  </w:tcBorders>
+                  <w:tcW w:w="8499" w:type="dxa"/>
+                  <w:gridSpan w:val="6"/>
                 </w:tcPr>
                 <w:p>
                   <w:pPr>
-                    <w:pStyle w:val="Prrafodelista"/>
-                    <w:ind w:left="0"/>
+                    <w:jc w:val="both"/>
+                    <w:rPr>
+                      <w:color w:val="000000" w:themeColor="text1"/>
+                      <w:sz w:val="24"/>
+                      <w:szCs w:val="24"/>
+                    </w:rPr>
                   </w:pPr>
-                  <w:r>
-                    <w:t>Calma y Tranquilidad</w:t>
-                  </w:r>
-                </w:p>
-              </w:tc>
-              <w:tc>
-                <w:tcPr>
-                  <w:tcW w:w="1417" w:type="dxa"/>
-                  <w:tcBorders>
-                    <w:top w:val="single" w:sz="4" w:space="0" w:color="auto"/>
-                  </w:tcBorders>
-                </w:tcPr>
-                <w:p>
-                  <w:pPr>
-                    <w:pStyle w:val="Prrafodelista"/>
-                    <w:ind w:left="0"/>
-                  </w:pPr>
-                  <w:r>
-                    <w:t>Verde</w:t>
-                  </w:r>
-                </w:p>
-              </w:tc>
-              <w:tc>
-                <w:tcPr>
-                  <w:tcW w:w="2110" w:type="dxa"/>
-                  <w:gridSpan w:val="2"/>
-                  <w:tcBorders>
-                    <w:top w:val="single" w:sz="4" w:space="0" w:color="auto"/>
-                  </w:tcBorders>
-                  <w:shd w:val="clear" w:color="auto" w:fill="E2FBEB"/>
-                </w:tcPr>
-                <w:p>
-                  <w:pPr>
-                    <w:pStyle w:val="Prrafodelista"/>
-                    <w:ind w:left="0"/>
-                  </w:pPr>
-                  <w:r>
-                    <w:t>#E2FBEB</w:t>
-                  </w:r>
                 </w:p>
               </w:tc>
             </w:tr>
             <w:tr>
               <w:tc>
                 <w:tcPr>
-                  <w:tcW w:w="1555" w:type="dxa"/>
+                  <w:tcW w:w="4253" w:type="dxa"/>
+                  <w:gridSpan w:val="3"/>
+                  <w:vAlign w:val="center"/>
                 </w:tcPr>
                 <w:p>
                   <w:pPr>
-                    <w:pStyle w:val="Prrafodelista"/>
-                    <w:ind w:left="0"/>
+                    <w:jc w:val="center"/>
+                    <w:rPr>
+                      <w:b/>
+                      <w:bCs/>
+                      <w:sz w:val="32"/>
+                      <w:szCs w:val="32"/>
+                    </w:rPr>
                   </w:pPr>
                   <w:r>
-                    <w:t>Tristeza</w:t>
+                    <w:rPr>
+                      <w:b/>
+                      <w:bCs/>
+                      <w:sz w:val="32"/>
+                      <w:szCs w:val="32"/>
+                    </w:rPr>
+                    <w:t>Envidia</w:t>
                   </w:r>
                 </w:p>
               </w:tc>
               <w:tc>
                 <w:tcPr>
-                  <w:tcW w:w="1417" w:type="dxa"/>
+                  <w:tcW w:w="4246" w:type="dxa"/>
+                  <w:gridSpan w:val="3"/>
+                  <w:vAlign w:val="center"/>
                 </w:tcPr>
                 <w:p>
                   <w:pPr>
-                    <w:pStyle w:val="Prrafodelista"/>
-                    <w:ind w:left="0"/>
+                    <w:jc w:val="center"/>
+                    <w:rPr>
+                      <w:b/>
+                      <w:bCs/>
+                      <w:sz w:val="32"/>
+                      <w:szCs w:val="32"/>
+                    </w:rPr>
                   </w:pPr>
                   <w:r>
-                    <w:t>Azul</w:t>
+                    <w:rPr>
+                      <w:b/>
+                      <w:bCs/>
+                      <w:sz w:val="32"/>
+                      <w:szCs w:val="32"/>
+                    </w:rPr>
+                    <w:t>Infidelidad</w:t>
+                  </w:r>
+                </w:p>
+              </w:tc>
+            </w:tr>
+            <w:tr>
+              <w:trPr>
+                <w:trHeight w:val="1011"/>
+              </w:trPr>
+              <w:tc>
+                <w:tcPr>
+                  <w:tcW w:w="2127" w:type="dxa"/>
+                  <w:vMerge w:val="restart"/>
+                </w:tcPr>
+                <w:p>
+                  <w:pPr>
+                    <w:jc w:val="both"/>
+                    <w:rPr>
+                      <w:color w:val="000000" w:themeColor="text1"/>
+                      <w:sz w:val="24"/>
+                      <w:szCs w:val="24"/>
+                    </w:rPr>
+                  </w:pPr>
+                  <w:r>
+                    <w:rPr>
+                      <w:noProof/>
+                      <w:color w:val="000000" w:themeColor="text1"/>
+                      <w:sz w:val="24"/>
+                      <w:szCs w:val="24"/>
+                    </w:rPr>
+                    <w:drawing>
+                      <wp:inline distT="0" distB="0" distL="0" distR="0" wp14:anchorId="4B6B282D" wp14:editId="68F11339">
+                        <wp:extent cx="1200150" cy="1481137"/>
+                        <wp:effectExtent l="0" t="0" r="0" b="5080"/>
+                        <wp:docPr id="46" name="Imagen 46"/>
+                        <wp:cNvGraphicFramePr>
+                          <a:graphicFrameLocks xmlns:a="http://schemas.openxmlformats.org/drawingml/2006/main" noChangeAspect="1"/>
+                        </wp:cNvGraphicFramePr>
+                        <a:graphic xmlns:a="http://schemas.openxmlformats.org/drawingml/2006/main">
+                          <a:graphicData uri="http://schemas.openxmlformats.org/drawingml/2006/picture">
+                            <pic:pic xmlns:pic="http://schemas.openxmlformats.org/drawingml/2006/picture">
+                              <pic:nvPicPr>
+                                <pic:cNvPr id="1" name=""/>
+                                <pic:cNvPicPr/>
+                              </pic:nvPicPr>
+                              <pic:blipFill>
+                                <a:blip r:embed="rId47"/>
+                                <a:stretch>
+                                  <a:fillRect/>
+                                </a:stretch>
+                              </pic:blipFill>
+                              <pic:spPr>
+                                <a:xfrm>
+                                  <a:off x="0" y="0"/>
+                                  <a:ext cx="1201196" cy="1482428"/>
+                                </a:xfrm>
+                                <a:prstGeom prst="rect">
+                                  <a:avLst/>
+                                </a:prstGeom>
+                              </pic:spPr>
+                            </pic:pic>
+                          </a:graphicData>
+                        </a:graphic>
+                      </wp:inline>
+                    </w:drawing>
                   </w:r>
                 </w:p>
               </w:tc>
               <w:tc>
                 <w:tcPr>
-                  <w:tcW w:w="2110" w:type="dxa"/>
-                  <w:gridSpan w:val="2"/>
-                  <w:shd w:val="clear" w:color="auto" w:fill="B7D1FF"/>
+                  <w:tcW w:w="1275" w:type="dxa"/>
                 </w:tcPr>
                 <w:p>
                   <w:pPr>
-                    <w:pStyle w:val="Prrafodelista"/>
-                    <w:ind w:left="0"/>
+                    <w:jc w:val="both"/>
+                    <w:rPr>
+                      <w:color w:val="000000" w:themeColor="text1"/>
+                      <w:sz w:val="22"/>
+                      <w:szCs w:val="22"/>
+                    </w:rPr>
                   </w:pPr>
                   <w:r>
-                    <w:t>#00698A</w:t>
+                    <w:rPr>
+                      <w:color w:val="000000" w:themeColor="text1"/>
+                      <w:sz w:val="22"/>
+                      <w:szCs w:val="22"/>
+                    </w:rPr>
+                    <w:t>#ffff01</w:t>
                   </w:r>
+                </w:p>
+              </w:tc>
+              <w:tc>
+                <w:tcPr>
+                  <w:tcW w:w="851" w:type="dxa"/>
+                </w:tcPr>
+                <w:p>
+                  <w:pPr>
+                    <w:jc w:val="both"/>
+                    <w:rPr>
+                      <w:color w:val="000000" w:themeColor="text1"/>
+                      <w:sz w:val="22"/>
+                      <w:szCs w:val="22"/>
+                    </w:rPr>
+                  </w:pPr>
+                  <w:r>
+                    <w:rPr>
+                      <w:color w:val="000000" w:themeColor="text1"/>
+                      <w:sz w:val="22"/>
+                      <w:szCs w:val="22"/>
+                    </w:rPr>
+                    <w:t>55</w:t>
+                  </w:r>
+                  <w:r>
+                    <w:rPr>
+                      <w:color w:val="000000" w:themeColor="text1"/>
+                      <w:sz w:val="22"/>
+                      <w:szCs w:val="22"/>
+                    </w:rPr>
+                    <w:t>%</w:t>
+                  </w:r>
+                </w:p>
+              </w:tc>
+              <w:tc>
+                <w:tcPr>
+                  <w:tcW w:w="1984" w:type="dxa"/>
+                  <w:vMerge w:val="restart"/>
+                </w:tcPr>
+                <w:p>
+                  <w:pPr>
+                    <w:jc w:val="both"/>
+                    <w:rPr>
+                      <w:color w:val="000000" w:themeColor="text1"/>
+                      <w:sz w:val="24"/>
+                      <w:szCs w:val="24"/>
+                    </w:rPr>
+                  </w:pPr>
+                  <w:r>
+                    <w:rPr>
+                      <w:noProof/>
+                      <w:color w:val="000000" w:themeColor="text1"/>
+                      <w:sz w:val="24"/>
+                      <w:szCs w:val="24"/>
+                    </w:rPr>
+                    <w:drawing>
+                      <wp:inline distT="0" distB="0" distL="0" distR="0" wp14:anchorId="037B597D" wp14:editId="2E24B37A">
+                        <wp:extent cx="1137920" cy="1471612"/>
+                        <wp:effectExtent l="0" t="0" r="5080" b="0"/>
+                        <wp:docPr id="48" name="Imagen 48"/>
+                        <wp:cNvGraphicFramePr>
+                          <a:graphicFrameLocks xmlns:a="http://schemas.openxmlformats.org/drawingml/2006/main" noChangeAspect="1"/>
+                        </wp:cNvGraphicFramePr>
+                        <a:graphic xmlns:a="http://schemas.openxmlformats.org/drawingml/2006/main">
+                          <a:graphicData uri="http://schemas.openxmlformats.org/drawingml/2006/picture">
+                            <pic:pic xmlns:pic="http://schemas.openxmlformats.org/drawingml/2006/picture">
+                              <pic:nvPicPr>
+                                <pic:cNvPr id="1" name=""/>
+                                <pic:cNvPicPr/>
+                              </pic:nvPicPr>
+                              <pic:blipFill>
+                                <a:blip r:embed="rId48"/>
+                                <a:stretch>
+                                  <a:fillRect/>
+                                </a:stretch>
+                              </pic:blipFill>
+                              <pic:spPr>
+                                <a:xfrm>
+                                  <a:off x="0" y="0"/>
+                                  <a:ext cx="1141504" cy="1476247"/>
+                                </a:xfrm>
+                                <a:prstGeom prst="rect">
+                                  <a:avLst/>
+                                </a:prstGeom>
+                              </pic:spPr>
+                            </pic:pic>
+                          </a:graphicData>
+                        </a:graphic>
+                      </wp:inline>
+                    </w:drawing>
+                  </w:r>
+                </w:p>
+              </w:tc>
+              <w:tc>
+                <w:tcPr>
+                  <w:tcW w:w="1223" w:type="dxa"/>
+                </w:tcPr>
+                <w:p>
+                  <w:pPr>
+                    <w:jc w:val="both"/>
+                    <w:rPr>
+                      <w:color w:val="000000" w:themeColor="text1"/>
+                      <w:sz w:val="22"/>
+                      <w:szCs w:val="22"/>
+                    </w:rPr>
+                  </w:pPr>
+                  <w:r>
+                    <w:rPr>
+                      <w:color w:val="000000" w:themeColor="text1"/>
+                      <w:sz w:val="22"/>
+                      <w:szCs w:val="22"/>
+                    </w:rPr>
+                    <w:t>#000000</w:t>
+                  </w:r>
+                </w:p>
+              </w:tc>
+              <w:tc>
+                <w:tcPr>
+                  <w:tcW w:w="1039" w:type="dxa"/>
+                </w:tcPr>
+                <w:p>
+                  <w:pPr>
+                    <w:jc w:val="both"/>
+                    <w:rPr>
+                      <w:color w:val="000000" w:themeColor="text1"/>
+                      <w:sz w:val="22"/>
+                      <w:szCs w:val="22"/>
+                    </w:rPr>
+                  </w:pPr>
+                  <w:r>
+                    <w:rPr>
+                      <w:color w:val="000000" w:themeColor="text1"/>
+                      <w:sz w:val="22"/>
+                      <w:szCs w:val="22"/>
+                    </w:rPr>
+                    <w:t>40</w:t>
+                  </w:r>
+                  <w:r>
+                    <w:rPr>
+                      <w:color w:val="000000" w:themeColor="text1"/>
+                      <w:sz w:val="22"/>
+                      <w:szCs w:val="22"/>
+                    </w:rPr>
+                    <w:t>%</w:t>
+                  </w:r>
+                </w:p>
+              </w:tc>
+            </w:tr>
+            <w:tr>
+              <w:trPr>
+                <w:trHeight w:val="607"/>
+              </w:trPr>
+              <w:tc>
+                <w:tcPr>
+                  <w:tcW w:w="2127" w:type="dxa"/>
+                  <w:vMerge/>
+                </w:tcPr>
+                <w:p>
+                  <w:pPr>
+                    <w:jc w:val="both"/>
+                    <w:rPr>
+                      <w:color w:val="000000" w:themeColor="text1"/>
+                      <w:sz w:val="24"/>
+                      <w:szCs w:val="24"/>
+                    </w:rPr>
+                  </w:pPr>
+                </w:p>
+              </w:tc>
+              <w:tc>
+                <w:tcPr>
+                  <w:tcW w:w="1275" w:type="dxa"/>
+                </w:tcPr>
+                <w:p>
+                  <w:pPr>
+                    <w:jc w:val="both"/>
+                    <w:rPr>
+                      <w:color w:val="000000" w:themeColor="text1"/>
+                      <w:sz w:val="22"/>
+                      <w:szCs w:val="22"/>
+                    </w:rPr>
+                  </w:pPr>
+                  <w:r>
+                    <w:rPr>
+                      <w:color w:val="000000" w:themeColor="text1"/>
+                      <w:sz w:val="22"/>
+                      <w:szCs w:val="22"/>
+                    </w:rPr>
+                    <w:t>#60a900</w:t>
+                  </w:r>
+                </w:p>
+              </w:tc>
+              <w:tc>
+                <w:tcPr>
+                  <w:tcW w:w="851" w:type="dxa"/>
+                </w:tcPr>
+                <w:p>
+                  <w:pPr>
+                    <w:jc w:val="both"/>
+                    <w:rPr>
+                      <w:color w:val="000000" w:themeColor="text1"/>
+                      <w:sz w:val="22"/>
+                      <w:szCs w:val="22"/>
+                    </w:rPr>
+                  </w:pPr>
+                  <w:r>
+                    <w:rPr>
+                      <w:color w:val="000000" w:themeColor="text1"/>
+                      <w:sz w:val="22"/>
+                      <w:szCs w:val="22"/>
+                    </w:rPr>
+                    <w:t>20</w:t>
+                  </w:r>
+                  <w:r>
+                    <w:rPr>
+                      <w:color w:val="000000" w:themeColor="text1"/>
+                      <w:sz w:val="22"/>
+                      <w:szCs w:val="22"/>
+                    </w:rPr>
+                    <w:t>%</w:t>
+                  </w:r>
+                </w:p>
+              </w:tc>
+              <w:tc>
+                <w:tcPr>
+                  <w:tcW w:w="1984" w:type="dxa"/>
+                  <w:vMerge/>
+                </w:tcPr>
+                <w:p>
+                  <w:pPr>
+                    <w:jc w:val="both"/>
+                    <w:rPr>
+                      <w:color w:val="000000" w:themeColor="text1"/>
+                      <w:sz w:val="24"/>
+                      <w:szCs w:val="24"/>
+                    </w:rPr>
+                  </w:pPr>
+                </w:p>
+              </w:tc>
+              <w:tc>
+                <w:tcPr>
+                  <w:tcW w:w="1223" w:type="dxa"/>
+                </w:tcPr>
+                <w:p>
+                  <w:pPr>
+                    <w:jc w:val="both"/>
+                    <w:rPr>
+                      <w:color w:val="000000" w:themeColor="text1"/>
+                      <w:sz w:val="22"/>
+                      <w:szCs w:val="22"/>
+                    </w:rPr>
+                  </w:pPr>
+                  <w:r>
+                    <w:rPr>
+                      <w:color w:val="000000" w:themeColor="text1"/>
+                      <w:sz w:val="22"/>
+                      <w:szCs w:val="22"/>
+                    </w:rPr>
+                    <w:t>#ffff01</w:t>
+                  </w:r>
+                </w:p>
+              </w:tc>
+              <w:tc>
+                <w:tcPr>
+                  <w:tcW w:w="1039" w:type="dxa"/>
+                </w:tcPr>
+                <w:p>
+                  <w:pPr>
+                    <w:jc w:val="both"/>
+                    <w:rPr>
+                      <w:color w:val="000000" w:themeColor="text1"/>
+                      <w:sz w:val="22"/>
+                      <w:szCs w:val="22"/>
+                    </w:rPr>
+                  </w:pPr>
+                  <w:r>
+                    <w:rPr>
+                      <w:color w:val="000000" w:themeColor="text1"/>
+                      <w:sz w:val="22"/>
+                      <w:szCs w:val="22"/>
+                    </w:rPr>
+                    <w:t>35</w:t>
+                  </w:r>
+                  <w:r>
+                    <w:rPr>
+                      <w:color w:val="000000" w:themeColor="text1"/>
+                      <w:sz w:val="22"/>
+                      <w:szCs w:val="22"/>
+                    </w:rPr>
+                    <w:t>%</w:t>
+                  </w:r>
+                </w:p>
+              </w:tc>
+            </w:tr>
+            <w:tr>
+              <w:trPr>
+                <w:trHeight w:val="294"/>
+              </w:trPr>
+              <w:tc>
+                <w:tcPr>
+                  <w:tcW w:w="2127" w:type="dxa"/>
+                  <w:vMerge/>
+                </w:tcPr>
+                <w:p>
+                  <w:pPr>
+                    <w:jc w:val="both"/>
+                    <w:rPr>
+                      <w:color w:val="000000" w:themeColor="text1"/>
+                      <w:sz w:val="24"/>
+                      <w:szCs w:val="24"/>
+                    </w:rPr>
+                  </w:pPr>
+                </w:p>
+              </w:tc>
+              <w:tc>
+                <w:tcPr>
+                  <w:tcW w:w="1275" w:type="dxa"/>
+                </w:tcPr>
+                <w:p>
+                  <w:pPr>
+                    <w:jc w:val="both"/>
+                    <w:rPr>
+                      <w:color w:val="000000" w:themeColor="text1"/>
+                      <w:sz w:val="22"/>
+                      <w:szCs w:val="22"/>
+                    </w:rPr>
+                  </w:pPr>
+                  <w:r>
+                    <w:rPr>
+                      <w:color w:val="000000" w:themeColor="text1"/>
+                      <w:sz w:val="22"/>
+                      <w:szCs w:val="22"/>
+                    </w:rPr>
+                    <w:t>#63726c</w:t>
+                  </w:r>
+                </w:p>
+              </w:tc>
+              <w:tc>
+                <w:tcPr>
+                  <w:tcW w:w="851" w:type="dxa"/>
+                </w:tcPr>
+                <w:p>
+                  <w:pPr>
+                    <w:jc w:val="both"/>
+                    <w:rPr>
+                      <w:color w:val="000000" w:themeColor="text1"/>
+                      <w:sz w:val="22"/>
+                      <w:szCs w:val="22"/>
+                    </w:rPr>
+                  </w:pPr>
+                  <w:r>
+                    <w:rPr>
+                      <w:color w:val="000000" w:themeColor="text1"/>
+                      <w:sz w:val="22"/>
+                      <w:szCs w:val="22"/>
+                    </w:rPr>
+                    <w:t>15%</w:t>
+                  </w:r>
+                </w:p>
+              </w:tc>
+              <w:tc>
+                <w:tcPr>
+                  <w:tcW w:w="1984" w:type="dxa"/>
+                  <w:vMerge/>
+                </w:tcPr>
+                <w:p>
+                  <w:pPr>
+                    <w:jc w:val="both"/>
+                    <w:rPr>
+                      <w:color w:val="000000" w:themeColor="text1"/>
+                      <w:sz w:val="24"/>
+                      <w:szCs w:val="24"/>
+                    </w:rPr>
+                  </w:pPr>
+                </w:p>
+              </w:tc>
+              <w:tc>
+                <w:tcPr>
+                  <w:tcW w:w="1223" w:type="dxa"/>
+                  <w:vMerge w:val="restart"/>
+                </w:tcPr>
+                <w:p>
+                  <w:pPr>
+                    <w:jc w:val="both"/>
+                    <w:rPr>
+                      <w:color w:val="000000" w:themeColor="text1"/>
+                      <w:sz w:val="22"/>
+                      <w:szCs w:val="22"/>
+                    </w:rPr>
+                  </w:pPr>
+                  <w:r>
+                    <w:rPr>
+                      <w:color w:val="000000" w:themeColor="text1"/>
+                      <w:sz w:val="22"/>
+                      <w:szCs w:val="22"/>
+                    </w:rPr>
+                    <w:t>#1b095b</w:t>
+                  </w:r>
+                </w:p>
+              </w:tc>
+              <w:tc>
+                <w:tcPr>
+                  <w:tcW w:w="1039" w:type="dxa"/>
+                  <w:vMerge w:val="restart"/>
+                </w:tcPr>
+                <w:p>
+                  <w:pPr>
+                    <w:jc w:val="both"/>
+                    <w:rPr>
+                      <w:color w:val="000000" w:themeColor="text1"/>
+                      <w:sz w:val="22"/>
+                      <w:szCs w:val="22"/>
+                    </w:rPr>
+                  </w:pPr>
+                  <w:r>
+                    <w:rPr>
+                      <w:color w:val="000000" w:themeColor="text1"/>
+                      <w:sz w:val="22"/>
+                      <w:szCs w:val="22"/>
+                    </w:rPr>
+                    <w:t>25</w:t>
+                  </w:r>
+                  <w:r>
+                    <w:rPr>
+                      <w:color w:val="000000" w:themeColor="text1"/>
+                      <w:sz w:val="22"/>
+                      <w:szCs w:val="22"/>
+                    </w:rPr>
+                    <w:t>%</w:t>
+                  </w:r>
+                </w:p>
+              </w:tc>
+            </w:tr>
+            <w:tr>
+              <w:trPr>
+                <w:trHeight w:val="294"/>
+              </w:trPr>
+              <w:tc>
+                <w:tcPr>
+                  <w:tcW w:w="2127" w:type="dxa"/>
+                  <w:vMerge/>
+                </w:tcPr>
+                <w:p>
+                  <w:pPr>
+                    <w:jc w:val="both"/>
+                    <w:rPr>
+                      <w:color w:val="000000" w:themeColor="text1"/>
+                      <w:sz w:val="24"/>
+                      <w:szCs w:val="24"/>
+                    </w:rPr>
+                  </w:pPr>
+                </w:p>
+              </w:tc>
+              <w:tc>
+                <w:tcPr>
+                  <w:tcW w:w="1275" w:type="dxa"/>
+                </w:tcPr>
+                <w:p>
+                  <w:pPr>
+                    <w:jc w:val="both"/>
+                    <w:rPr>
+                      <w:color w:val="000000" w:themeColor="text1"/>
+                      <w:sz w:val="22"/>
+                      <w:szCs w:val="22"/>
+                    </w:rPr>
+                  </w:pPr>
+                  <w:r>
+                    <w:rPr>
+                      <w:color w:val="000000" w:themeColor="text1"/>
+                      <w:sz w:val="22"/>
+                      <w:szCs w:val="22"/>
+                    </w:rPr>
+                    <w:t>#000000</w:t>
+                  </w:r>
+                </w:p>
+              </w:tc>
+              <w:tc>
+                <w:tcPr>
+                  <w:tcW w:w="851" w:type="dxa"/>
+                </w:tcPr>
+                <w:p>
+                  <w:pPr>
+                    <w:jc w:val="both"/>
+                    <w:rPr>
+                      <w:color w:val="000000" w:themeColor="text1"/>
+                      <w:sz w:val="22"/>
+                      <w:szCs w:val="22"/>
+                    </w:rPr>
+                  </w:pPr>
+                  <w:r>
+                    <w:rPr>
+                      <w:color w:val="000000" w:themeColor="text1"/>
+                      <w:sz w:val="22"/>
+                      <w:szCs w:val="22"/>
+                    </w:rPr>
+                    <w:t>10%</w:t>
+                  </w:r>
+                </w:p>
+              </w:tc>
+              <w:tc>
+                <w:tcPr>
+                  <w:tcW w:w="1984" w:type="dxa"/>
+                  <w:vMerge/>
+                </w:tcPr>
+                <w:p>
+                  <w:pPr>
+                    <w:jc w:val="both"/>
+                    <w:rPr>
+                      <w:color w:val="000000" w:themeColor="text1"/>
+                      <w:sz w:val="24"/>
+                      <w:szCs w:val="24"/>
+                    </w:rPr>
+                  </w:pPr>
+                </w:p>
+              </w:tc>
+              <w:tc>
+                <w:tcPr>
+                  <w:tcW w:w="1223" w:type="dxa"/>
+                  <w:vMerge/>
+                </w:tcPr>
+                <w:p>
+                  <w:pPr>
+                    <w:jc w:val="both"/>
+                    <w:rPr>
+                      <w:color w:val="000000" w:themeColor="text1"/>
+                      <w:sz w:val="24"/>
+                      <w:szCs w:val="24"/>
+                    </w:rPr>
+                  </w:pPr>
+                </w:p>
+              </w:tc>
+              <w:tc>
+                <w:tcPr>
+                  <w:tcW w:w="1039" w:type="dxa"/>
+                  <w:vMerge/>
+                </w:tcPr>
+                <w:p>
+                  <w:pPr>
+                    <w:jc w:val="both"/>
+                    <w:rPr>
+                      <w:color w:val="000000" w:themeColor="text1"/>
+                      <w:sz w:val="24"/>
+                      <w:szCs w:val="24"/>
+                    </w:rPr>
+                  </w:pPr>
                 </w:p>
               </w:tc>
             </w:tr>
             <w:tr>
               <w:tc>
                 <w:tcPr>
-                  <w:tcW w:w="1555" w:type="dxa"/>
+                  <w:tcW w:w="8499" w:type="dxa"/>
+                  <w:gridSpan w:val="6"/>
                 </w:tcPr>
                 <w:p>
                   <w:pPr>
-                    <w:pStyle w:val="Prrafodelista"/>
-                    <w:ind w:left="0"/>
+                    <w:jc w:val="both"/>
+                    <w:rPr>
+                      <w:color w:val="000000" w:themeColor="text1"/>
+                      <w:sz w:val="24"/>
+                      <w:szCs w:val="24"/>
+                    </w:rPr>
                   </w:pPr>
-                  <w:r>
-                    <w:t>Alegría y diversión</w:t>
-                  </w:r>
-                </w:p>
-              </w:tc>
-              <w:tc>
-                <w:tcPr>
-                  <w:tcW w:w="1417" w:type="dxa"/>
-                </w:tcPr>
-                <w:p>
-                  <w:pPr>
-                    <w:pStyle w:val="Prrafodelista"/>
-                    <w:ind w:left="0"/>
-                  </w:pPr>
-                  <w:r>
-                    <w:t>Amarillo y naranja</w:t>
-                  </w:r>
-                </w:p>
-              </w:tc>
-              <w:tc>
-                <w:tcPr>
-                  <w:tcW w:w="1026" w:type="dxa"/>
-                  <w:shd w:val="clear" w:color="auto" w:fill="FBFFD9"/>
-                </w:tcPr>
-                <w:p>
-                  <w:pPr>
-                    <w:pStyle w:val="Prrafodelista"/>
-                    <w:ind w:left="0"/>
-                  </w:pPr>
-                  <w:r>
-                    <w:t>#FFFED9</w:t>
-                  </w:r>
-                </w:p>
-              </w:tc>
-              <w:tc>
-                <w:tcPr>
-                  <w:tcW w:w="1084" w:type="dxa"/>
-                  <w:shd w:val="clear" w:color="auto" w:fill="FFDA9F"/>
-                </w:tcPr>
-                <w:p>
-                  <w:pPr>
-                    <w:pStyle w:val="Prrafodelista"/>
-                    <w:ind w:left="0"/>
-                  </w:pPr>
-                  <w:r>
-                    <w:t>#FFDA9F</w:t>
-                  </w:r>
                 </w:p>
               </w:tc>
             </w:tr>
             <w:tr>
               <w:tc>
                 <w:tcPr>
-                  <w:tcW w:w="1555" w:type="dxa"/>
+                  <w:tcW w:w="4253" w:type="dxa"/>
+                  <w:gridSpan w:val="3"/>
+                  <w:vAlign w:val="center"/>
                 </w:tcPr>
                 <w:p>
                   <w:pPr>
-                    <w:pStyle w:val="Prrafodelista"/>
-                    <w:ind w:left="0"/>
+                    <w:jc w:val="center"/>
+                    <w:rPr>
+                      <w:b/>
+                      <w:bCs/>
+                      <w:sz w:val="32"/>
+                      <w:szCs w:val="32"/>
+                    </w:rPr>
                   </w:pPr>
                   <w:r>
-                    <w:t>Ternura</w:t>
+                    <w:rPr>
+                      <w:b/>
+                      <w:bCs/>
+                      <w:sz w:val="32"/>
+                      <w:szCs w:val="32"/>
+                    </w:rPr>
+                    <w:t>Cortesía</w:t>
                   </w:r>
                 </w:p>
               </w:tc>
               <w:tc>
                 <w:tcPr>
-                  <w:tcW w:w="1417" w:type="dxa"/>
+                  <w:tcW w:w="4246" w:type="dxa"/>
+                  <w:gridSpan w:val="3"/>
+                  <w:vAlign w:val="center"/>
                 </w:tcPr>
                 <w:p>
                   <w:pPr>
-                    <w:pStyle w:val="Prrafodelista"/>
-                    <w:ind w:left="0"/>
+                    <w:jc w:val="center"/>
+                    <w:rPr>
+                      <w:b/>
+                      <w:bCs/>
+                      <w:sz w:val="32"/>
+                      <w:szCs w:val="32"/>
+                    </w:rPr>
                   </w:pPr>
                   <w:r>
-                    <w:t xml:space="preserve">Rosa y Lila </w:t>
+                    <w:rPr>
+                      <w:b/>
+                      <w:bCs/>
+                      <w:sz w:val="32"/>
+                      <w:szCs w:val="32"/>
+                    </w:rPr>
+                    <w:t>Feo</w:t>
+                  </w:r>
+                </w:p>
+              </w:tc>
+            </w:tr>
+            <w:tr>
+              <w:trPr>
+                <w:trHeight w:val="1011"/>
+              </w:trPr>
+              <w:tc>
+                <w:tcPr>
+                  <w:tcW w:w="2127" w:type="dxa"/>
+                  <w:vMerge w:val="restart"/>
+                </w:tcPr>
+                <w:p>
+                  <w:pPr>
+                    <w:jc w:val="both"/>
+                    <w:rPr>
+                      <w:color w:val="000000" w:themeColor="text1"/>
+                      <w:sz w:val="24"/>
+                      <w:szCs w:val="24"/>
+                    </w:rPr>
+                  </w:pPr>
+                  <w:r>
+                    <w:rPr>
+                      <w:noProof/>
+                      <w:color w:val="000000" w:themeColor="text1"/>
+                      <w:sz w:val="24"/>
+                      <w:szCs w:val="24"/>
+                    </w:rPr>
+                    <w:drawing>
+                      <wp:inline distT="0" distB="0" distL="0" distR="0" wp14:anchorId="51062975" wp14:editId="74715B0C">
+                        <wp:extent cx="1219835" cy="1585913"/>
+                        <wp:effectExtent l="0" t="0" r="0" b="0"/>
+                        <wp:docPr id="49" name="Imagen 49"/>
+                        <wp:cNvGraphicFramePr>
+                          <a:graphicFrameLocks xmlns:a="http://schemas.openxmlformats.org/drawingml/2006/main" noChangeAspect="1"/>
+                        </wp:cNvGraphicFramePr>
+                        <a:graphic xmlns:a="http://schemas.openxmlformats.org/drawingml/2006/main">
+                          <a:graphicData uri="http://schemas.openxmlformats.org/drawingml/2006/picture">
+                            <pic:pic xmlns:pic="http://schemas.openxmlformats.org/drawingml/2006/picture">
+                              <pic:nvPicPr>
+                                <pic:cNvPr id="1" name=""/>
+                                <pic:cNvPicPr/>
+                              </pic:nvPicPr>
+                              <pic:blipFill>
+                                <a:blip r:embed="rId49"/>
+                                <a:stretch>
+                                  <a:fillRect/>
+                                </a:stretch>
+                              </pic:blipFill>
+                              <pic:spPr>
+                                <a:xfrm flipH="1">
+                                  <a:off x="0" y="0"/>
+                                  <a:ext cx="1235887" cy="1606782"/>
+                                </a:xfrm>
+                                <a:prstGeom prst="rect">
+                                  <a:avLst/>
+                                </a:prstGeom>
+                              </pic:spPr>
+                            </pic:pic>
+                          </a:graphicData>
+                        </a:graphic>
+                      </wp:inline>
+                    </w:drawing>
                   </w:r>
                 </w:p>
               </w:tc>
               <w:tc>
                 <w:tcPr>
-                  <w:tcW w:w="1026" w:type="dxa"/>
-                  <w:shd w:val="clear" w:color="auto" w:fill="F7E5FF"/>
+                  <w:tcW w:w="1275" w:type="dxa"/>
                 </w:tcPr>
                 <w:p>
                   <w:pPr>
-                    <w:pStyle w:val="Prrafodelista"/>
-                    <w:ind w:left="0"/>
+                    <w:jc w:val="both"/>
+                    <w:rPr>
+                      <w:color w:val="000000" w:themeColor="text1"/>
+                      <w:sz w:val="22"/>
+                      <w:szCs w:val="22"/>
+                    </w:rPr>
                   </w:pPr>
                   <w:r>
-                    <w:t>#F7E5FF</w:t>
+                    <w:rPr>
+                      <w:color w:val="000000" w:themeColor="text1"/>
+                      <w:sz w:val="22"/>
+                      <w:szCs w:val="22"/>
+                    </w:rPr>
+                    <w:t>#ffc1e8</w:t>
                   </w:r>
                 </w:p>
               </w:tc>
               <w:tc>
                 <w:tcPr>
-                  <w:tcW w:w="1084" w:type="dxa"/>
-                  <w:shd w:val="clear" w:color="auto" w:fill="E6CDFF"/>
+                  <w:tcW w:w="851" w:type="dxa"/>
                 </w:tcPr>
                 <w:p>
                   <w:pPr>
-                    <w:pStyle w:val="Prrafodelista"/>
-                    <w:ind w:left="0"/>
+                    <w:jc w:val="both"/>
+                    <w:rPr>
+                      <w:color w:val="000000" w:themeColor="text1"/>
+                      <w:sz w:val="22"/>
+                      <w:szCs w:val="22"/>
+                    </w:rPr>
                   </w:pPr>
                   <w:r>
-                    <w:t>#E6CDFF</w:t>
+                    <w:rPr>
+                      <w:color w:val="000000" w:themeColor="text1"/>
+                      <w:sz w:val="22"/>
+                      <w:szCs w:val="22"/>
+                    </w:rPr>
+                    <w:t>22</w:t>
+                  </w:r>
+                  <w:r>
+                    <w:rPr>
+                      <w:color w:val="000000" w:themeColor="text1"/>
+                      <w:sz w:val="22"/>
+                      <w:szCs w:val="22"/>
+                    </w:rPr>
+                    <w:t>%</w:t>
+                  </w:r>
+                </w:p>
+              </w:tc>
+              <w:tc>
+                <w:tcPr>
+                  <w:tcW w:w="1984" w:type="dxa"/>
+                  <w:vMerge w:val="restart"/>
+                </w:tcPr>
+                <w:p>
+                  <w:pPr>
+                    <w:jc w:val="both"/>
+                    <w:rPr>
+                      <w:color w:val="000000" w:themeColor="text1"/>
+                      <w:sz w:val="24"/>
+                      <w:szCs w:val="24"/>
+                    </w:rPr>
+                  </w:pPr>
+                  <w:r>
+                    <w:rPr>
+                      <w:noProof/>
+                      <w:color w:val="000000" w:themeColor="text1"/>
+                      <w:sz w:val="24"/>
+                      <w:szCs w:val="24"/>
+                    </w:rPr>
+                    <w:drawing>
+                      <wp:inline distT="0" distB="0" distL="0" distR="0" wp14:anchorId="3BBECAA1" wp14:editId="2170524A">
+                        <wp:extent cx="1109663" cy="1581646"/>
+                        <wp:effectExtent l="0" t="0" r="0" b="0"/>
+                        <wp:docPr id="50" name="Imagen 50"/>
+                        <wp:cNvGraphicFramePr>
+                          <a:graphicFrameLocks xmlns:a="http://schemas.openxmlformats.org/drawingml/2006/main" noChangeAspect="1"/>
+                        </wp:cNvGraphicFramePr>
+                        <a:graphic xmlns:a="http://schemas.openxmlformats.org/drawingml/2006/main">
+                          <a:graphicData uri="http://schemas.openxmlformats.org/drawingml/2006/picture">
+                            <pic:pic xmlns:pic="http://schemas.openxmlformats.org/drawingml/2006/picture">
+                              <pic:nvPicPr>
+                                <pic:cNvPr id="1" name=""/>
+                                <pic:cNvPicPr/>
+                              </pic:nvPicPr>
+                              <pic:blipFill>
+                                <a:blip r:embed="rId50"/>
+                                <a:stretch>
+                                  <a:fillRect/>
+                                </a:stretch>
+                              </pic:blipFill>
+                              <pic:spPr>
+                                <a:xfrm>
+                                  <a:off x="0" y="0"/>
+                                  <a:ext cx="1115016" cy="1589276"/>
+                                </a:xfrm>
+                                <a:prstGeom prst="rect">
+                                  <a:avLst/>
+                                </a:prstGeom>
+                              </pic:spPr>
+                            </pic:pic>
+                          </a:graphicData>
+                        </a:graphic>
+                      </wp:inline>
+                    </w:drawing>
+                  </w:r>
+                </w:p>
+              </w:tc>
+              <w:tc>
+                <w:tcPr>
+                  <w:tcW w:w="1223" w:type="dxa"/>
+                </w:tcPr>
+                <w:p>
+                  <w:pPr>
+                    <w:jc w:val="both"/>
+                    <w:rPr>
+                      <w:color w:val="000000" w:themeColor="text1"/>
+                      <w:sz w:val="22"/>
+                      <w:szCs w:val="22"/>
+                    </w:rPr>
+                  </w:pPr>
+                  <w:r>
+                    <w:rPr>
+                      <w:color w:val="000000" w:themeColor="text1"/>
+                      <w:sz w:val="22"/>
+                      <w:szCs w:val="22"/>
+                    </w:rPr>
+                    <w:t>#672e01</w:t>
+                  </w:r>
+                </w:p>
+              </w:tc>
+              <w:tc>
+                <w:tcPr>
+                  <w:tcW w:w="1039" w:type="dxa"/>
+                </w:tcPr>
+                <w:p>
+                  <w:pPr>
+                    <w:jc w:val="both"/>
+                    <w:rPr>
+                      <w:color w:val="000000" w:themeColor="text1"/>
+                      <w:sz w:val="22"/>
+                      <w:szCs w:val="22"/>
+                    </w:rPr>
+                  </w:pPr>
+                  <w:r>
+                    <w:rPr>
+                      <w:color w:val="000000" w:themeColor="text1"/>
+                      <w:sz w:val="22"/>
+                      <w:szCs w:val="22"/>
+                    </w:rPr>
+                    <w:t>32</w:t>
+                  </w:r>
+                  <w:r>
+                    <w:rPr>
+                      <w:color w:val="000000" w:themeColor="text1"/>
+                      <w:sz w:val="22"/>
+                      <w:szCs w:val="22"/>
+                    </w:rPr>
+                    <w:t>%</w:t>
                   </w:r>
                 </w:p>
               </w:tc>
             </w:tr>
             <w:tr>
+              <w:trPr>
+                <w:trHeight w:val="607"/>
+              </w:trPr>
               <w:tc>
                 <w:tcPr>
-                  <w:tcW w:w="1555" w:type="dxa"/>
+                  <w:tcW w:w="2127" w:type="dxa"/>
+                  <w:vMerge/>
                 </w:tcPr>
                 <w:p>
                   <w:pPr>
-                    <w:pStyle w:val="Prrafodelista"/>
-                    <w:ind w:left="0"/>
+                    <w:jc w:val="both"/>
+                    <w:rPr>
+                      <w:color w:val="000000" w:themeColor="text1"/>
+                      <w:sz w:val="24"/>
+                      <w:szCs w:val="24"/>
+                    </w:rPr>
+                  </w:pPr>
+                </w:p>
+              </w:tc>
+              <w:tc>
+                <w:tcPr>
+                  <w:tcW w:w="1275" w:type="dxa"/>
+                </w:tcPr>
+                <w:p>
+                  <w:pPr>
+                    <w:jc w:val="both"/>
+                    <w:rPr>
+                      <w:color w:val="000000" w:themeColor="text1"/>
+                      <w:sz w:val="22"/>
+                      <w:szCs w:val="22"/>
+                    </w:rPr>
                   </w:pPr>
                   <w:r>
-                    <w:t>Tristeza</w:t>
+                    <w:rPr>
+                      <w:color w:val="000000" w:themeColor="text1"/>
+                      <w:sz w:val="22"/>
+                      <w:szCs w:val="22"/>
+                    </w:rPr>
+                    <w:t>#6d8492</w:t>
                   </w:r>
                 </w:p>
               </w:tc>
               <w:tc>
                 <w:tcPr>
-                  <w:tcW w:w="1417" w:type="dxa"/>
+                  <w:tcW w:w="851" w:type="dxa"/>
                 </w:tcPr>
                 <w:p>
                   <w:pPr>
-                    <w:pStyle w:val="Prrafodelista"/>
-                    <w:ind w:left="0"/>
+                    <w:jc w:val="both"/>
+                    <w:rPr>
+                      <w:color w:val="000000" w:themeColor="text1"/>
+                      <w:sz w:val="22"/>
+                      <w:szCs w:val="22"/>
+                    </w:rPr>
                   </w:pPr>
                   <w:r>
-                    <w:t>Negro y morado</w:t>
+                    <w:rPr>
+                      <w:color w:val="000000" w:themeColor="text1"/>
+                      <w:sz w:val="22"/>
+                      <w:szCs w:val="22"/>
+                    </w:rPr>
+                    <w:t>22</w:t>
+                  </w:r>
+                  <w:r>
+                    <w:rPr>
+                      <w:color w:val="000000" w:themeColor="text1"/>
+                      <w:sz w:val="22"/>
+                      <w:szCs w:val="22"/>
+                    </w:rPr>
+                    <w:t>%</w:t>
                   </w:r>
                 </w:p>
               </w:tc>
               <w:tc>
                 <w:tcPr>
-                  <w:tcW w:w="1026" w:type="dxa"/>
-                  <w:shd w:val="clear" w:color="auto" w:fill="666666"/>
+                  <w:tcW w:w="1984" w:type="dxa"/>
+                  <w:vMerge/>
                 </w:tcPr>
                 <w:p>
                   <w:pPr>
-                    <w:pStyle w:val="Prrafodelista"/>
-                    <w:ind w:left="0"/>
-                    <w:rPr>
-                      <w:color w:val="FFFFFF" w:themeColor="background1"/>
+                    <w:jc w:val="both"/>
+                    <w:rPr>
+                      <w:color w:val="000000" w:themeColor="text1"/>
+                      <w:sz w:val="24"/>
+                      <w:szCs w:val="24"/>
+                    </w:rPr>
+                  </w:pPr>
+                </w:p>
+              </w:tc>
+              <w:tc>
+                <w:tcPr>
+                  <w:tcW w:w="1223" w:type="dxa"/>
+                </w:tcPr>
+                <w:p>
+                  <w:pPr>
+                    <w:jc w:val="both"/>
+                    <w:rPr>
+                      <w:color w:val="000000" w:themeColor="text1"/>
+                      <w:sz w:val="22"/>
+                      <w:szCs w:val="22"/>
                     </w:rPr>
                   </w:pPr>
                   <w:r>
                     <w:rPr>
-                      <w:color w:val="FFFFFF" w:themeColor="background1"/>
-                    </w:rPr>
-                    <w:t>#666666</w:t>
+                      <w:color w:val="000000" w:themeColor="text1"/>
+                      <w:sz w:val="22"/>
+                      <w:szCs w:val="22"/>
+                    </w:rPr>
+                    <w:t>#5a6662</w:t>
                   </w:r>
                 </w:p>
               </w:tc>
               <w:tc>
                 <w:tcPr>
-                  <w:tcW w:w="1084" w:type="dxa"/>
-                  <w:shd w:val="clear" w:color="auto" w:fill="735A85"/>
+                  <w:tcW w:w="1039" w:type="dxa"/>
                 </w:tcPr>
                 <w:p>
                   <w:pPr>
-                    <w:pStyle w:val="Prrafodelista"/>
-                    <w:ind w:left="0"/>
+                    <w:jc w:val="both"/>
+                    <w:rPr>
+                      <w:color w:val="000000" w:themeColor="text1"/>
+                      <w:sz w:val="22"/>
+                      <w:szCs w:val="22"/>
+                    </w:rPr>
                   </w:pPr>
                   <w:r>
                     <w:rPr>
-                      <w:color w:val="FFFFFF" w:themeColor="background1"/>
-                    </w:rPr>
-                    <w:t>#4F00C4</w:t>
+                      <w:color w:val="000000" w:themeColor="text1"/>
+                      <w:sz w:val="22"/>
+                      <w:szCs w:val="22"/>
+                    </w:rPr>
+                    <w:t>32</w:t>
+                  </w:r>
+                  <w:r>
+                    <w:rPr>
+                      <w:color w:val="000000" w:themeColor="text1"/>
+                      <w:sz w:val="22"/>
+                      <w:szCs w:val="22"/>
+                    </w:rPr>
+                    <w:t>%</w:t>
                   </w:r>
                 </w:p>
               </w:tc>
             </w:tr>
             <w:tr>
+              <w:trPr>
+                <w:trHeight w:val="294"/>
+              </w:trPr>
               <w:tc>
                 <w:tcPr>
-                  <w:tcW w:w="1555" w:type="dxa"/>
+                  <w:tcW w:w="2127" w:type="dxa"/>
+                  <w:vMerge/>
                 </w:tcPr>
                 <w:p>
                   <w:pPr>
-                    <w:pStyle w:val="Prrafodelista"/>
-                    <w:ind w:left="0"/>
+                    <w:jc w:val="both"/>
+                    <w:rPr>
+                      <w:color w:val="000000" w:themeColor="text1"/>
+                      <w:sz w:val="24"/>
+                      <w:szCs w:val="24"/>
+                    </w:rPr>
+                  </w:pPr>
+                </w:p>
+              </w:tc>
+              <w:tc>
+                <w:tcPr>
+                  <w:tcW w:w="1275" w:type="dxa"/>
+                </w:tcPr>
+                <w:p>
+                  <w:pPr>
+                    <w:jc w:val="both"/>
+                    <w:rPr>
+                      <w:color w:val="000000" w:themeColor="text1"/>
+                      <w:sz w:val="22"/>
+                      <w:szCs w:val="22"/>
+                    </w:rPr>
                   </w:pPr>
                   <w:r>
-                    <w:t>Enojo</w:t>
+                    <w:rPr>
+                      <w:color w:val="000000" w:themeColor="text1"/>
+                      <w:sz w:val="22"/>
+                      <w:szCs w:val="22"/>
+                    </w:rPr>
+                    <w:t>#f8ffff</w:t>
                   </w:r>
                 </w:p>
               </w:tc>
               <w:tc>
                 <w:tcPr>
-                  <w:tcW w:w="1417" w:type="dxa"/>
+                  <w:tcW w:w="851" w:type="dxa"/>
                 </w:tcPr>
                 <w:p>
                   <w:pPr>
-                    <w:pStyle w:val="Prrafodelista"/>
-                    <w:ind w:left="0"/>
+                    <w:jc w:val="both"/>
+                    <w:rPr>
+                      <w:color w:val="000000" w:themeColor="text1"/>
+                      <w:sz w:val="22"/>
+                      <w:szCs w:val="22"/>
+                    </w:rPr>
                   </w:pPr>
                   <w:r>
-                    <w:t>Rojo</w:t>
+                    <w:rPr>
+                      <w:color w:val="000000" w:themeColor="text1"/>
+                      <w:sz w:val="22"/>
+                      <w:szCs w:val="22"/>
+                    </w:rPr>
+                    <w:t>20%</w:t>
                   </w:r>
                 </w:p>
               </w:tc>
               <w:tc>
                 <w:tcPr>
-                  <w:tcW w:w="2110" w:type="dxa"/>
-                  <w:gridSpan w:val="2"/>
-                  <w:shd w:val="clear" w:color="auto" w:fill="FF9393"/>
+                  <w:tcW w:w="1984" w:type="dxa"/>
+                  <w:vMerge/>
                 </w:tcPr>
                 <w:p>
                   <w:pPr>
-                    <w:pStyle w:val="Prrafodelista"/>
-                    <w:ind w:left="0"/>
+                    <w:jc w:val="both"/>
+                    <w:rPr>
+                      <w:color w:val="000000" w:themeColor="text1"/>
+                      <w:sz w:val="24"/>
+                      <w:szCs w:val="24"/>
+                    </w:rPr>
+                  </w:pPr>
+                </w:p>
+              </w:tc>
+              <w:tc>
+                <w:tcPr>
+                  <w:tcW w:w="1223" w:type="dxa"/>
+                  <w:vMerge w:val="restart"/>
+                </w:tcPr>
+                <w:p>
+                  <w:pPr>
+                    <w:jc w:val="both"/>
+                    <w:rPr>
+                      <w:color w:val="000000" w:themeColor="text1"/>
+                      <w:sz w:val="22"/>
+                      <w:szCs w:val="22"/>
+                    </w:rPr>
                   </w:pPr>
                   <w:r>
-                    <w:t>#FF9393</w:t>
+                    <w:rPr>
+                      <w:color w:val="000000" w:themeColor="text1"/>
+                      <w:sz w:val="22"/>
+                      <w:szCs w:val="22"/>
+                    </w:rPr>
+                    <w:t>#000000</w:t>
+                  </w:r>
+                </w:p>
+              </w:tc>
+              <w:tc>
+                <w:tcPr>
+                  <w:tcW w:w="1039" w:type="dxa"/>
+                  <w:vMerge w:val="restart"/>
+                </w:tcPr>
+                <w:p>
+                  <w:pPr>
+                    <w:jc w:val="both"/>
+                    <w:rPr>
+                      <w:color w:val="000000" w:themeColor="text1"/>
+                      <w:sz w:val="22"/>
+                      <w:szCs w:val="22"/>
+                    </w:rPr>
+                  </w:pPr>
+                  <w:r>
+                    <w:rPr>
+                      <w:color w:val="000000" w:themeColor="text1"/>
+                      <w:sz w:val="22"/>
+                      <w:szCs w:val="22"/>
+                    </w:rPr>
+                    <w:t>26</w:t>
+                  </w:r>
+                  <w:r>
+                    <w:rPr>
+                      <w:color w:val="000000" w:themeColor="text1"/>
+                      <w:sz w:val="22"/>
+                      <w:szCs w:val="22"/>
+                    </w:rPr>
+                    <w:t>%</w:t>
+                  </w:r>
+                </w:p>
+              </w:tc>
+            </w:tr>
+            <w:tr>
+              <w:trPr>
+                <w:trHeight w:val="294"/>
+              </w:trPr>
+              <w:tc>
+                <w:tcPr>
+                  <w:tcW w:w="2127" w:type="dxa"/>
+                  <w:vMerge/>
+                </w:tcPr>
+                <w:p>
+                  <w:pPr>
+                    <w:jc w:val="both"/>
+                    <w:rPr>
+                      <w:color w:val="000000" w:themeColor="text1"/>
+                      <w:sz w:val="24"/>
+                      <w:szCs w:val="24"/>
+                    </w:rPr>
+                  </w:pPr>
+                </w:p>
+              </w:tc>
+              <w:tc>
+                <w:tcPr>
+                  <w:tcW w:w="1275" w:type="dxa"/>
+                </w:tcPr>
+                <w:p>
+                  <w:pPr>
+                    <w:jc w:val="both"/>
+                    <w:rPr>
+                      <w:color w:val="000000" w:themeColor="text1"/>
+                      <w:sz w:val="22"/>
+                      <w:szCs w:val="22"/>
+                    </w:rPr>
+                  </w:pPr>
+                  <w:r>
+                    <w:rPr>
+                      <w:color w:val="000000" w:themeColor="text1"/>
+                      <w:sz w:val="22"/>
+                      <w:szCs w:val="22"/>
+                    </w:rPr>
+                    <w:t>#5e6a6a</w:t>
+                  </w:r>
+                </w:p>
+              </w:tc>
+              <w:tc>
+                <w:tcPr>
+                  <w:tcW w:w="851" w:type="dxa"/>
+                </w:tcPr>
+                <w:p>
+                  <w:pPr>
+                    <w:jc w:val="both"/>
+                    <w:rPr>
+                      <w:color w:val="000000" w:themeColor="text1"/>
+                      <w:sz w:val="22"/>
+                      <w:szCs w:val="22"/>
+                    </w:rPr>
+                  </w:pPr>
+                  <w:r>
+                    <w:rPr>
+                      <w:color w:val="000000" w:themeColor="text1"/>
+                      <w:sz w:val="22"/>
+                      <w:szCs w:val="22"/>
+                    </w:rPr>
+                    <w:t>18%</w:t>
+                  </w:r>
+                </w:p>
+              </w:tc>
+              <w:tc>
+                <w:tcPr>
+                  <w:tcW w:w="1984" w:type="dxa"/>
+                  <w:vMerge/>
+                </w:tcPr>
+                <w:p>
+                  <w:pPr>
+                    <w:jc w:val="both"/>
+                    <w:rPr>
+                      <w:color w:val="000000" w:themeColor="text1"/>
+                      <w:sz w:val="24"/>
+                      <w:szCs w:val="24"/>
+                    </w:rPr>
+                  </w:pPr>
+                </w:p>
+              </w:tc>
+              <w:tc>
+                <w:tcPr>
+                  <w:tcW w:w="1223" w:type="dxa"/>
+                  <w:vMerge/>
+                </w:tcPr>
+                <w:p>
+                  <w:pPr>
+                    <w:jc w:val="both"/>
+                    <w:rPr>
+                      <w:color w:val="000000" w:themeColor="text1"/>
+                      <w:sz w:val="22"/>
+                      <w:szCs w:val="22"/>
+                    </w:rPr>
+                  </w:pPr>
+                </w:p>
+              </w:tc>
+              <w:tc>
+                <w:tcPr>
+                  <w:tcW w:w="1039" w:type="dxa"/>
+                  <w:vMerge/>
+                </w:tcPr>
+                <w:p>
+                  <w:pPr>
+                    <w:jc w:val="both"/>
+                    <w:rPr>
+                      <w:color w:val="000000" w:themeColor="text1"/>
+                      <w:sz w:val="22"/>
+                      <w:szCs w:val="22"/>
+                    </w:rPr>
+                  </w:pPr>
+                </w:p>
+              </w:tc>
+            </w:tr>
+            <w:tr>
+              <w:trPr>
+                <w:trHeight w:val="294"/>
+              </w:trPr>
+              <w:tc>
+                <w:tcPr>
+                  <w:tcW w:w="2127" w:type="dxa"/>
+                  <w:vMerge/>
+                </w:tcPr>
+                <w:p>
+                  <w:pPr>
+                    <w:jc w:val="both"/>
+                    <w:rPr>
+                      <w:color w:val="000000" w:themeColor="text1"/>
+                      <w:sz w:val="24"/>
+                      <w:szCs w:val="24"/>
+                    </w:rPr>
+                  </w:pPr>
+                </w:p>
+              </w:tc>
+              <w:tc>
+                <w:tcPr>
+                  <w:tcW w:w="1275" w:type="dxa"/>
+                </w:tcPr>
+                <w:p>
+                  <w:pPr>
+                    <w:jc w:val="both"/>
+                    <w:rPr>
+                      <w:color w:val="000000" w:themeColor="text1"/>
+                      <w:sz w:val="22"/>
+                      <w:szCs w:val="22"/>
+                    </w:rPr>
+                  </w:pPr>
+                  <w:r>
+                    <w:rPr>
+                      <w:color w:val="000000" w:themeColor="text1"/>
+                      <w:sz w:val="22"/>
+                      <w:szCs w:val="22"/>
+                    </w:rPr>
+                    <w:t>#57aa02</w:t>
+                  </w:r>
+                </w:p>
+              </w:tc>
+              <w:tc>
+                <w:tcPr>
+                  <w:tcW w:w="851" w:type="dxa"/>
+                </w:tcPr>
+                <w:p>
+                  <w:pPr>
+                    <w:jc w:val="both"/>
+                    <w:rPr>
+                      <w:color w:val="000000" w:themeColor="text1"/>
+                      <w:sz w:val="22"/>
+                      <w:szCs w:val="22"/>
+                    </w:rPr>
+                  </w:pPr>
+                  <w:r>
+                    <w:rPr>
+                      <w:color w:val="000000" w:themeColor="text1"/>
+                      <w:sz w:val="22"/>
+                      <w:szCs w:val="22"/>
+                    </w:rPr>
+                    <w:t>18%</w:t>
+                  </w:r>
+                </w:p>
+              </w:tc>
+              <w:tc>
+                <w:tcPr>
+                  <w:tcW w:w="1984" w:type="dxa"/>
+                  <w:vMerge/>
+                </w:tcPr>
+                <w:p>
+                  <w:pPr>
+                    <w:jc w:val="both"/>
+                    <w:rPr>
+                      <w:color w:val="000000" w:themeColor="text1"/>
+                      <w:sz w:val="24"/>
+                      <w:szCs w:val="24"/>
+                    </w:rPr>
+                  </w:pPr>
+                </w:p>
+              </w:tc>
+              <w:tc>
+                <w:tcPr>
+                  <w:tcW w:w="1223" w:type="dxa"/>
+                </w:tcPr>
+                <w:p>
+                  <w:pPr>
+                    <w:jc w:val="both"/>
+                    <w:rPr>
+                      <w:color w:val="000000" w:themeColor="text1"/>
+                      <w:sz w:val="22"/>
+                      <w:szCs w:val="22"/>
+                    </w:rPr>
+                  </w:pPr>
+                  <w:r>
+                    <w:rPr>
+                      <w:color w:val="000000" w:themeColor="text1"/>
+                      <w:sz w:val="22"/>
+                      <w:szCs w:val="22"/>
+                    </w:rPr>
+                    <w:t>#09107c</w:t>
+                  </w:r>
+                </w:p>
+              </w:tc>
+              <w:tc>
+                <w:tcPr>
+                  <w:tcW w:w="1039" w:type="dxa"/>
+                </w:tcPr>
+                <w:p>
+                  <w:pPr>
+                    <w:jc w:val="both"/>
+                    <w:rPr>
+                      <w:color w:val="000000" w:themeColor="text1"/>
+                      <w:sz w:val="22"/>
+                      <w:szCs w:val="22"/>
+                    </w:rPr>
+                  </w:pPr>
+                  <w:r>
+                    <w:rPr>
+                      <w:color w:val="000000" w:themeColor="text1"/>
+                      <w:sz w:val="22"/>
+                      <w:szCs w:val="22"/>
+                    </w:rPr>
+                    <w:t>10%</w:t>
                   </w:r>
                 </w:p>
               </w:tc>
@@ -13007,7 +12337,7 @@
                           </pic:cNvPicPr>
                         </pic:nvPicPr>
                         <pic:blipFill>
-                          <a:blip r:embed="rId49" cstate="print">
+                          <a:blip r:embed="rId51" cstate="print">
                             <a:extLst>
                               <a:ext uri="{28A0092B-C50C-407E-A947-70E740481C1C}">
                                 <a14:useLocalDpi xmlns:a14="http://schemas.microsoft.com/office/drawing/2010/main" val="0"/>
@@ -13061,7 +12391,7 @@
                           <pic:cNvPicPr/>
                         </pic:nvPicPr>
                         <pic:blipFill>
-                          <a:blip r:embed="rId50"/>
+                          <a:blip r:embed="rId52"/>
                           <a:stretch>
                             <a:fillRect/>
                           </a:stretch>
@@ -13140,33 +12470,11 @@
               <w:pStyle w:val="Prrafodelista"/>
               <w:ind w:left="166"/>
             </w:pPr>
-            <w:proofErr w:type="spellStart"/>
             <w:r>
               <w:rPr>
                 <w:lang w:val="en-CA"/>
               </w:rPr>
-              <w:t>Estilo</w:t>
-            </w:r>
-            <w:proofErr w:type="spellEnd"/>
-            <w:r>
-              <w:rPr>
-                <w:lang w:val="en-CA"/>
-              </w:rPr>
-              <w:t xml:space="preserve">: </w:t>
-            </w:r>
-            <w:proofErr w:type="spellStart"/>
-            <w:r>
-              <w:rPr>
-                <w:lang w:val="en-CA"/>
-              </w:rPr>
-              <w:t>Caricaturesco</w:t>
-            </w:r>
-            <w:proofErr w:type="spellEnd"/>
-            <w:r>
-              <w:rPr>
-                <w:lang w:val="en-CA"/>
-              </w:rPr>
-              <w:t xml:space="preserve"> kawaii</w:t>
+              <w:t>Estilo: Caricaturesco kawaii</w:t>
             </w:r>
           </w:p>
         </w:tc>
@@ -13213,7 +12521,7 @@
                           </pic:cNvPicPr>
                         </pic:nvPicPr>
                         <pic:blipFill>
-                          <a:blip r:embed="rId21" cstate="print">
+                          <a:blip r:embed="rId13" cstate="print">
                             <a:extLst>
                               <a:ext uri="{28A0092B-C50C-407E-A947-70E740481C1C}">
                                 <a14:useLocalDpi xmlns:a14="http://schemas.microsoft.com/office/drawing/2010/main" val="0"/>
@@ -13266,7 +12574,7 @@
                           </pic:cNvPicPr>
                         </pic:nvPicPr>
                         <pic:blipFill>
-                          <a:blip r:embed="rId51" cstate="print">
+                          <a:blip r:embed="rId53" cstate="print">
                             <a:extLst>
                               <a:ext uri="{28A0092B-C50C-407E-A947-70E740481C1C}">
                                 <a14:useLocalDpi xmlns:a14="http://schemas.microsoft.com/office/drawing/2010/main" val="0"/>
@@ -13433,21 +12741,8 @@
                 <w:numId w:val="19"/>
               </w:numPr>
             </w:pPr>
-            <w:proofErr w:type="spellStart"/>
-            <w:r>
-              <w:t>Toon</w:t>
-            </w:r>
-            <w:proofErr w:type="spellEnd"/>
-            <w:r>
-              <w:t xml:space="preserve"> </w:t>
-            </w:r>
-            <w:proofErr w:type="spellStart"/>
-            <w:r>
-              <w:t>shader</w:t>
-            </w:r>
-            <w:proofErr w:type="spellEnd"/>
-            <w:r>
-              <w:t xml:space="preserve"> (base estilizada)</w:t>
+            <w:r>
+              <w:t>Toon shader (base estilizada)</w:t>
             </w:r>
           </w:p>
           <w:p>
@@ -13458,13 +12753,8 @@
                 <w:numId w:val="19"/>
               </w:numPr>
             </w:pPr>
-            <w:proofErr w:type="spellStart"/>
-            <w:r>
-              <w:t>Ramp</w:t>
-            </w:r>
-            <w:proofErr w:type="spellEnd"/>
-            <w:r>
-              <w:t xml:space="preserve"> (gradientes de color)</w:t>
+            <w:r>
+              <w:t>Ramp (gradientes de color)</w:t>
             </w:r>
           </w:p>
           <w:p>
@@ -13475,26 +12765,16 @@
                 <w:numId w:val="19"/>
               </w:numPr>
             </w:pPr>
-            <w:proofErr w:type="spellStart"/>
-            <w:r>
-              <w:t>Noise</w:t>
-            </w:r>
-            <w:proofErr w:type="spellEnd"/>
-            <w:r>
-              <w:t xml:space="preserve"> (variación superficial)</w:t>
+            <w:r>
+              <w:t>Noise (variación superficial)</w:t>
             </w:r>
           </w:p>
           <w:p>
             <w:pPr>
               <w:pStyle w:val="Prrafodelista"/>
             </w:pPr>
-            <w:proofErr w:type="spellStart"/>
-            <w:r>
-              <w:t>Specular</w:t>
-            </w:r>
-            <w:proofErr w:type="spellEnd"/>
-            <w:r>
-              <w:t xml:space="preserve"> (sensación táctil)</w:t>
+            <w:r>
+              <w:t>Specular (sensación táctil)</w:t>
             </w:r>
           </w:p>
         </w:tc>
@@ -13548,7 +12828,7 @@
                           </pic:cNvPicPr>
                         </pic:nvPicPr>
                         <pic:blipFill>
-                          <a:blip r:embed="rId52" cstate="print">
+                          <a:blip r:embed="rId54" cstate="print">
                             <a:extLst>
                               <a:ext uri="{28A0092B-C50C-407E-A947-70E740481C1C}">
                                 <a14:useLocalDpi xmlns:a14="http://schemas.microsoft.com/office/drawing/2010/main" val="0"/>
@@ -13653,7 +12933,7 @@
           <w:lang w:eastAsia="es-CO"/>
         </w:rPr>
         <w:sectPr>
-          <w:pgSz w:w="16840" w:h="21546" w:orient="landscape" w:code="9"/>
+          <w:pgSz w:w="16840" w:h="31185" w:orient="landscape" w:code="9"/>
           <w:pgMar w:top="1134" w:right="1134" w:bottom="1134" w:left="1134" w:header="709" w:footer="709" w:gutter="0"/>
           <w:pgNumType w:start="0"/>
           <w:cols w:space="708"/>
@@ -14051,7 +13331,7 @@
                           <pic:cNvPicPr/>
                         </pic:nvPicPr>
                         <pic:blipFill rotWithShape="1">
-                          <a:blip r:embed="rId53"/>
+                          <a:blip r:embed="rId55"/>
                           <a:srcRect l="1153" t="610" r="3284" b="373"/>
                           <a:stretch/>
                         </pic:blipFill>
@@ -14114,7 +13394,7 @@
                           <pic:cNvPicPr/>
                         </pic:nvPicPr>
                         <pic:blipFill rotWithShape="1">
-                          <a:blip r:embed="rId54"/>
+                          <a:blip r:embed="rId56"/>
                           <a:srcRect t="1049"/>
                           <a:stretch/>
                         </pic:blipFill>
@@ -14177,7 +13457,7 @@
                           <pic:cNvPicPr/>
                         </pic:nvPicPr>
                         <pic:blipFill rotWithShape="1">
-                          <a:blip r:embed="rId55"/>
+                          <a:blip r:embed="rId57"/>
                           <a:srcRect t="733"/>
                           <a:stretch/>
                         </pic:blipFill>
@@ -14239,7 +13519,7 @@
                 <w:szCs w:val="24"/>
                 <w:lang w:eastAsia="es-CO"/>
               </w:rPr>
-              <w:t xml:space="preserve">                            </w:t>
+              <w:t xml:space="preserve">           </w:t>
             </w:r>
             <w:r>
               <w:rPr>
@@ -14250,7 +13530,7 @@
                 <w:szCs w:val="24"/>
                 <w:lang w:eastAsia="es-CO"/>
               </w:rPr>
-              <w:t xml:space="preserve">  </w:t>
+              <w:t xml:space="preserve">   </w:t>
             </w:r>
             <w:r>
               <w:rPr>
@@ -14261,7 +13541,7 @@
                 <w:szCs w:val="24"/>
                 <w:lang w:eastAsia="es-CO"/>
               </w:rPr>
-              <w:t xml:space="preserve">                                             </w:t>
+              <w:t xml:space="preserve"> </w:t>
             </w:r>
             <w:r>
               <w:rPr>
@@ -14272,10 +13552,88 @@
                 <w:szCs w:val="24"/>
                 <w:lang w:eastAsia="es-CO"/>
               </w:rPr>
+              <w:t xml:space="preserve">  </w:t>
+            </w:r>
+            <w:r>
+              <w:rPr>
+                <w:rFonts w:eastAsia="Times New Roman" w:cstheme="minorHAnsi"/>
+                <w:noProof/>
+                <w:color w:val="000000"/>
+                <w:sz w:val="24"/>
+                <w:szCs w:val="24"/>
+                <w:lang w:eastAsia="es-CO"/>
+              </w:rPr>
+              <w:t xml:space="preserve">   </w:t>
+            </w:r>
+            <w:r>
+              <w:rPr>
+                <w:rFonts w:eastAsia="Times New Roman" w:cstheme="minorHAnsi"/>
+                <w:noProof/>
+                <w:color w:val="000000"/>
+                <w:sz w:val="24"/>
+                <w:szCs w:val="24"/>
+                <w:lang w:eastAsia="es-CO"/>
+              </w:rPr>
               <w:drawing>
-                <wp:inline distT="0" distB="0" distL="0" distR="0" wp14:anchorId="6F985EA8" wp14:editId="5900BB74">
-                  <wp:extent cx="1157605" cy="2878505"/>
-                  <wp:effectExtent l="0" t="0" r="4445" b="0"/>
+                <wp:inline distT="0" distB="0" distL="0" distR="0" wp14:anchorId="2669151A" wp14:editId="70776C76">
+                  <wp:extent cx="966513" cy="2905125"/>
+                  <wp:effectExtent l="0" t="0" r="5080" b="0"/>
+                  <wp:docPr id="51" name="Imagen 51"/>
+                  <wp:cNvGraphicFramePr>
+                    <a:graphicFrameLocks xmlns:a="http://schemas.openxmlformats.org/drawingml/2006/main" noChangeAspect="1"/>
+                  </wp:cNvGraphicFramePr>
+                  <a:graphic xmlns:a="http://schemas.openxmlformats.org/drawingml/2006/main">
+                    <a:graphicData uri="http://schemas.openxmlformats.org/drawingml/2006/picture">
+                      <pic:pic xmlns:pic="http://schemas.openxmlformats.org/drawingml/2006/picture">
+                        <pic:nvPicPr>
+                          <pic:cNvPr id="1" name=""/>
+                          <pic:cNvPicPr/>
+                        </pic:nvPicPr>
+                        <pic:blipFill>
+                          <a:blip r:embed="rId58"/>
+                          <a:stretch>
+                            <a:fillRect/>
+                          </a:stretch>
+                        </pic:blipFill>
+                        <pic:spPr>
+                          <a:xfrm>
+                            <a:off x="0" y="0"/>
+                            <a:ext cx="975026" cy="2930714"/>
+                          </a:xfrm>
+                          <a:prstGeom prst="rect">
+                            <a:avLst/>
+                          </a:prstGeom>
+                        </pic:spPr>
+                      </pic:pic>
+                    </a:graphicData>
+                  </a:graphic>
+                </wp:inline>
+              </w:drawing>
+            </w:r>
+            <w:r>
+              <w:rPr>
+                <w:rFonts w:eastAsia="Times New Roman" w:cstheme="minorHAnsi"/>
+                <w:noProof/>
+                <w:color w:val="000000"/>
+                <w:sz w:val="24"/>
+                <w:szCs w:val="24"/>
+                <w:lang w:eastAsia="es-CO"/>
+              </w:rPr>
+              <w:t xml:space="preserve">                                    </w:t>
+            </w:r>
+            <w:r>
+              <w:rPr>
+                <w:rFonts w:eastAsia="Times New Roman" w:cstheme="minorHAnsi"/>
+                <w:noProof/>
+                <w:color w:val="000000"/>
+                <w:sz w:val="24"/>
+                <w:szCs w:val="24"/>
+                <w:lang w:eastAsia="es-CO"/>
+              </w:rPr>
+              <w:drawing>
+                <wp:inline distT="0" distB="0" distL="0" distR="0" wp14:anchorId="6F985EA8" wp14:editId="0BD8F929">
+                  <wp:extent cx="909637" cy="2261909"/>
+                  <wp:effectExtent l="0" t="0" r="5080" b="5080"/>
                   <wp:docPr id="17" name="Imagen 17"/>
                   <wp:cNvGraphicFramePr>
                     <a:graphicFrameLocks xmlns:a="http://schemas.openxmlformats.org/drawingml/2006/main" noChangeAspect="1"/>
@@ -14288,14 +13646,14 @@
                           <pic:cNvPicPr/>
                         </pic:nvPicPr>
                         <pic:blipFill rotWithShape="1">
-                          <a:blip r:embed="rId56"/>
+                          <a:blip r:embed="rId59"/>
                           <a:srcRect t="617" b="1"/>
                           <a:stretch/>
                         </pic:blipFill>
                         <pic:spPr bwMode="auto">
                           <a:xfrm>
                             <a:off x="0" y="0"/>
-                            <a:ext cx="1161165" cy="2887357"/>
+                            <a:ext cx="920917" cy="2289958"/>
                           </a:xfrm>
                           <a:prstGeom prst="rect">
                             <a:avLst/>
@@ -14324,7 +13682,81 @@
                 <w:szCs w:val="24"/>
                 <w:lang w:eastAsia="es-CO"/>
               </w:rPr>
-              <w:t xml:space="preserve">                                     </w:t>
+              <w:t xml:space="preserve">                    </w:t>
+            </w:r>
+            <w:r>
+              <w:rPr>
+                <w:rFonts w:eastAsia="Times New Roman" w:cstheme="minorHAnsi"/>
+                <w:noProof/>
+                <w:color w:val="000000"/>
+                <w:sz w:val="24"/>
+                <w:szCs w:val="24"/>
+                <w:lang w:eastAsia="es-CO"/>
+              </w:rPr>
+              <w:t xml:space="preserve">               </w:t>
+            </w:r>
+            <w:r>
+              <w:rPr>
+                <w:rFonts w:eastAsia="Times New Roman" w:cstheme="minorHAnsi"/>
+                <w:noProof/>
+                <w:color w:val="000000"/>
+                <w:sz w:val="24"/>
+                <w:szCs w:val="24"/>
+                <w:lang w:eastAsia="es-CO"/>
+              </w:rPr>
+              <w:drawing>
+                <wp:inline distT="0" distB="0" distL="0" distR="0" wp14:anchorId="0D8E2457" wp14:editId="2114C2EC">
+                  <wp:extent cx="909637" cy="2261909"/>
+                  <wp:effectExtent l="0" t="0" r="5080" b="5080"/>
+                  <wp:docPr id="53" name="Imagen 53"/>
+                  <wp:cNvGraphicFramePr>
+                    <a:graphicFrameLocks xmlns:a="http://schemas.openxmlformats.org/drawingml/2006/main" noChangeAspect="1"/>
+                  </wp:cNvGraphicFramePr>
+                  <a:graphic xmlns:a="http://schemas.openxmlformats.org/drawingml/2006/main">
+                    <a:graphicData uri="http://schemas.openxmlformats.org/drawingml/2006/picture">
+                      <pic:pic xmlns:pic="http://schemas.openxmlformats.org/drawingml/2006/picture">
+                        <pic:nvPicPr>
+                          <pic:cNvPr id="1" name=""/>
+                          <pic:cNvPicPr/>
+                        </pic:nvPicPr>
+                        <pic:blipFill rotWithShape="1">
+                          <a:blip r:embed="rId59"/>
+                          <a:srcRect t="617" b="1"/>
+                          <a:stretch/>
+                        </pic:blipFill>
+                        <pic:spPr bwMode="auto">
+                          <a:xfrm>
+                            <a:off x="0" y="0"/>
+                            <a:ext cx="920917" cy="2289958"/>
+                          </a:xfrm>
+                          <a:prstGeom prst="rect">
+                            <a:avLst/>
+                          </a:prstGeom>
+                          <a:ln>
+                            <a:noFill/>
+                          </a:ln>
+                          <a:extLst>
+                            <a:ext uri="{53640926-AAD7-44D8-BBD7-CCE9431645EC}">
+                              <a14:shadowObscured xmlns:a14="http://schemas.microsoft.com/office/drawing/2010/main"/>
+                            </a:ext>
+                          </a:extLst>
+                        </pic:spPr>
+                      </pic:pic>
+                    </a:graphicData>
+                  </a:graphic>
+                </wp:inline>
+              </w:drawing>
+            </w:r>
+            <w:r>
+              <w:rPr>
+                <w:rFonts w:eastAsia="Times New Roman" w:cstheme="minorHAnsi"/>
+                <w:noProof/>
+                <w:color w:val="000000"/>
+                <w:sz w:val="24"/>
+                <w:szCs w:val="24"/>
+                <w:lang w:eastAsia="es-CO"/>
+              </w:rPr>
+              <w:t xml:space="preserve">                 </w:t>
             </w:r>
           </w:p>
         </w:tc>
@@ -14524,11 +13956,7 @@
               <w:t>Interpenetración</w:t>
             </w:r>
             <w:r>
-              <w:t xml:space="preserve"> o superposición de primitivas: </w:t>
-            </w:r>
-            <w:proofErr w:type="gramStart"/>
-            <w:r>
-              <w:t xml:space="preserve">SIEMPRE </w:t>
+              <w:t xml:space="preserve"> o superposición de primitivas: SIEMPRE </w:t>
             </w:r>
             <w:r>
               <w:rPr>
@@ -14544,16 +13972,7 @@
                 <w:bCs/>
                 <w:color w:val="00C6BB" w:themeColor="accent1"/>
               </w:rPr>
-              <w:t>“</w:t>
-            </w:r>
-            <w:proofErr w:type="gramEnd"/>
-            <w:r>
-              <w:rPr>
-                <w:b/>
-                <w:bCs/>
-                <w:color w:val="00C6BB" w:themeColor="accent1"/>
-              </w:rPr>
-              <w:t xml:space="preserve">m” </w:t>
+              <w:t xml:space="preserve">“m” </w:t>
             </w:r>
             <w:r>
               <w:rPr>
@@ -14910,15 +14329,7 @@
           <w:p/>
           <w:p>
             <w:r>
-              <w:t xml:space="preserve">Inicialmente, el código es desarrollado en el entorno de programación Visual Studio </w:t>
-            </w:r>
-            <w:proofErr w:type="spellStart"/>
-            <w:r>
-              <w:t>Code</w:t>
-            </w:r>
-            <w:proofErr w:type="spellEnd"/>
-            <w:r>
-              <w:t>, utilizando el lenguaje Python para la implementación de la lógica generativa. Paralelamente, el control de versiones se gestiona mediante Git, lo que permite mantener un seguimiento organizado de los cambios y facilitar la iteración del sistema.</w:t>
+              <w:t>Inicialmente, el código es desarrollado en el entorno de programación Visual Studio Code, utilizando el lenguaje Python para la implementación de la lógica generativa. Paralelamente, el control de versiones se gestiona mediante Git, lo que permite mantener un seguimiento organizado de los cambios y facilitar la iteración del sistema.</w:t>
             </w:r>
           </w:p>
           <w:p/>
@@ -14987,7 +14398,7 @@
                           </pic:cNvPicPr>
                         </pic:nvPicPr>
                         <pic:blipFill>
-                          <a:blip r:embed="rId57" cstate="print">
+                          <a:blip r:embed="rId60" cstate="print">
                             <a:extLst>
                               <a:ext uri="{28A0092B-C50C-407E-A947-70E740481C1C}">
                                 <a14:useLocalDpi xmlns:a14="http://schemas.microsoft.com/office/drawing/2010/main" val="0"/>
@@ -15250,7 +14661,7 @@
                           </pic:cNvPicPr>
                         </pic:nvPicPr>
                         <pic:blipFill>
-                          <a:blip r:embed="rId58">
+                          <a:blip r:embed="rId61">
                             <a:extLst>
                               <a:ext uri="{28A0092B-C50C-407E-A947-70E740481C1C}">
                                 <a14:useLocalDpi xmlns:a14="http://schemas.microsoft.com/office/drawing/2010/main" val="0"/>
@@ -15489,7 +14900,6 @@
         </w:rPr>
         <w:br/>
       </w:r>
-      <w:proofErr w:type="spellStart"/>
       <w:r>
         <w:rPr>
           <w:b/>
@@ -15497,17 +14907,7 @@
           <w:sz w:val="24"/>
           <w:szCs w:val="24"/>
         </w:rPr>
-        <w:t>Rigging</w:t>
-      </w:r>
-      <w:proofErr w:type="spellEnd"/>
-      <w:r>
-        <w:rPr>
-          <w:b/>
-          <w:bCs/>
-          <w:sz w:val="24"/>
-          <w:szCs w:val="24"/>
-        </w:rPr>
-        <w:t xml:space="preserve"> procedural</w:t>
+        <w:t>Rigging procedural</w:t>
       </w:r>
     </w:p>
     <w:p>
@@ -15522,23 +14922,7 @@
           <w:sz w:val="24"/>
           <w:szCs w:val="24"/>
         </w:rPr>
-        <w:t xml:space="preserve">El </w:t>
-      </w:r>
-      <w:proofErr w:type="spellStart"/>
-      <w:r>
-        <w:rPr>
-          <w:sz w:val="24"/>
-          <w:szCs w:val="24"/>
-        </w:rPr>
-        <w:t>rigging</w:t>
-      </w:r>
-      <w:proofErr w:type="spellEnd"/>
-      <w:r>
-        <w:rPr>
-          <w:sz w:val="24"/>
-          <w:szCs w:val="24"/>
-        </w:rPr>
-        <w:t xml:space="preserve"> procedural </w:t>
+        <w:t xml:space="preserve">El rigging procedural </w:t>
       </w:r>
       <w:r>
         <w:rPr>
@@ -15566,23 +14950,7 @@
           <w:sz w:val="24"/>
           <w:szCs w:val="24"/>
         </w:rPr>
-        <w:t xml:space="preserve"> de estructuras de control (</w:t>
-      </w:r>
-      <w:proofErr w:type="spellStart"/>
-      <w:r>
-        <w:rPr>
-          <w:sz w:val="24"/>
-          <w:szCs w:val="24"/>
-        </w:rPr>
-        <w:t>rigs</w:t>
-      </w:r>
-      <w:proofErr w:type="spellEnd"/>
-      <w:r>
-        <w:rPr>
-          <w:sz w:val="24"/>
-          <w:szCs w:val="24"/>
-        </w:rPr>
-        <w:t>) basadas en reglas y configuraciones predefinidas, permitiendo que modelos generados dinámicamente puedan ser animados sin intervención manual directa en cada caso.</w:t>
+        <w:t xml:space="preserve"> de estructuras de control (rigs) basadas en reglas y configuraciones predefinidas, permitiendo que modelos generados dinámicamente puedan ser animados sin intervención manual directa en cada caso.</w:t>
       </w:r>
     </w:p>
     <w:p>
@@ -15675,17 +15043,7 @@
           <w:szCs w:val="24"/>
           <w:lang w:eastAsia="es-CO"/>
         </w:rPr>
-        <w:t xml:space="preserve"> </w:t>
-      </w:r>
-      <w:proofErr w:type="gramStart"/>
-      <w:r>
-        <w:rPr>
-          <w:rFonts w:eastAsia="Times New Roman" w:cs="Times New Roman"/>
-          <w:sz w:val="24"/>
-          <w:szCs w:val="24"/>
-          <w:lang w:eastAsia="es-CO"/>
-        </w:rPr>
-        <w:t>y  s</w:t>
+        <w:t xml:space="preserve"> y  s</w:t>
       </w:r>
       <w:r>
         <w:rPr>
@@ -15694,57 +15052,7 @@
           <w:szCs w:val="24"/>
           <w:lang w:eastAsia="es-CO"/>
         </w:rPr>
-        <w:t>istema</w:t>
-      </w:r>
-      <w:proofErr w:type="gramEnd"/>
-      <w:r>
-        <w:rPr>
-          <w:rFonts w:eastAsia="Times New Roman" w:cs="Times New Roman"/>
-          <w:sz w:val="24"/>
-          <w:szCs w:val="24"/>
-          <w:lang w:eastAsia="es-CO"/>
-        </w:rPr>
-        <w:t xml:space="preserve"> de columna (</w:t>
-      </w:r>
-      <w:proofErr w:type="spellStart"/>
-      <w:r>
-        <w:rPr>
-          <w:rFonts w:eastAsia="Times New Roman" w:cs="Times New Roman"/>
-          <w:sz w:val="24"/>
-          <w:szCs w:val="24"/>
-          <w:lang w:eastAsia="es-CO"/>
-        </w:rPr>
-        <w:t>spine</w:t>
-      </w:r>
-      <w:proofErr w:type="spellEnd"/>
-      <w:r>
-        <w:rPr>
-          <w:rFonts w:eastAsia="Times New Roman" w:cs="Times New Roman"/>
-          <w:sz w:val="24"/>
-          <w:szCs w:val="24"/>
-          <w:lang w:eastAsia="es-CO"/>
-        </w:rPr>
-        <w:t xml:space="preserve"> </w:t>
-      </w:r>
-      <w:proofErr w:type="spellStart"/>
-      <w:r>
-        <w:rPr>
-          <w:rFonts w:eastAsia="Times New Roman" w:cs="Times New Roman"/>
-          <w:sz w:val="24"/>
-          <w:szCs w:val="24"/>
-          <w:lang w:eastAsia="es-CO"/>
-        </w:rPr>
-        <w:t>rig</w:t>
-      </w:r>
-      <w:proofErr w:type="spellEnd"/>
-      <w:r>
-        <w:rPr>
-          <w:rFonts w:eastAsia="Times New Roman" w:cs="Times New Roman"/>
-          <w:sz w:val="24"/>
-          <w:szCs w:val="24"/>
-          <w:lang w:eastAsia="es-CO"/>
-        </w:rPr>
-        <w:t>)</w:t>
+        <w:t>istema de columna (spine rig)</w:t>
       </w:r>
       <w:r>
         <w:rPr>
@@ -15785,7 +15093,6 @@
           <w:szCs w:val="24"/>
         </w:rPr>
       </w:pPr>
-      <w:proofErr w:type="spellStart"/>
       <w:r>
         <w:rPr>
           <w:b/>
@@ -15793,17 +15100,7 @@
           <w:sz w:val="24"/>
           <w:szCs w:val="24"/>
         </w:rPr>
-        <w:t>Rigging</w:t>
-      </w:r>
-      <w:proofErr w:type="spellEnd"/>
-      <w:r>
-        <w:rPr>
-          <w:b/>
-          <w:bCs/>
-          <w:sz w:val="24"/>
-          <w:szCs w:val="24"/>
-        </w:rPr>
-        <w:t xml:space="preserve"> procedural</w:t>
+        <w:t>Rigging procedural</w:t>
       </w:r>
     </w:p>
     <w:p>
@@ -15851,19 +15148,8 @@
           <w:sz w:val="24"/>
           <w:szCs w:val="24"/>
         </w:rPr>
-        <w:t xml:space="preserve">Distribución del </w:t>
+        <w:t>Distribución del rig</w:t>
       </w:r>
-      <w:proofErr w:type="spellStart"/>
-      <w:r>
-        <w:rPr>
-          <w:b/>
-          <w:bCs/>
-          <w:sz w:val="24"/>
-          <w:szCs w:val="24"/>
-        </w:rPr>
-        <w:t>rig</w:t>
-      </w:r>
-      <w:proofErr w:type="spellEnd"/>
     </w:p>
     <w:p>
       <w:pPr>
@@ -15940,23 +15226,7 @@
           <w:sz w:val="24"/>
           <w:szCs w:val="24"/>
         </w:rPr>
-        <w:t xml:space="preserve">FK (Forward </w:t>
-      </w:r>
-      <w:proofErr w:type="spellStart"/>
-      <w:r>
-        <w:rPr>
-          <w:sz w:val="24"/>
-          <w:szCs w:val="24"/>
-        </w:rPr>
-        <w:t>Kinematics</w:t>
-      </w:r>
-      <w:proofErr w:type="spellEnd"/>
-      <w:r>
-        <w:rPr>
-          <w:sz w:val="24"/>
-          <w:szCs w:val="24"/>
-        </w:rPr>
-        <w:t>)</w:t>
+        <w:t>FK (Forward Kinematics)</w:t>
       </w:r>
       <w:r>
         <w:rPr>
@@ -15984,53 +15254,21 @@
           <w:sz w:val="24"/>
           <w:szCs w:val="24"/>
         </w:rPr>
-        <w:t xml:space="preserve">IK (Inverse </w:t>
-      </w:r>
-      <w:proofErr w:type="spellStart"/>
-      <w:r>
-        <w:rPr>
-          <w:sz w:val="24"/>
-          <w:szCs w:val="24"/>
-        </w:rPr>
-        <w:t>Kinematics</w:t>
-      </w:r>
-      <w:proofErr w:type="spellEnd"/>
-      <w:r>
-        <w:rPr>
-          <w:sz w:val="24"/>
-          <w:szCs w:val="24"/>
-        </w:rPr>
-        <w:t>)</w:t>
+        <w:t>IK (Inverse Kinematics)</w:t>
       </w:r>
       <w:r>
         <w:rPr>
           <w:sz w:val="24"/>
           <w:szCs w:val="24"/>
         </w:rPr>
-        <w:t xml:space="preserve"> </w:t>
-      </w:r>
-      <w:proofErr w:type="spellStart"/>
-      <w:r>
-        <w:rPr>
-          <w:sz w:val="24"/>
-          <w:szCs w:val="24"/>
-        </w:rPr>
-        <w:t>o</w:t>
+        <w:t xml:space="preserve"> o</w:t>
       </w:r>
       <w:r>
         <w:rPr>
           <w:sz w:val="24"/>
           <w:szCs w:val="24"/>
         </w:rPr>
-        <w:t>control</w:t>
-      </w:r>
-      <w:proofErr w:type="spellEnd"/>
-      <w:r>
-        <w:rPr>
-          <w:sz w:val="24"/>
-          <w:szCs w:val="24"/>
-        </w:rPr>
-        <w:t xml:space="preserve"> por posición con estabilidad</w:t>
+        <w:t>control por posición con estabilidad</w:t>
       </w:r>
       <w:r>
         <w:rPr>
@@ -16078,55 +15316,7 @@
           <w:sz w:val="24"/>
           <w:szCs w:val="24"/>
         </w:rPr>
-        <w:t>El tronco se controla mediante un sistema de columna procedural (</w:t>
-      </w:r>
-      <w:proofErr w:type="spellStart"/>
-      <w:r>
-        <w:rPr>
-          <w:sz w:val="24"/>
-          <w:szCs w:val="24"/>
-        </w:rPr>
-        <w:t>spine</w:t>
-      </w:r>
-      <w:proofErr w:type="spellEnd"/>
-      <w:r>
-        <w:rPr>
-          <w:sz w:val="24"/>
-          <w:szCs w:val="24"/>
-        </w:rPr>
-        <w:t xml:space="preserve"> </w:t>
-      </w:r>
-      <w:proofErr w:type="spellStart"/>
-      <w:r>
-        <w:rPr>
-          <w:sz w:val="24"/>
-          <w:szCs w:val="24"/>
-        </w:rPr>
-        <w:t>rig</w:t>
-      </w:r>
-      <w:proofErr w:type="spellEnd"/>
-      <w:r>
-        <w:rPr>
-          <w:sz w:val="24"/>
-          <w:szCs w:val="24"/>
-        </w:rPr>
-        <w:t xml:space="preserve">) basado en una curva </w:t>
-      </w:r>
-      <w:proofErr w:type="spellStart"/>
-      <w:r>
-        <w:rPr>
-          <w:sz w:val="24"/>
-          <w:szCs w:val="24"/>
-        </w:rPr>
-        <w:t>spline</w:t>
-      </w:r>
-      <w:proofErr w:type="spellEnd"/>
-      <w:r>
-        <w:rPr>
-          <w:sz w:val="24"/>
-          <w:szCs w:val="24"/>
-        </w:rPr>
-        <w:t>, permitiendo:</w:t>
+        <w:t>El tronco se controla mediante un sistema de columna procedural (spine rig) basado en una curva spline, permitiendo:</w:t>
       </w:r>
       <w:r>
         <w:rPr>
@@ -16161,23 +15351,7 @@
           <w:sz w:val="24"/>
           <w:szCs w:val="24"/>
         </w:rPr>
-        <w:t xml:space="preserve">, </w:t>
-      </w:r>
-      <w:proofErr w:type="spellStart"/>
-      <w:r>
-        <w:rPr>
-          <w:sz w:val="24"/>
-          <w:szCs w:val="24"/>
-        </w:rPr>
-        <w:t>ademas</w:t>
-      </w:r>
-      <w:proofErr w:type="spellEnd"/>
-      <w:r>
-        <w:rPr>
-          <w:sz w:val="24"/>
-          <w:szCs w:val="24"/>
-        </w:rPr>
-        <w:t xml:space="preserve"> de </w:t>
+        <w:t xml:space="preserve">, ademas de </w:t>
       </w:r>
       <w:r>
         <w:rPr>
@@ -16307,7 +15481,6 @@
           <w:szCs w:val="24"/>
         </w:rPr>
       </w:pPr>
-      <w:proofErr w:type="spellStart"/>
       <w:r>
         <w:rPr>
           <w:b/>
@@ -16330,7 +15503,6 @@
         </w:rPr>
         <w:t>ireframe</w:t>
       </w:r>
-      <w:proofErr w:type="spellEnd"/>
       <w:r>
         <w:rPr>
           <w:b/>
@@ -16393,39 +15565,7 @@
           <w:sz w:val="24"/>
           <w:szCs w:val="24"/>
         </w:rPr>
-        <w:t xml:space="preserve">La primera sección corresponde a la selección de primitivas </w:t>
-      </w:r>
-      <w:proofErr w:type="gramStart"/>
-      <w:r>
-        <w:rPr>
-          <w:sz w:val="24"/>
-          <w:szCs w:val="24"/>
-        </w:rPr>
-        <w:t>geométricas base</w:t>
-      </w:r>
-      <w:proofErr w:type="gramEnd"/>
-      <w:r>
-        <w:rPr>
-          <w:sz w:val="24"/>
-          <w:szCs w:val="24"/>
-        </w:rPr>
-        <w:t>, mediante casillas de verificación (</w:t>
-      </w:r>
-      <w:proofErr w:type="spellStart"/>
-      <w:r>
-        <w:rPr>
-          <w:sz w:val="24"/>
-          <w:szCs w:val="24"/>
-        </w:rPr>
-        <w:t>checkbox</w:t>
-      </w:r>
-      <w:proofErr w:type="spellEnd"/>
-      <w:r>
-        <w:rPr>
-          <w:sz w:val="24"/>
-          <w:szCs w:val="24"/>
-        </w:rPr>
-        <w:t xml:space="preserve">). El usuario podrá elegir entre seis opciones: esfera, cubo, cilindro, cono, toroide y plano. </w:t>
+        <w:t xml:space="preserve">La primera sección corresponde a la selección de primitivas geométricas base, mediante casillas de verificación (checkbox). El usuario podrá elegir entre seis opciones: esfera, cubo, cilindro, cono, toroide y plano. </w:t>
       </w:r>
       <w:r>
         <w:rPr>
@@ -16510,23 +15650,7 @@
           <w:sz w:val="24"/>
           <w:szCs w:val="24"/>
         </w:rPr>
-        <w:t xml:space="preserve"> también a través de </w:t>
-      </w:r>
-      <w:proofErr w:type="spellStart"/>
-      <w:r>
-        <w:rPr>
-          <w:sz w:val="24"/>
-          <w:szCs w:val="24"/>
-        </w:rPr>
-        <w:t>checkbox</w:t>
-      </w:r>
-      <w:proofErr w:type="spellEnd"/>
-      <w:r>
-        <w:rPr>
-          <w:sz w:val="24"/>
-          <w:szCs w:val="24"/>
-        </w:rPr>
-        <w:t>. Las opciones disponibles serán:</w:t>
+        <w:t xml:space="preserve"> también a través de checkbox. Las opciones disponibles serán:</w:t>
       </w:r>
     </w:p>
     <w:p>
@@ -16677,23 +15801,7 @@
           <w:szCs w:val="24"/>
         </w:rPr>
         <w:lastRenderedPageBreak/>
-        <w:t xml:space="preserve">emoción se traducirá en una paleta cromática monocromática en tonos pastel y en variaciones de </w:t>
-      </w:r>
-      <w:proofErr w:type="spellStart"/>
-      <w:r>
-        <w:rPr>
-          <w:sz w:val="24"/>
-          <w:szCs w:val="24"/>
-        </w:rPr>
-        <w:t>shader</w:t>
-      </w:r>
-      <w:proofErr w:type="spellEnd"/>
-      <w:r>
-        <w:rPr>
-          <w:sz w:val="24"/>
-          <w:szCs w:val="24"/>
-        </w:rPr>
-        <w:t xml:space="preserve"> que sugieren cualidades táctiles y sensoriales:</w:t>
+        <w:t>emoción se traducirá en una paleta cromática monocromática en tonos pastel y en variaciones de shader que sugieren cualidades táctiles y sensoriales:</w:t>
       </w:r>
     </w:p>
     <w:p>
@@ -16873,37 +15981,12 @@
           <w:szCs w:val="24"/>
         </w:rPr>
       </w:pPr>
-      <w:proofErr w:type="spellStart"/>
       <w:r>
         <w:rPr>
           <w:sz w:val="24"/>
           <w:szCs w:val="24"/>
         </w:rPr>
-        <w:t>Noise</w:t>
-      </w:r>
-      <w:proofErr w:type="spellEnd"/>
-      <w:r>
-        <w:rPr>
-          <w:sz w:val="24"/>
-          <w:szCs w:val="24"/>
-        </w:rPr>
-        <w:t xml:space="preserve">: para introducir </w:t>
-      </w:r>
-      <w:proofErr w:type="spellStart"/>
-      <w:r>
-        <w:rPr>
-          <w:sz w:val="24"/>
-          <w:szCs w:val="24"/>
-        </w:rPr>
-        <w:t>microvariaciones</w:t>
-      </w:r>
-      <w:proofErr w:type="spellEnd"/>
-      <w:r>
-        <w:rPr>
-          <w:sz w:val="24"/>
-          <w:szCs w:val="24"/>
-        </w:rPr>
-        <w:t xml:space="preserve"> sutiles en la superficie</w:t>
+        <w:t>Noise: para introducir microvariaciones sutiles en la superficie</w:t>
       </w:r>
       <w:r>
         <w:rPr>
@@ -16925,37 +16008,12 @@
           <w:szCs w:val="24"/>
         </w:rPr>
       </w:pPr>
-      <w:proofErr w:type="spellStart"/>
       <w:r>
         <w:rPr>
           <w:sz w:val="24"/>
           <w:szCs w:val="24"/>
         </w:rPr>
-        <w:t>Gradient</w:t>
-      </w:r>
-      <w:proofErr w:type="spellEnd"/>
-      <w:r>
-        <w:rPr>
-          <w:sz w:val="24"/>
-          <w:szCs w:val="24"/>
-        </w:rPr>
-        <w:t xml:space="preserve"> </w:t>
-      </w:r>
-      <w:proofErr w:type="spellStart"/>
-      <w:r>
-        <w:rPr>
-          <w:sz w:val="24"/>
-          <w:szCs w:val="24"/>
-        </w:rPr>
-        <w:t>Ramp</w:t>
-      </w:r>
-      <w:proofErr w:type="spellEnd"/>
-      <w:r>
-        <w:rPr>
-          <w:sz w:val="24"/>
-          <w:szCs w:val="24"/>
-        </w:rPr>
-        <w:t>: para generar transiciones suaves de color que refuercen la cohesión cromática y la profundidad visual.</w:t>
+        <w:t>Gradient Ramp: para generar transiciones suaves de color que refuercen la cohesión cromática y la profundidad visual.</w:t>
       </w:r>
     </w:p>
     <w:p>
@@ -16970,21 +16028,12 @@
           <w:szCs w:val="24"/>
         </w:rPr>
       </w:pPr>
-      <w:proofErr w:type="spellStart"/>
       <w:r>
         <w:rPr>
           <w:sz w:val="24"/>
           <w:szCs w:val="24"/>
         </w:rPr>
-        <w:t>Specular</w:t>
-      </w:r>
-      <w:proofErr w:type="spellEnd"/>
-      <w:r>
-        <w:rPr>
-          <w:sz w:val="24"/>
-          <w:szCs w:val="24"/>
-        </w:rPr>
-        <w:t>: para controlar el nivel de brillo y reflejo, aportando sensaciones como suavidad, opacidad o tersura según la emoción seleccionada.</w:t>
+        <w:t>Specular: para controlar el nivel de brillo y reflejo, aportando sensaciones como suavidad, opacidad o tersura según la emoción seleccionada.</w:t>
       </w:r>
     </w:p>
     <w:p>
@@ -17036,21 +16085,12 @@
           <w:szCs w:val="24"/>
         </w:rPr>
       </w:pPr>
-      <w:proofErr w:type="spellStart"/>
       <w:r>
         <w:rPr>
           <w:sz w:val="24"/>
           <w:szCs w:val="24"/>
         </w:rPr>
-        <w:t>Randomizar</w:t>
-      </w:r>
-      <w:proofErr w:type="spellEnd"/>
-      <w:r>
-        <w:rPr>
-          <w:sz w:val="24"/>
-          <w:szCs w:val="24"/>
-        </w:rPr>
-        <w:t>, que asignará valores aleatorios tanto a las primitivas, morfología y emoción, generando resultados inesperados que fomentan la exploración creativa.</w:t>
+        <w:t>Randomizar, que asignará valores aleatorios tanto a las primitivas, morfología y emoción, generando resultados inesperados que fomentan la exploración creativa.</w:t>
       </w:r>
     </w:p>
     <w:p>
@@ -17140,7 +16180,7 @@
                     </pic:cNvPicPr>
                   </pic:nvPicPr>
                   <pic:blipFill>
-                    <a:blip r:embed="rId63" cstate="print">
+                    <a:blip r:embed="rId66" cstate="print">
                       <a:extLst>
                         <a:ext uri="{28A0092B-C50C-407E-A947-70E740481C1C}">
                           <a14:useLocalDpi xmlns:a14="http://schemas.microsoft.com/office/drawing/2010/main" val="0"/>
@@ -17237,7 +16277,7 @@
                     <pic:cNvPicPr/>
                   </pic:nvPicPr>
                   <pic:blipFill>
-                    <a:blip r:embed="rId64"/>
+                    <a:blip r:embed="rId67"/>
                     <a:stretch>
                       <a:fillRect/>
                     </a:stretch>
